--- a/lspb-64-bits/LSPB UM.docx
+++ b/lspb-64-bits/LSPB UM.docx
@@ -413,8 +413,71 @@
         </w:tc>
       </w:tr>
       <w:tr>
+        <w:tc>
+          <w:tcPr>
+            <w:tcW w:w="1101" w:type="dxa"/>
+          </w:tcPr>
+          <w:p>
+            <w:pPr>
+              <w:spacing w:after="200" w:line="276" w:lineRule="auto"/>
+              <w:jc w:val="center"/>
+            </w:pPr>
+            <w:r>
+              <w:t>4.1</w:t>
+            </w:r>
+          </w:p>
+        </w:tc>
+        <w:tc>
+          <w:tcPr>
+            <w:tcW w:w="1275" w:type="dxa"/>
+          </w:tcPr>
+          <w:p>
+            <w:pPr>
+              <w:spacing w:after="200" w:line="276" w:lineRule="auto"/>
+              <w:jc w:val="center"/>
+            </w:pPr>
+            <w:r>
+              <w:t>11/11/2019</w:t>
+            </w:r>
+          </w:p>
+        </w:tc>
+        <w:tc>
+          <w:tcPr>
+            <w:tcW w:w="7170" w:type="dxa"/>
+          </w:tcPr>
+          <w:p>
+            <w:pPr>
+              <w:spacing w:after="200" w:line="276" w:lineRule="auto"/>
+              <w:rPr>
+                <w:lang w:val="en-US"/>
+              </w:rPr>
+            </w:pPr>
+            <w:r>
+              <w:rPr>
+                <w:lang w:val="en-US"/>
+              </w:rPr>
+              <w:t>LSPB version 3.5 beta</w:t>
+            </w:r>
+          </w:p>
+          <w:p>
+            <w:pPr>
+              <w:spacing w:after="200" w:line="276" w:lineRule="auto"/>
+              <w:rPr>
+                <w:lang w:val="en-US"/>
+              </w:rPr>
+            </w:pPr>
+            <w:r>
+              <w:rPr>
+                <w:lang w:val="en-US"/>
+              </w:rPr>
+              <w:t>See change bars</w:t>
+            </w:r>
+          </w:p>
+        </w:tc>
+      </w:tr>
+      <w:tr>
         <w:trPr>
-          <w:ins w:id="0" w:author="Pascal Heude" w:date="2019-11-11T14:58:00Z"/>
+          <w:ins w:id="0" w:author="Pascal Heude" w:date="2026-07-29T22:32:00Z"/>
         </w:trPr>
         <w:tc>
           <w:tcPr>
@@ -425,12 +488,12 @@
               <w:spacing w:after="200" w:line="276" w:lineRule="auto"/>
               <w:jc w:val="center"/>
               <w:rPr>
-                <w:ins w:id="1" w:author="Pascal Heude" w:date="2019-11-11T14:58:00Z"/>
+                <w:ins w:id="1" w:author="Pascal Heude" w:date="2026-07-29T22:32:00Z"/>
               </w:rPr>
             </w:pPr>
-            <w:ins w:id="2" w:author="Pascal Heude" w:date="2019-11-11T14:58:00Z">
+            <w:ins w:id="2" w:author="Pascal Heude" w:date="2026-07-29T22:32:00Z">
               <w:r>
-                <w:t>4.1</w:t>
+                <w:t>4.2</w:t>
               </w:r>
             </w:ins>
           </w:p>
@@ -444,12 +507,12 @@
               <w:spacing w:after="200" w:line="276" w:lineRule="auto"/>
               <w:jc w:val="center"/>
               <w:rPr>
-                <w:ins w:id="3" w:author="Pascal Heude" w:date="2019-11-11T14:58:00Z"/>
+                <w:ins w:id="3" w:author="Pascal Heude" w:date="2026-07-29T22:32:00Z"/>
               </w:rPr>
             </w:pPr>
-            <w:ins w:id="4" w:author="Pascal Heude" w:date="2019-11-11T14:58:00Z">
+            <w:ins w:id="4" w:author="Pascal Heude" w:date="2026-07-29T22:32:00Z">
               <w:r>
-                <w:t>11/11/2019</w:t>
+                <w:t>29/07/2026</w:t>
               </w:r>
             </w:ins>
           </w:p>
@@ -462,16 +525,16 @@
             <w:pPr>
               <w:spacing w:after="200" w:line="276" w:lineRule="auto"/>
               <w:rPr>
-                <w:ins w:id="5" w:author="Pascal Heude" w:date="2019-11-11T14:58:00Z"/>
+                <w:ins w:id="5" w:author="Pascal Heude" w:date="2026-07-29T22:32:00Z"/>
                 <w:lang w:val="en-US"/>
               </w:rPr>
             </w:pPr>
-            <w:ins w:id="6" w:author="Pascal Heude" w:date="2019-11-11T14:58:00Z">
+            <w:ins w:id="6" w:author="Pascal Heude" w:date="2026-07-29T22:32:00Z">
               <w:r>
                 <w:rPr>
                   <w:lang w:val="en-US"/>
                 </w:rPr>
-                <w:t>LSPB version 3.5 beta</w:t>
+                <w:t>LSPB version 3.6 beta</w:t>
               </w:r>
             </w:ins>
           </w:p>
@@ -479,11 +542,11 @@
             <w:pPr>
               <w:spacing w:after="200" w:line="276" w:lineRule="auto"/>
               <w:rPr>
-                <w:ins w:id="7" w:author="Pascal Heude" w:date="2019-11-11T14:58:00Z"/>
+                <w:ins w:id="7" w:author="Pascal Heude" w:date="2026-07-29T22:32:00Z"/>
                 <w:lang w:val="en-US"/>
               </w:rPr>
             </w:pPr>
-            <w:ins w:id="8" w:author="Pascal Heude" w:date="2019-11-11T14:59:00Z">
+            <w:ins w:id="8" w:author="Pascal Heude" w:date="2026-07-29T22:32:00Z">
               <w:r>
                 <w:rPr>
                   <w:lang w:val="en-US"/>
@@ -4759,193 +4822,487 @@
           <w:lang w:val="en-US"/>
         </w:rPr>
       </w:pPr>
-      <w:r>
-        <w:rPr>
-          <w:lang w:val="en-US"/>
-        </w:rPr>
-        <w:t>1.</w:t>
-      </w:r>
-      <w:r>
-        <w:rPr>
-          <w:lang w:val="en-US"/>
-        </w:rPr>
-        <w:t>8</w:t>
-      </w:r>
-      <w:r>
-        <w:rPr>
-          <w:lang w:val="en-US"/>
-        </w:rPr>
-        <w:t>.0 2</w:t>
-      </w:r>
-      <w:r>
-        <w:rPr>
-          <w:lang w:val="en-US"/>
-        </w:rPr>
-        <w:t>21</w:t>
-      </w:r>
-    </w:p>
-    <w:p>
-      <w:pPr>
-        <w:spacing w:after="120"/>
-        <w:rPr>
-          <w:lang w:val="en-US"/>
-        </w:rPr>
-      </w:pPr>
-      <w:r>
-        <w:rPr>
-          <w:lang w:val="en-US"/>
-        </w:rPr>
-        <w:t>This version is 64 bits only. It requests a JRE 64 bits. The 32 bits version is abandoned</w:t>
-      </w:r>
-      <w:r>
-        <w:rPr>
-          <w:lang w:val="en-US"/>
-        </w:rPr>
-        <w:t>.</w:t>
-      </w:r>
-    </w:p>
-    <w:p>
-      <w:pPr>
-        <w:spacing w:after="120"/>
-        <w:rPr>
-          <w:ins w:id="10" w:author="Pascal Heude" w:date="2019-11-11T15:00:00Z"/>
-          <w:lang w:val="en-US"/>
-        </w:rPr>
-      </w:pPr>
-      <w:ins w:id="11" w:author="Pascal Heude" w:date="2019-11-11T15:00:00Z">
+      <w:ins w:id="10" w:author="Pascal Heude" w:date="2026-07-29T23:30:00Z">
         <w:r>
           <w:rPr>
             <w:lang w:val="en-US"/>
           </w:rPr>
-          <w:t>To know if the installed version of java in your computer is compatible with this version of LSPB, type the following command:</w:t>
+          <w:t>26.0.1 2026-04-21</w:t>
         </w:r>
       </w:ins>
-    </w:p>
-    <w:p>
-      <w:pPr>
-        <w:spacing w:after="120"/>
-        <w:ind w:left="708"/>
-        <w:rPr>
-          <w:ins w:id="12" w:author="Pascal Heude" w:date="2019-11-11T15:02:00Z"/>
-          <w:lang w:val="en-US"/>
-        </w:rPr>
-        <w:pPrChange w:id="13" w:author="Pascal Heude" w:date="2019-11-11T15:01:00Z">
-          <w:pPr>
-            <w:spacing w:after="120"/>
-          </w:pPr>
-        </w:pPrChange>
-      </w:pPr>
-      <w:ins w:id="14" w:author="Pascal Heude" w:date="2019-11-11T15:00:00Z">
+      <w:del w:id="11" w:author="Pascal Heude" w:date="2026-07-29T23:30:00Z">
         <w:r>
           <w:rPr>
             <w:lang w:val="en-US"/>
           </w:rPr>
-          <w:t xml:space="preserve">java </w:t>
-        </w:r>
-      </w:ins>
-      <w:ins w:id="15" w:author="Pascal Heude" w:date="2019-11-11T15:01:00Z">
-        <w:r>
-          <w:rPr>
-            <w:lang w:val="en-US"/>
-          </w:rPr>
-          <w:t xml:space="preserve">-d64 </w:t>
-        </w:r>
-      </w:ins>
-      <w:ins w:id="16" w:author="Pascal Heude" w:date="2019-11-11T15:02:00Z">
-        <w:r>
-          <w:rPr>
-            <w:lang w:val="en-US"/>
-          </w:rPr>
-          <w:t>–</w:t>
-        </w:r>
-      </w:ins>
-      <w:ins w:id="17" w:author="Pascal Heude" w:date="2019-11-11T15:01:00Z">
-        <w:r>
-          <w:rPr>
-            <w:lang w:val="en-US"/>
-          </w:rPr>
-          <w:t>version</w:t>
-        </w:r>
-      </w:ins>
-    </w:p>
-    <w:p>
-      <w:pPr>
-        <w:spacing w:after="120"/>
-        <w:rPr>
-          <w:ins w:id="18" w:author="Pascal Heude" w:date="2019-11-11T15:02:00Z"/>
-          <w:lang w:val="en-US"/>
-        </w:rPr>
-        <w:pPrChange w:id="19" w:author="Pascal Heude" w:date="2019-11-11T15:03:00Z">
-          <w:pPr>
-            <w:spacing w:after="120"/>
-          </w:pPr>
-        </w:pPrChange>
-      </w:pPr>
-      <w:ins w:id="20" w:author="Pascal Heude" w:date="2019-11-11T15:02:00Z">
-        <w:r>
-          <w:rPr>
-            <w:lang w:val="en-US"/>
-          </w:rPr>
-          <w:t>You shall not have the following result:</w:t>
-        </w:r>
-      </w:ins>
-    </w:p>
-    <w:p>
-      <w:pPr>
-        <w:ind w:left="709"/>
-        <w:rPr>
-          <w:ins w:id="21" w:author="Pascal Heude" w:date="2019-11-11T15:03:00Z"/>
-          <w:lang w:val="en-US"/>
-        </w:rPr>
-        <w:pPrChange w:id="22" w:author="Pascal Heude" w:date="2019-11-11T15:03:00Z">
-          <w:pPr>
-            <w:spacing w:after="120"/>
-            <w:ind w:left="708"/>
-          </w:pPr>
-        </w:pPrChange>
-      </w:pPr>
-      <w:ins w:id="23" w:author="Pascal Heude" w:date="2019-11-11T15:03:00Z">
-        <w:r>
-          <w:rPr>
-            <w:lang w:val="en-US"/>
-          </w:rPr>
-          <w:t xml:space="preserve">Error: This Java instance does not support a </w:t>
+          <w:delText>1.</w:delText>
         </w:r>
         <w:r>
           <w:rPr>
             <w:lang w:val="en-US"/>
           </w:rPr>
-          <w:t>64</w:t>
+          <w:delText>8</w:delText>
         </w:r>
         <w:r>
           <w:rPr>
             <w:lang w:val="en-US"/>
           </w:rPr>
-          <w:t>-bit JVM.</w:t>
+          <w:delText>.0 2</w:delText>
         </w:r>
-        <w:bookmarkStart w:id="24" w:name="_GoBack"/>
-        <w:bookmarkEnd w:id="24"/>
-      </w:ins>
-    </w:p>
-    <w:p>
-      <w:pPr>
-        <w:spacing w:after="120"/>
-        <w:ind w:left="708"/>
-        <w:rPr>
-          <w:lang w:val="en-US"/>
-        </w:rPr>
-        <w:pPrChange w:id="25" w:author="Pascal Heude" w:date="2019-11-11T15:01:00Z">
-          <w:pPr>
-            <w:spacing w:after="120"/>
-          </w:pPr>
-        </w:pPrChange>
-      </w:pPr>
-      <w:ins w:id="26" w:author="Pascal Heude" w:date="2019-11-11T15:03:00Z">
         <w:r>
           <w:rPr>
             <w:lang w:val="en-US"/>
           </w:rPr>
-          <w:t>Please install the desired version.</w:t>
+          <w:delText>21</w:delText>
+        </w:r>
+      </w:del>
+    </w:p>
+    <w:p>
+      <w:pPr>
+        <w:spacing w:after="120"/>
+        <w:rPr>
+          <w:lang w:val="en-US"/>
+        </w:rPr>
+      </w:pPr>
+      <w:r>
+        <w:rPr>
+          <w:lang w:val="en-US"/>
+        </w:rPr>
+        <w:t>This version is 64 bits only. It requests a JRE 64 bits. The 32 bits version is abandoned</w:t>
+      </w:r>
+      <w:r>
+        <w:rPr>
+          <w:lang w:val="en-US"/>
+        </w:rPr>
+        <w:t>.</w:t>
+      </w:r>
+    </w:p>
+    <w:p>
+      <w:pPr>
+        <w:spacing w:after="120"/>
+        <w:rPr>
+          <w:lang w:val="en-US"/>
+        </w:rPr>
+      </w:pPr>
+      <w:r>
+        <w:rPr>
+          <w:lang w:val="en-US"/>
+        </w:rPr>
+        <w:t>To know if the installed version of java in your computer is compatible with this version of LSPB, type the following command:</w:t>
+      </w:r>
+    </w:p>
+    <w:p>
+      <w:pPr>
+        <w:spacing w:after="120"/>
+        <w:ind w:left="708"/>
+        <w:rPr>
+          <w:lang w:val="en-US"/>
+        </w:rPr>
+      </w:pPr>
+      <w:proofErr w:type="gramStart"/>
+      <w:r>
+        <w:rPr>
+          <w:lang w:val="en-US"/>
+        </w:rPr>
+        <w:t>java</w:t>
+      </w:r>
+      <w:proofErr w:type="gramEnd"/>
+      <w:r>
+        <w:rPr>
+          <w:lang w:val="en-US"/>
+        </w:rPr>
+        <w:t xml:space="preserve"> -d64 –version</w:t>
+      </w:r>
+    </w:p>
+    <w:p>
+      <w:pPr>
+        <w:spacing w:after="120"/>
+        <w:rPr>
+          <w:lang w:val="en-US"/>
+        </w:rPr>
+      </w:pPr>
+      <w:r>
+        <w:rPr>
+          <w:lang w:val="en-US"/>
+        </w:rPr>
+        <w:t>You shall not have the following result:</w:t>
+      </w:r>
+    </w:p>
+    <w:p>
+      <w:pPr>
+        <w:ind w:left="709"/>
+        <w:rPr>
+          <w:lang w:val="en-US"/>
+        </w:rPr>
+      </w:pPr>
+      <w:r>
+        <w:rPr>
+          <w:lang w:val="en-US"/>
+        </w:rPr>
+        <w:t xml:space="preserve">Error: This Java instance does not support a </w:t>
+      </w:r>
+      <w:r>
+        <w:rPr>
+          <w:lang w:val="en-US"/>
+        </w:rPr>
+        <w:t>64</w:t>
+      </w:r>
+      <w:r>
+        <w:rPr>
+          <w:lang w:val="en-US"/>
+        </w:rPr>
+        <w:t>-bit JVM.</w:t>
+      </w:r>
+    </w:p>
+    <w:p>
+      <w:pPr>
+        <w:spacing w:after="120"/>
+        <w:ind w:left="708"/>
+        <w:rPr>
+          <w:lang w:val="en-US"/>
+        </w:rPr>
+      </w:pPr>
+      <w:r>
+        <w:rPr>
+          <w:lang w:val="en-US"/>
+        </w:rPr>
+        <w:t>Please install the desired version.</w:t>
+      </w:r>
+    </w:p>
+    <w:p>
+      <w:pPr>
+        <w:rPr>
+          <w:lang w:val="en-US"/>
+        </w:rPr>
+      </w:pPr>
+      <w:r>
+        <w:rPr>
+          <w:lang w:val="en-US"/>
+        </w:rPr>
+        <w:t xml:space="preserve">LSPB is provided as is, even if it has been tested intensively in order to check compliance with all ARINC reports. </w:t>
+      </w:r>
+      <w:r>
+        <w:rPr>
+          <w:lang w:val="en-US"/>
+        </w:rPr>
+        <w:t xml:space="preserve">The </w:t>
+      </w:r>
+      <w:r>
+        <w:rPr>
+          <w:lang w:val="en-US"/>
+        </w:rPr>
+        <w:t>tool s</w:t>
+      </w:r>
+      <w:r>
+        <w:rPr>
+          <w:lang w:val="en-US"/>
+        </w:rPr>
+        <w:t>upplier shall not be liable for the consequences of use of files produced by the tool</w:t>
+      </w:r>
+      <w:r>
+        <w:rPr>
+          <w:lang w:val="en-US"/>
+        </w:rPr>
+        <w:t>.</w:t>
+      </w:r>
+    </w:p>
+    <w:p>
+      <w:pPr>
+        <w:rPr>
+          <w:lang w:val="en-US"/>
+        </w:rPr>
+      </w:pPr>
+    </w:p>
+    <w:p>
+      <w:pPr>
+        <w:pStyle w:val="Titre1"/>
+      </w:pPr>
+      <w:bookmarkStart w:id="12" w:name="_Toc456106008"/>
+      <w:r>
+        <w:t>REFERENCED DOCUMENTS</w:t>
+      </w:r>
+      <w:bookmarkEnd w:id="12"/>
+    </w:p>
+    <w:p>
+      <w:pPr>
+        <w:rPr>
+          <w:lang w:val="en-US"/>
+        </w:rPr>
+      </w:pPr>
+      <w:r>
+        <w:rPr>
+          <w:lang w:val="en-US"/>
+        </w:rPr>
+        <w:t>[1]</w:t>
+      </w:r>
+      <w:r>
+        <w:rPr>
+          <w:lang w:val="en-US"/>
+        </w:rPr>
+        <w:tab/>
+        <w:t xml:space="preserve">LOADABLE SOFTWARE STANDARDS ARINC REPORT 665-1 </w:t>
+      </w:r>
+    </w:p>
+    <w:p>
+      <w:pPr>
+        <w:rPr>
+          <w:lang w:val="en-US"/>
+        </w:rPr>
+      </w:pPr>
+      <w:r>
+        <w:rPr>
+          <w:lang w:val="en-US"/>
+        </w:rPr>
+        <w:t>[2]</w:t>
+      </w:r>
+      <w:r>
+        <w:rPr>
+          <w:lang w:val="en-US"/>
+        </w:rPr>
+        <w:tab/>
+        <w:t>LOADABLE SOFTWARE STANDARDS ARINC REPORT 665-2</w:t>
+      </w:r>
+    </w:p>
+    <w:p>
+      <w:pPr>
+        <w:rPr>
+          <w:lang w:val="en-US"/>
+        </w:rPr>
+      </w:pPr>
+      <w:r>
+        <w:rPr>
+          <w:lang w:val="en-US"/>
+        </w:rPr>
+        <w:t>[3]</w:t>
+      </w:r>
+      <w:r>
+        <w:rPr>
+          <w:lang w:val="en-US"/>
+        </w:rPr>
+        <w:tab/>
+        <w:t>LOADABLE SOFTWARE STANDARDS ARINC REPORT 665-3</w:t>
+      </w:r>
+    </w:p>
+    <w:p>
+      <w:pPr>
+        <w:rPr>
+          <w:lang w:val="en-US"/>
+        </w:rPr>
+      </w:pPr>
+    </w:p>
+    <w:p>
+      <w:pPr>
+        <w:pStyle w:val="Titre1"/>
+      </w:pPr>
+      <w:bookmarkStart w:id="13" w:name="_Toc456106009"/>
+      <w:r>
+        <w:t>ABBREVIATIONS</w:t>
+      </w:r>
+      <w:bookmarkEnd w:id="13"/>
+    </w:p>
+    <w:p>
+      <w:pPr>
+        <w:rPr>
+          <w:lang w:val="en-US"/>
+        </w:rPr>
+      </w:pPr>
+      <w:r>
+        <w:rPr>
+          <w:lang w:val="en-US"/>
+        </w:rPr>
+        <w:t>ASCII</w:t>
+      </w:r>
+      <w:r>
+        <w:rPr>
+          <w:lang w:val="en-US"/>
+        </w:rPr>
+        <w:tab/>
+      </w:r>
+      <w:r>
+        <w:rPr>
+          <w:lang w:val="en-US"/>
+        </w:rPr>
+        <w:tab/>
+        <w:t xml:space="preserve">American Standard Code </w:t>
+      </w:r>
+      <w:r>
+        <w:rPr>
+          <w:lang w:val="en-US"/>
+        </w:rPr>
+        <w:t>for Information Interchange</w:t>
+      </w:r>
+    </w:p>
+    <w:p>
+      <w:pPr>
+        <w:rPr>
+          <w:lang w:val="en-US"/>
+        </w:rPr>
+      </w:pPr>
+      <w:r>
+        <w:rPr>
+          <w:lang w:val="en-US"/>
+        </w:rPr>
+        <w:t>CRC</w:t>
+      </w:r>
+      <w:r>
+        <w:rPr>
+          <w:lang w:val="en-US"/>
+        </w:rPr>
+        <w:tab/>
+      </w:r>
+      <w:r>
+        <w:rPr>
+          <w:lang w:val="en-US"/>
+        </w:rPr>
+        <w:tab/>
+        <w:t>Cyclic Redundancy Code</w:t>
+      </w:r>
+    </w:p>
+    <w:p>
+      <w:pPr>
+        <w:rPr>
+          <w:lang w:val="en-US"/>
+        </w:rPr>
+      </w:pPr>
+      <w:r>
+        <w:rPr>
+          <w:lang w:val="en-US"/>
+        </w:rPr>
+        <w:t>DTD</w:t>
+      </w:r>
+      <w:r>
+        <w:rPr>
+          <w:lang w:val="en-US"/>
+        </w:rPr>
+        <w:tab/>
+      </w:r>
+      <w:r>
+        <w:rPr>
+          <w:lang w:val="en-US"/>
+        </w:rPr>
+        <w:tab/>
+        <w:t>Document Type Definition</w:t>
+      </w:r>
+    </w:p>
+    <w:p>
+      <w:pPr>
+        <w:rPr>
+          <w:lang w:val="en-US"/>
+        </w:rPr>
+      </w:pPr>
+      <w:r>
+        <w:rPr>
+          <w:lang w:val="en-US"/>
+        </w:rPr>
+        <w:t>GUI</w:t>
+      </w:r>
+      <w:r>
+        <w:rPr>
+          <w:lang w:val="en-US"/>
+        </w:rPr>
+        <w:tab/>
+      </w:r>
+      <w:r>
+        <w:rPr>
+          <w:lang w:val="en-US"/>
+        </w:rPr>
+        <w:tab/>
+      </w:r>
+      <w:r>
+        <w:rPr>
+          <w:lang w:val="en-US"/>
+        </w:rPr>
+        <w:t>Graphical User Interface</w:t>
+      </w:r>
+    </w:p>
+    <w:p>
+      <w:pPr>
+        <w:rPr>
+          <w:lang w:val="en-US"/>
+        </w:rPr>
+      </w:pPr>
+      <w:r>
+        <w:rPr>
+          <w:lang w:val="en-US"/>
+        </w:rPr>
+        <w:t>JRE</w:t>
+      </w:r>
+      <w:r>
+        <w:rPr>
+          <w:lang w:val="en-US"/>
+        </w:rPr>
+        <w:tab/>
+      </w:r>
+      <w:r>
+        <w:rPr>
+          <w:lang w:val="en-US"/>
+        </w:rPr>
+        <w:tab/>
+      </w:r>
+      <w:r>
+        <w:rPr>
+          <w:lang w:val="en-US"/>
+        </w:rPr>
+        <w:t>Java Runtime Environment</w:t>
+      </w:r>
+    </w:p>
+    <w:p>
+      <w:pPr>
+        <w:rPr>
+          <w:lang w:val="en-US"/>
+        </w:rPr>
+      </w:pPr>
+      <w:r>
+        <w:rPr>
+          <w:lang w:val="en-US"/>
+        </w:rPr>
+        <w:t>LSPB</w:t>
+      </w:r>
+      <w:r>
+        <w:rPr>
+          <w:lang w:val="en-US"/>
+        </w:rPr>
+        <w:tab/>
+      </w:r>
+      <w:r>
+        <w:rPr>
+          <w:lang w:val="en-US"/>
+        </w:rPr>
+        <w:tab/>
+      </w:r>
+      <w:r>
+        <w:rPr>
+          <w:lang w:val="en-US"/>
+        </w:rPr>
+        <w:t>Loadable Software Part Builder</w:t>
+      </w:r>
+    </w:p>
+    <w:p>
+      <w:pPr>
+        <w:rPr>
+          <w:ins w:id="14" w:author="Pascal Heude" w:date="2026-08-01T19:18:00Z"/>
+          <w:lang w:val="en-US"/>
+        </w:rPr>
+      </w:pPr>
+      <w:ins w:id="15" w:author="Pascal Heude" w:date="2026-08-01T19:18:00Z">
+        <w:r>
+          <w:rPr>
+            <w:lang w:val="en-US"/>
+          </w:rPr>
+          <w:t>URQT</w:t>
+        </w:r>
+        <w:r>
+          <w:rPr>
+            <w:lang w:val="en-US"/>
+          </w:rPr>
+          <w:tab/>
+        </w:r>
+        <w:r>
+          <w:rPr>
+            <w:lang w:val="en-US"/>
+          </w:rPr>
+          <w:tab/>
+          <w:t>User Request</w:t>
         </w:r>
       </w:ins>
     </w:p>
@@ -4959,25 +5316,105 @@
         <w:rPr>
           <w:lang w:val="en-US"/>
         </w:rPr>
-        <w:t xml:space="preserve">LSPB is provided as is, even if it has been tested intensively in order to check compliance with all ARINC reports. </w:t>
-      </w:r>
-      <w:r>
-        <w:rPr>
-          <w:lang w:val="en-US"/>
-        </w:rPr>
-        <w:t xml:space="preserve">The </w:t>
-      </w:r>
-      <w:r>
-        <w:rPr>
-          <w:lang w:val="en-US"/>
-        </w:rPr>
-        <w:t>tool s</w:t>
-      </w:r>
-      <w:r>
-        <w:rPr>
-          <w:lang w:val="en-US"/>
-        </w:rPr>
-        <w:t>upplier shall not be liable for the consequences of use of files produced by the tool</w:t>
+        <w:t>XML</w:t>
+      </w:r>
+      <w:r>
+        <w:rPr>
+          <w:lang w:val="en-US"/>
+        </w:rPr>
+        <w:tab/>
+      </w:r>
+      <w:r>
+        <w:rPr>
+          <w:lang w:val="en-US"/>
+        </w:rPr>
+        <w:tab/>
+      </w:r>
+      <w:proofErr w:type="spellStart"/>
+      <w:r>
+        <w:rPr>
+          <w:lang w:val="en-US"/>
+        </w:rPr>
+        <w:t>eXtended</w:t>
+      </w:r>
+      <w:proofErr w:type="spellEnd"/>
+      <w:r>
+        <w:rPr>
+          <w:lang w:val="en-US"/>
+        </w:rPr>
+        <w:t xml:space="preserve"> Markup Language</w:t>
+      </w:r>
+    </w:p>
+    <w:p>
+      <w:pPr>
+        <w:rPr>
+          <w:lang w:val="en-US"/>
+        </w:rPr>
+      </w:pPr>
+    </w:p>
+    <w:p>
+      <w:pPr>
+        <w:pStyle w:val="Titre1"/>
+        <w:rPr>
+          <w:lang w:val="en-US"/>
+        </w:rPr>
+      </w:pPr>
+      <w:bookmarkStart w:id="16" w:name="_Toc456106010"/>
+      <w:r>
+        <w:rPr>
+          <w:lang w:val="en-US"/>
+        </w:rPr>
+        <w:t>DEFINITIONS</w:t>
+      </w:r>
+      <w:r>
+        <w:rPr>
+          <w:lang w:val="en-US"/>
+        </w:rPr>
+        <w:t xml:space="preserve"> AND NOTATIONS</w:t>
+      </w:r>
+      <w:bookmarkEnd w:id="16"/>
+    </w:p>
+    <w:p>
+      <w:pPr>
+        <w:pStyle w:val="Titre2"/>
+      </w:pPr>
+      <w:bookmarkStart w:id="17" w:name="_Toc456106011"/>
+      <w:r>
+        <w:t>DEFINITIONS</w:t>
+      </w:r>
+      <w:bookmarkEnd w:id="17"/>
+    </w:p>
+    <w:p>
+      <w:pPr>
+        <w:rPr>
+          <w:lang w:val="en-US"/>
+        </w:rPr>
+      </w:pPr>
+      <w:r>
+        <w:rPr>
+          <w:lang w:val="en-US"/>
+        </w:rPr>
+        <w:t>Character refers to: any ASCII character from code 32</w:t>
+      </w:r>
+      <w:r>
+        <w:rPr>
+          <w:vertAlign w:val="subscript"/>
+          <w:lang w:val="en-US"/>
+        </w:rPr>
+        <w:t>10</w:t>
+      </w:r>
+      <w:r>
+        <w:rPr>
+          <w:lang w:val="en-US"/>
+        </w:rPr>
+        <w:t xml:space="preserve"> to 127</w:t>
+      </w:r>
+      <w:r>
+        <w:rPr>
+          <w:vertAlign w:val="subscript"/>
+          <w:lang w:val="en-US"/>
+        </w:rPr>
+        <w:t>10</w:t>
       </w:r>
       <w:r>
         <w:rPr>
@@ -4992,557 +5429,241 @@
           <w:lang w:val="en-US"/>
         </w:rPr>
       </w:pPr>
+      <w:r>
+        <w:rPr>
+          <w:lang w:val="en-US"/>
+        </w:rPr>
+        <w:t>Letter refers to: from ‘A’ to ‘Z’ or ‘a’ to ‘z’.</w:t>
+      </w:r>
+    </w:p>
+    <w:p>
+      <w:pPr>
+        <w:rPr>
+          <w:lang w:val="en-US"/>
+        </w:rPr>
+      </w:pPr>
+      <w:r>
+        <w:rPr>
+          <w:lang w:val="en-US"/>
+        </w:rPr>
+        <w:t>Number refers to: from ‘0’ to ‘9’</w:t>
+      </w:r>
+    </w:p>
+    <w:p>
+      <w:pPr>
+        <w:rPr>
+          <w:lang w:val="en-US"/>
+        </w:rPr>
+      </w:pPr>
+      <w:r>
+        <w:rPr>
+          <w:lang w:val="en-US"/>
+        </w:rPr>
+        <w:t>Alphanumeric refers to: letter or number</w:t>
+      </w:r>
+    </w:p>
+    <w:p>
+      <w:pPr>
+        <w:rPr>
+          <w:lang w:val="en-US"/>
+        </w:rPr>
+      </w:pPr>
+    </w:p>
+    <w:p>
+      <w:pPr>
+        <w:pStyle w:val="Titre2"/>
+      </w:pPr>
+      <w:bookmarkStart w:id="18" w:name="_Toc456106012"/>
+      <w:r>
+        <w:t>NOTATIONS</w:t>
+      </w:r>
+      <w:bookmarkEnd w:id="18"/>
+    </w:p>
+    <w:p>
+      <w:pPr>
+        <w:rPr>
+          <w:lang w:val="en-US"/>
+        </w:rPr>
+      </w:pPr>
+      <w:r>
+        <w:rPr>
+          <w:lang w:val="en-US"/>
+        </w:rPr>
+        <w:t>X</w:t>
+      </w:r>
+      <w:r>
+        <w:rPr>
+          <w:vertAlign w:val="subscript"/>
+          <w:lang w:val="en-US"/>
+        </w:rPr>
+        <w:t>10</w:t>
+      </w:r>
+      <w:r>
+        <w:rPr>
+          <w:lang w:val="en-US"/>
+        </w:rPr>
+        <w:t xml:space="preserve"> means that the number X is written in decimal base.</w:t>
+      </w:r>
+    </w:p>
+    <w:p>
+      <w:pPr>
+        <w:rPr>
+          <w:lang w:val="en-US"/>
+        </w:rPr>
+      </w:pPr>
+    </w:p>
+    <w:p>
+      <w:pPr>
+        <w:rPr>
+          <w:lang w:val="en-US"/>
+        </w:rPr>
+      </w:pPr>
+      <w:ins w:id="19" w:author="Pascal Heude" w:date="2026-08-01T19:18:00Z">
+        <w:r>
+          <w:rPr>
+            <w:b/>
+            <w:color w:val="0070C0"/>
+            <w:lang w:val="en-US"/>
+            <w:rPrChange w:id="20" w:author="Pascal Heude" w:date="2026-08-01T19:22:00Z">
+              <w:rPr>
+                <w:lang w:val="en-US"/>
+              </w:rPr>
+            </w:rPrChange>
+          </w:rPr>
+          <w:t>URQT</w:t>
+        </w:r>
+      </w:ins>
+      <w:ins w:id="21" w:author="Pascal Heude" w:date="2026-08-01T19:19:00Z">
+        <w:r>
+          <w:rPr>
+            <w:b/>
+            <w:color w:val="0070C0"/>
+            <w:lang w:val="en-US"/>
+            <w:rPrChange w:id="22" w:author="Pascal Heude" w:date="2026-08-01T19:22:00Z">
+              <w:rPr>
+                <w:lang w:val="en-US"/>
+              </w:rPr>
+            </w:rPrChange>
+          </w:rPr>
+          <w:t>_XX</w:t>
+        </w:r>
+      </w:ins>
+      <w:ins w:id="23" w:author="Pascal Heude" w:date="2026-08-01T19:18:00Z">
+        <w:r>
+          <w:rPr>
+            <w:lang w:val="en-US"/>
+          </w:rPr>
+          <w:t>: user request</w:t>
+        </w:r>
+      </w:ins>
     </w:p>
     <w:p>
       <w:pPr>
         <w:pStyle w:val="Titre1"/>
-      </w:pPr>
-      <w:bookmarkStart w:id="27" w:name="_Toc456106008"/>
-      <w:r>
-        <w:t>REFERENCED DOCUMENTS</w:t>
-      </w:r>
-      <w:bookmarkEnd w:id="27"/>
-    </w:p>
-    <w:p>
-      <w:pPr>
-        <w:rPr>
-          <w:lang w:val="en-US"/>
-        </w:rPr>
-      </w:pPr>
-      <w:r>
-        <w:rPr>
-          <w:lang w:val="en-US"/>
-        </w:rPr>
-        <w:t>[1]</w:t>
-      </w:r>
-      <w:r>
-        <w:rPr>
-          <w:lang w:val="en-US"/>
-        </w:rPr>
-        <w:tab/>
-        <w:t xml:space="preserve">LOADABLE SOFTWARE STANDARDS ARINC REPORT 665-1 </w:t>
-      </w:r>
-    </w:p>
-    <w:p>
-      <w:pPr>
-        <w:rPr>
-          <w:lang w:val="en-US"/>
-        </w:rPr>
-      </w:pPr>
-      <w:r>
-        <w:rPr>
-          <w:lang w:val="en-US"/>
-        </w:rPr>
-        <w:t>[2]</w:t>
-      </w:r>
-      <w:r>
-        <w:rPr>
-          <w:lang w:val="en-US"/>
-        </w:rPr>
-        <w:tab/>
-        <w:t>LOADABLE SOFTWARE STANDARDS ARINC REPORT 665-2</w:t>
-      </w:r>
-    </w:p>
-    <w:p>
-      <w:pPr>
-        <w:rPr>
-          <w:lang w:val="en-US"/>
-        </w:rPr>
-      </w:pPr>
-      <w:r>
-        <w:rPr>
-          <w:lang w:val="en-US"/>
-        </w:rPr>
-        <w:t>[3]</w:t>
-      </w:r>
-      <w:r>
-        <w:rPr>
-          <w:lang w:val="en-US"/>
-        </w:rPr>
-        <w:tab/>
-        <w:t>LOADABLE SOFTWARE STANDARDS ARINC REPORT 665-3</w:t>
-      </w:r>
-    </w:p>
-    <w:p>
-      <w:pPr>
-        <w:rPr>
-          <w:lang w:val="en-US"/>
-        </w:rPr>
-      </w:pPr>
-    </w:p>
-    <w:p>
-      <w:pPr>
-        <w:pStyle w:val="Titre1"/>
-      </w:pPr>
-      <w:bookmarkStart w:id="28" w:name="_Toc456106009"/>
-      <w:r>
-        <w:t>ABBREVIATIONS</w:t>
-      </w:r>
-      <w:bookmarkEnd w:id="28"/>
-    </w:p>
-    <w:p>
-      <w:pPr>
-        <w:rPr>
-          <w:lang w:val="en-US"/>
-        </w:rPr>
-      </w:pPr>
-      <w:r>
-        <w:rPr>
-          <w:lang w:val="en-US"/>
-        </w:rPr>
-        <w:t>ASCII</w:t>
-      </w:r>
-      <w:r>
-        <w:rPr>
-          <w:lang w:val="en-US"/>
-        </w:rPr>
-        <w:tab/>
-      </w:r>
-      <w:r>
-        <w:rPr>
-          <w:lang w:val="en-US"/>
-        </w:rPr>
-        <w:tab/>
-        <w:t xml:space="preserve">American Standard Code </w:t>
-      </w:r>
-      <w:r>
-        <w:rPr>
-          <w:lang w:val="en-US"/>
-        </w:rPr>
-        <w:t>for Information Interchange</w:t>
-      </w:r>
-    </w:p>
-    <w:p>
-      <w:pPr>
-        <w:rPr>
-          <w:lang w:val="en-US"/>
-        </w:rPr>
-      </w:pPr>
-      <w:r>
-        <w:rPr>
-          <w:lang w:val="en-US"/>
-        </w:rPr>
-        <w:t>CRC</w:t>
-      </w:r>
-      <w:r>
-        <w:rPr>
-          <w:lang w:val="en-US"/>
-        </w:rPr>
-        <w:tab/>
-      </w:r>
-      <w:r>
-        <w:rPr>
-          <w:lang w:val="en-US"/>
-        </w:rPr>
-        <w:tab/>
-        <w:t>Cyclic Redundancy Code</w:t>
-      </w:r>
-    </w:p>
-    <w:p>
-      <w:pPr>
-        <w:rPr>
-          <w:lang w:val="en-US"/>
-        </w:rPr>
-      </w:pPr>
-      <w:r>
-        <w:rPr>
-          <w:lang w:val="en-US"/>
-        </w:rPr>
-        <w:t>DTD</w:t>
-      </w:r>
-      <w:r>
-        <w:rPr>
-          <w:lang w:val="en-US"/>
-        </w:rPr>
-        <w:tab/>
-      </w:r>
-      <w:r>
-        <w:rPr>
-          <w:lang w:val="en-US"/>
-        </w:rPr>
-        <w:tab/>
-        <w:t>Document Type Definition</w:t>
-      </w:r>
-    </w:p>
-    <w:p>
-      <w:pPr>
-        <w:rPr>
-          <w:lang w:val="en-US"/>
-        </w:rPr>
-      </w:pPr>
-      <w:r>
-        <w:rPr>
-          <w:lang w:val="en-US"/>
-        </w:rPr>
-        <w:t>GUI</w:t>
-      </w:r>
-      <w:r>
-        <w:rPr>
-          <w:lang w:val="en-US"/>
-        </w:rPr>
-        <w:tab/>
-      </w:r>
-      <w:r>
-        <w:rPr>
-          <w:lang w:val="en-US"/>
-        </w:rPr>
-        <w:tab/>
-      </w:r>
-      <w:r>
-        <w:rPr>
-          <w:lang w:val="en-US"/>
-        </w:rPr>
-        <w:t>Graphical User Interface</w:t>
-      </w:r>
-    </w:p>
-    <w:p>
-      <w:pPr>
-        <w:rPr>
-          <w:lang w:val="en-US"/>
-        </w:rPr>
-      </w:pPr>
-      <w:r>
-        <w:rPr>
-          <w:lang w:val="en-US"/>
-        </w:rPr>
-        <w:t>JRE</w:t>
-      </w:r>
-      <w:r>
-        <w:rPr>
-          <w:lang w:val="en-US"/>
-        </w:rPr>
-        <w:tab/>
-      </w:r>
-      <w:r>
-        <w:rPr>
-          <w:lang w:val="en-US"/>
-        </w:rPr>
-        <w:tab/>
-      </w:r>
-      <w:r>
-        <w:rPr>
-          <w:lang w:val="en-US"/>
-        </w:rPr>
-        <w:t>Java Runtime Environment</w:t>
-      </w:r>
-    </w:p>
-    <w:p>
-      <w:pPr>
-        <w:rPr>
-          <w:lang w:val="en-US"/>
-        </w:rPr>
-      </w:pPr>
-      <w:r>
-        <w:rPr>
-          <w:lang w:val="en-US"/>
-        </w:rPr>
-        <w:t>LSPB</w:t>
-      </w:r>
-      <w:r>
-        <w:rPr>
-          <w:lang w:val="en-US"/>
-        </w:rPr>
-        <w:tab/>
-      </w:r>
-      <w:r>
-        <w:rPr>
-          <w:lang w:val="en-US"/>
-        </w:rPr>
-        <w:tab/>
-      </w:r>
-      <w:r>
-        <w:rPr>
-          <w:lang w:val="en-US"/>
-        </w:rPr>
-        <w:t>Loadable Software Part Builder</w:t>
-      </w:r>
-    </w:p>
-    <w:p>
-      <w:pPr>
-        <w:rPr>
-          <w:lang w:val="en-US"/>
-        </w:rPr>
-      </w:pPr>
-      <w:r>
-        <w:rPr>
-          <w:lang w:val="en-US"/>
-        </w:rPr>
-        <w:t>XML</w:t>
-      </w:r>
-      <w:r>
-        <w:rPr>
-          <w:lang w:val="en-US"/>
-        </w:rPr>
-        <w:tab/>
-      </w:r>
-      <w:r>
-        <w:rPr>
-          <w:lang w:val="en-US"/>
-        </w:rPr>
-        <w:tab/>
-      </w:r>
-      <w:r>
-        <w:rPr>
-          <w:lang w:val="en-US"/>
-        </w:rPr>
-        <w:t>eXtended Markup Language</w:t>
-      </w:r>
-    </w:p>
-    <w:p>
-      <w:pPr>
-        <w:rPr>
-          <w:lang w:val="en-US"/>
-        </w:rPr>
-      </w:pPr>
-    </w:p>
-    <w:p>
-      <w:pPr>
-        <w:pStyle w:val="Titre1"/>
-        <w:rPr>
-          <w:lang w:val="en-US"/>
-        </w:rPr>
-      </w:pPr>
-      <w:bookmarkStart w:id="29" w:name="_Toc456106010"/>
-      <w:r>
-        <w:rPr>
-          <w:lang w:val="en-US"/>
-        </w:rPr>
-        <w:t>DEFINITIONS</w:t>
-      </w:r>
-      <w:r>
-        <w:rPr>
-          <w:lang w:val="en-US"/>
-        </w:rPr>
-        <w:t xml:space="preserve"> AND NOTATIONS</w:t>
-      </w:r>
-      <w:bookmarkEnd w:id="29"/>
+        <w:rPr>
+          <w:lang w:val="en-US"/>
+        </w:rPr>
+      </w:pPr>
+      <w:bookmarkStart w:id="24" w:name="_Toc456106013"/>
+      <w:r>
+        <w:rPr>
+          <w:lang w:val="en-US"/>
+        </w:rPr>
+        <w:lastRenderedPageBreak/>
+        <w:t>USAGE</w:t>
+      </w:r>
+      <w:bookmarkEnd w:id="24"/>
+    </w:p>
+    <w:p>
+      <w:pPr>
+        <w:rPr>
+          <w:lang w:val="en-US"/>
+        </w:rPr>
+      </w:pPr>
+      <w:r>
+        <w:rPr>
+          <w:lang w:val="en-US"/>
+        </w:rPr>
+        <w:t>LSPB can be used in command line or with a GUI.</w:t>
+      </w:r>
+    </w:p>
+    <w:p>
+      <w:pPr>
+        <w:rPr>
+          <w:lang w:val="en-US"/>
+        </w:rPr>
+      </w:pPr>
+      <w:r>
+        <w:rPr>
+          <w:lang w:val="en-US"/>
+        </w:rPr>
+        <w:t>The command line is commonly used in the executable automa</w:t>
+      </w:r>
+      <w:r>
+        <w:rPr>
+          <w:lang w:val="en-US"/>
+        </w:rPr>
+        <w:t xml:space="preserve">tic generation process, like </w:t>
+      </w:r>
+      <w:proofErr w:type="spellStart"/>
+      <w:r>
+        <w:rPr>
+          <w:lang w:val="en-US"/>
+        </w:rPr>
+        <w:t>ma</w:t>
+      </w:r>
+      <w:r>
+        <w:rPr>
+          <w:lang w:val="en-US"/>
+        </w:rPr>
+        <w:t>kefile</w:t>
+      </w:r>
+      <w:proofErr w:type="spellEnd"/>
+      <w:r>
+        <w:rPr>
+          <w:lang w:val="en-US"/>
+        </w:rPr>
+        <w:t>. Options are used to tune the generation process.</w:t>
+      </w:r>
+    </w:p>
+    <w:p>
+      <w:pPr>
+        <w:rPr>
+          <w:lang w:val="en-US"/>
+        </w:rPr>
+      </w:pPr>
+      <w:r>
+        <w:rPr>
+          <w:lang w:val="en-US"/>
+        </w:rPr>
+        <w:t>GUI is used, from time to time, when the load is only to be delivered to your customer.</w:t>
+      </w:r>
+    </w:p>
+    <w:p>
+      <w:pPr>
+        <w:rPr>
+          <w:lang w:val="en-US"/>
+        </w:rPr>
+      </w:pPr>
     </w:p>
     <w:p>
       <w:pPr>
         <w:pStyle w:val="Titre2"/>
       </w:pPr>
-      <w:bookmarkStart w:id="30" w:name="_Toc456106011"/>
-      <w:r>
-        <w:t>DEFINITIONS</w:t>
-      </w:r>
-      <w:bookmarkEnd w:id="30"/>
-    </w:p>
-    <w:p>
-      <w:pPr>
-        <w:rPr>
-          <w:lang w:val="en-US"/>
-        </w:rPr>
-      </w:pPr>
-      <w:r>
-        <w:rPr>
-          <w:lang w:val="en-US"/>
-        </w:rPr>
-        <w:t>Character refers to: any ASCII character from code 32</w:t>
-      </w:r>
-      <w:r>
-        <w:rPr>
-          <w:vertAlign w:val="subscript"/>
-          <w:lang w:val="en-US"/>
-        </w:rPr>
-        <w:t>10</w:t>
-      </w:r>
-      <w:r>
-        <w:rPr>
-          <w:lang w:val="en-US"/>
-        </w:rPr>
-        <w:t xml:space="preserve"> to 127</w:t>
-      </w:r>
-      <w:r>
-        <w:rPr>
-          <w:vertAlign w:val="subscript"/>
-          <w:lang w:val="en-US"/>
-        </w:rPr>
-        <w:t>10</w:t>
-      </w:r>
-      <w:r>
-        <w:rPr>
-          <w:lang w:val="en-US"/>
-        </w:rPr>
-        <w:t>.</w:t>
-      </w:r>
-    </w:p>
-    <w:p>
-      <w:pPr>
-        <w:rPr>
-          <w:lang w:val="en-US"/>
-        </w:rPr>
-      </w:pPr>
-      <w:r>
-        <w:rPr>
-          <w:lang w:val="en-US"/>
-        </w:rPr>
-        <w:t>Letter refers to: from ‘A’ to ‘Z’ or ‘a’ to ‘z’.</w:t>
-      </w:r>
-    </w:p>
-    <w:p>
-      <w:pPr>
-        <w:rPr>
-          <w:lang w:val="en-US"/>
-        </w:rPr>
-      </w:pPr>
-      <w:r>
-        <w:rPr>
-          <w:lang w:val="en-US"/>
-        </w:rPr>
-        <w:t>Number refers to: from ‘0’ to ‘9’</w:t>
-      </w:r>
-    </w:p>
-    <w:p>
-      <w:pPr>
-        <w:rPr>
-          <w:lang w:val="en-US"/>
-        </w:rPr>
-      </w:pPr>
-      <w:r>
-        <w:rPr>
-          <w:lang w:val="en-US"/>
-        </w:rPr>
-        <w:t>Alphanumeric refers to: letter or number</w:t>
-      </w:r>
-    </w:p>
-    <w:p>
-      <w:pPr>
-        <w:rPr>
-          <w:lang w:val="en-US"/>
-        </w:rPr>
-      </w:pPr>
-    </w:p>
-    <w:p>
-      <w:pPr>
-        <w:pStyle w:val="Titre2"/>
-      </w:pPr>
-      <w:bookmarkStart w:id="31" w:name="_Toc456106012"/>
-      <w:r>
-        <w:t>NOTATIONS</w:t>
-      </w:r>
-      <w:bookmarkEnd w:id="31"/>
-    </w:p>
-    <w:p>
-      <w:pPr>
-        <w:rPr>
-          <w:lang w:val="en-US"/>
-        </w:rPr>
-      </w:pPr>
-      <w:r>
-        <w:rPr>
-          <w:lang w:val="en-US"/>
-        </w:rPr>
-        <w:t>X</w:t>
-      </w:r>
-      <w:r>
-        <w:rPr>
-          <w:vertAlign w:val="subscript"/>
-          <w:lang w:val="en-US"/>
-        </w:rPr>
-        <w:t>10</w:t>
-      </w:r>
-      <w:r>
-        <w:rPr>
-          <w:lang w:val="en-US"/>
-        </w:rPr>
-        <w:t xml:space="preserve"> means that the number X is written in decimal base.</w:t>
-      </w:r>
-    </w:p>
-    <w:p>
-      <w:pPr>
-        <w:rPr>
-          <w:lang w:val="en-US"/>
-        </w:rPr>
-      </w:pPr>
-    </w:p>
-    <w:p>
-      <w:pPr>
-        <w:pStyle w:val="Titre1"/>
-        <w:rPr>
-          <w:lang w:val="en-US"/>
-        </w:rPr>
-      </w:pPr>
-      <w:bookmarkStart w:id="32" w:name="_Toc456106013"/>
-      <w:r>
-        <w:rPr>
-          <w:lang w:val="en-US"/>
-        </w:rPr>
-        <w:t>USAGE</w:t>
-      </w:r>
-      <w:bookmarkEnd w:id="32"/>
-    </w:p>
-    <w:p>
-      <w:pPr>
-        <w:rPr>
-          <w:lang w:val="en-US"/>
-        </w:rPr>
-      </w:pPr>
-      <w:r>
-        <w:rPr>
-          <w:lang w:val="en-US"/>
-        </w:rPr>
-        <w:lastRenderedPageBreak/>
-        <w:t>LSPB can be used in command line or with a GUI.</w:t>
-      </w:r>
-    </w:p>
-    <w:p>
-      <w:pPr>
-        <w:rPr>
-          <w:lang w:val="en-US"/>
-        </w:rPr>
-      </w:pPr>
-      <w:r>
-        <w:rPr>
-          <w:lang w:val="en-US"/>
-        </w:rPr>
-        <w:t>The command line is commonly used in the executable automa</w:t>
-      </w:r>
-      <w:r>
-        <w:rPr>
-          <w:lang w:val="en-US"/>
-        </w:rPr>
-        <w:t>tic generation process, like ma</w:t>
-      </w:r>
-      <w:r>
-        <w:rPr>
-          <w:lang w:val="en-US"/>
-        </w:rPr>
-        <w:t>kefile. Options are used to tune the generation process.</w:t>
-      </w:r>
-    </w:p>
-    <w:p>
-      <w:pPr>
-        <w:rPr>
-          <w:lang w:val="en-US"/>
-        </w:rPr>
-      </w:pPr>
-      <w:r>
-        <w:rPr>
-          <w:lang w:val="en-US"/>
-        </w:rPr>
-        <w:t>GUI is used, from time to time, when the load is only to be delivered to your customer.</w:t>
-      </w:r>
-    </w:p>
-    <w:p>
-      <w:pPr>
-        <w:rPr>
-          <w:lang w:val="en-US"/>
-        </w:rPr>
-      </w:pPr>
-    </w:p>
-    <w:p>
-      <w:pPr>
-        <w:pStyle w:val="Titre2"/>
-      </w:pPr>
-      <w:bookmarkStart w:id="33" w:name="_Toc456106014"/>
+      <w:bookmarkStart w:id="25" w:name="_Toc456106014"/>
       <w:r>
         <w:t>Command line</w:t>
       </w:r>
-      <w:bookmarkEnd w:id="33"/>
-    </w:p>
-    <w:p>
-      <w:r>
-        <w:t>java –jar LSPB.jar &lt;XML configuration file&gt;</w:t>
+      <w:bookmarkEnd w:id="25"/>
+    </w:p>
+    <w:p>
+      <w:proofErr w:type="gramStart"/>
+      <w:r>
+        <w:t>java</w:t>
+      </w:r>
+      <w:proofErr w:type="gramEnd"/>
+      <w:r>
+        <w:t xml:space="preserve"> –jar LSPB.jar &lt;XML configuration file&gt;</w:t>
       </w:r>
     </w:p>
     <w:p/>
@@ -5781,11 +5902,11 @@
       <w:pPr>
         <w:pStyle w:val="Titre2"/>
       </w:pPr>
-      <w:bookmarkStart w:id="34" w:name="_Toc456106015"/>
+      <w:bookmarkStart w:id="26" w:name="_Toc456106015"/>
       <w:r>
         <w:t>GUI</w:t>
       </w:r>
-      <w:bookmarkEnd w:id="34"/>
+      <w:bookmarkEnd w:id="26"/>
     </w:p>
     <w:p>
       <w:pPr>
@@ -5794,7 +5915,7 @@
           <w:lang w:val="en-US"/>
         </w:rPr>
       </w:pPr>
-      <w:bookmarkStart w:id="35" w:name="_Toc456106016"/>
+      <w:bookmarkStart w:id="27" w:name="_Toc456106016"/>
       <w:r>
         <w:rPr>
           <w:lang w:val="en-US"/>
@@ -5813,9 +5934,14 @@
         <w:pStyle w:val="Titre3"/>
       </w:pPr>
       <w:r>
-        <w:t>Main window</w:t>
-      </w:r>
-      <w:bookmarkEnd w:id="35"/>
+        <w:t xml:space="preserve">Main </w:t>
+      </w:r>
+      <w:proofErr w:type="spellStart"/>
+      <w:r>
+        <w:t>window</w:t>
+      </w:r>
+      <w:bookmarkEnd w:id="27"/>
+      <w:proofErr w:type="spellEnd"/>
     </w:p>
     <w:p>
       <w:pPr>
@@ -5928,6 +6054,7 @@
         <w:rPr>
           <w:lang w:val="en-US"/>
         </w:rPr>
+        <w:lastRenderedPageBreak/>
         <w:t xml:space="preserve">The first thing to do will be to open a configuration file. To do so, </w:t>
       </w:r>
       <w:r>
@@ -5975,7 +6102,6 @@
           <w:noProof/>
           <w:lang w:eastAsia="fr-FR"/>
         </w:rPr>
-        <w:lastRenderedPageBreak/>
         <w:drawing>
           <wp:inline distT="0" distB="0" distL="0" distR="0" wp14:anchorId="0392991C" wp14:editId="2A087122">
             <wp:extent cx="5972810" cy="3009265"/>
@@ -6378,14 +6504,14 @@
           <w:lang w:val="en-US"/>
         </w:rPr>
       </w:pPr>
-      <w:bookmarkStart w:id="36" w:name="_Toc456106017"/>
+      <w:bookmarkStart w:id="28" w:name="_Toc456106017"/>
       <w:r>
         <w:rPr>
           <w:lang w:val="en-US"/>
         </w:rPr>
         <w:t>Configuration file</w:t>
       </w:r>
-      <w:bookmarkEnd w:id="36"/>
+      <w:bookmarkEnd w:id="28"/>
     </w:p>
     <w:p>
       <w:pPr>
@@ -6399,11 +6525,47 @@
         </w:rPr>
         <w:t>The configuration file is an XML file.</w:t>
       </w:r>
-      <w:r>
-        <w:rPr>
-          <w:lang w:val="en-US"/>
-        </w:rPr>
-        <w:t xml:space="preserve"> This file shall be valid vs the following DTD:</w:t>
+    </w:p>
+    <w:p>
+      <w:pPr>
+        <w:rPr>
+          <w:lang w:val="en-US"/>
+        </w:rPr>
+      </w:pPr>
+      <w:ins w:id="29" w:author="Pascal Heude" w:date="2026-08-01T19:22:00Z">
+        <w:r>
+          <w:rPr>
+            <w:b/>
+            <w:color w:val="0070C0"/>
+            <w:lang w:val="en-US"/>
+            <w:rPrChange w:id="30" w:author="Pascal Heude" w:date="2026-08-01T19:22:00Z">
+              <w:rPr>
+                <w:lang w:val="en-US"/>
+              </w:rPr>
+            </w:rPrChange>
+          </w:rPr>
+          <w:t>URQT_01</w:t>
+        </w:r>
+        <w:r>
+          <w:rPr>
+            <w:lang w:val="en-US"/>
+          </w:rPr>
+          <w:t xml:space="preserve">: </w:t>
+        </w:r>
+      </w:ins>
+      <w:del w:id="31" w:author="Pascal Heude" w:date="2026-08-01T19:22:00Z">
+        <w:r>
+          <w:rPr>
+            <w:lang w:val="en-US"/>
+          </w:rPr>
+          <w:delText xml:space="preserve"> </w:delText>
+        </w:r>
+      </w:del>
+      <w:r>
+        <w:rPr>
+          <w:lang w:val="en-US"/>
+        </w:rPr>
+        <w:t>This file shall be valid vs the following DTD:</w:t>
       </w:r>
     </w:p>
     <w:p>
@@ -6436,10 +6598,10 @@
             <v:path o:extrusionok="f" gradientshapeok="t" o:connecttype="rect"/>
             <o:lock v:ext="edit" aspectratio="t"/>
           </v:shapetype>
-          <v:shape id="_x0000_i1025" type="#_x0000_t75" style="width:77pt;height:50.15pt" o:ole="">
+          <v:shape id="_x0000_i1025" type="#_x0000_t75" style="width:77pt;height:50pt" o:ole="">
             <v:imagedata r:id="rId14" o:title=""/>
           </v:shape>
-          <o:OLEObject Type="Embed" ProgID="Package" ShapeID="_x0000_i1025" DrawAspect="Icon" ObjectID="_1634989857" r:id="rId15"/>
+          <o:OLEObject Type="Embed" ProgID="Package" ShapeID="_x0000_i1025" DrawAspect="Icon" ObjectID="_1847127466" r:id="rId15"/>
         </w:object>
       </w:r>
     </w:p>
@@ -6449,24 +6611,40 @@
           <w:lang w:val="en-US"/>
         </w:rPr>
       </w:pPr>
-      <w:r>
-        <w:rPr>
-          <w:lang w:val="en-US"/>
-        </w:rPr>
-        <w:t>&lt;?xml version="1.0" encoding="iso-8859-1" standalone="no" ?&gt;</w:t>
-      </w:r>
-    </w:p>
-    <w:p>
-      <w:pPr>
-        <w:rPr>
-          <w:lang w:val="en-US"/>
-        </w:rPr>
-      </w:pPr>
-      <w:r>
-        <w:rPr>
-          <w:lang w:val="en-US"/>
-        </w:rPr>
-        <w:t>&lt;!DOCTYPE ARINC665_CONFIGURATION_FILE SYSTEM "LSPB.dtd"&gt;</w:t>
+      <w:proofErr w:type="gramStart"/>
+      <w:r>
+        <w:rPr>
+          <w:lang w:val="en-US"/>
+        </w:rPr>
+        <w:t>&lt;?xml</w:t>
+      </w:r>
+      <w:proofErr w:type="gramEnd"/>
+      <w:r>
+        <w:rPr>
+          <w:lang w:val="en-US"/>
+        </w:rPr>
+        <w:t xml:space="preserve"> version="1.0" encoding="iso-8859-1" standalone="no" ?&gt;</w:t>
+      </w:r>
+    </w:p>
+    <w:p>
+      <w:pPr>
+        <w:rPr>
+          <w:lang w:val="en-US"/>
+        </w:rPr>
+      </w:pPr>
+      <w:proofErr w:type="gramStart"/>
+      <w:r>
+        <w:rPr>
+          <w:lang w:val="en-US"/>
+        </w:rPr>
+        <w:t>&lt;!DOCTYPE</w:t>
+      </w:r>
+      <w:proofErr w:type="gramEnd"/>
+      <w:r>
+        <w:rPr>
+          <w:lang w:val="en-US"/>
+        </w:rPr>
+        <w:t xml:space="preserve"> ARINC665_CONFIGURATION_FILE SYSTEM "LSPB.dtd"&gt;</w:t>
       </w:r>
     </w:p>
     <w:p>
@@ -6758,11 +6936,19 @@
         </w:rPr>
         <w:t xml:space="preserve">LOAD </w:t>
       </w:r>
-      <w:r>
-        <w:rPr>
-          <w:lang w:val="en-US"/>
-        </w:rPr>
-        <w:t>integrity_check="X</w:t>
+      <w:proofErr w:type="spellStart"/>
+      <w:r>
+        <w:rPr>
+          <w:lang w:val="en-US"/>
+        </w:rPr>
+        <w:t>integrity_check</w:t>
+      </w:r>
+      <w:proofErr w:type="spellEnd"/>
+      <w:r>
+        <w:rPr>
+          <w:lang w:val="en-US"/>
+        </w:rPr>
+        <w:t>="X</w:t>
       </w:r>
       <w:r>
         <w:rPr>
@@ -6882,12 +7068,14 @@
         </w:rPr>
         <w:t xml:space="preserve">INPUT_FILE </w:t>
       </w:r>
+      <w:proofErr w:type="spellStart"/>
       <w:r>
         <w:rPr>
           <w:lang w:val="en-US"/>
         </w:rPr>
         <w:t>integrity_check</w:t>
       </w:r>
+      <w:proofErr w:type="spellEnd"/>
       <w:r>
         <w:rPr>
           <w:lang w:val="en-US"/>
@@ -7077,11 +7265,19 @@
         </w:rPr>
         <w:t xml:space="preserve">SUPPORT_FILE_LIST </w:t>
       </w:r>
-      <w:r>
-        <w:rPr>
-          <w:lang w:val="en-US"/>
-        </w:rPr>
-        <w:t>integrity_check="</w:t>
+      <w:proofErr w:type="spellStart"/>
+      <w:r>
+        <w:rPr>
+          <w:lang w:val="en-US"/>
+        </w:rPr>
+        <w:t>integrity_check</w:t>
+      </w:r>
+      <w:proofErr w:type="spellEnd"/>
+      <w:r>
+        <w:rPr>
+          <w:lang w:val="en-US"/>
+        </w:rPr>
+        <w:t>="</w:t>
       </w:r>
       <w:r>
         <w:rPr>
@@ -7461,11 +7657,31 @@
           <w:lang w:val="en-US"/>
         </w:rPr>
       </w:pPr>
-      <w:r>
-        <w:rPr>
-          <w:lang w:val="en-US"/>
-        </w:rPr>
-        <w:lastRenderedPageBreak/>
+      <w:ins w:id="32" w:author="Pascal Heude" w:date="2026-08-01T19:23:00Z">
+        <w:r>
+          <w:rPr>
+            <w:b/>
+            <w:color w:val="0070C0"/>
+            <w:lang w:val="en-US"/>
+            <w:rPrChange w:id="33" w:author="Pascal Heude" w:date="2026-08-01T19:24:00Z">
+              <w:rPr>
+                <w:lang w:val="en-US"/>
+              </w:rPr>
+            </w:rPrChange>
+          </w:rPr>
+          <w:t>URQT_02</w:t>
+        </w:r>
+        <w:r>
+          <w:rPr>
+            <w:lang w:val="en-US"/>
+          </w:rPr>
+          <w:t xml:space="preserve">: </w:t>
+        </w:r>
+      </w:ins>
+      <w:r>
+        <w:rPr>
+          <w:lang w:val="en-US"/>
+        </w:rPr>
         <w:t>All the tags shall be written in uppercase. All the attributes shall be written in lowercase and enclosed with double quotes.</w:t>
       </w:r>
     </w:p>
@@ -8102,6 +8318,7 @@
                 <w:lang w:val="en-US"/>
               </w:rPr>
             </w:pPr>
+            <w:proofErr w:type="spellStart"/>
             <w:r>
               <w:rPr>
                 <w:sz w:val="18"/>
@@ -8109,6 +8326,7 @@
               </w:rPr>
               <w:t>integrity_check</w:t>
             </w:r>
+            <w:proofErr w:type="spellEnd"/>
           </w:p>
         </w:tc>
         <w:tc>
@@ -8363,12 +8581,21 @@
                 <w:lang w:val="en-US"/>
               </w:rPr>
             </w:pPr>
+            <w:proofErr w:type="spellStart"/>
             <w:r>
               <w:rPr>
                 <w:sz w:val="18"/>
                 <w:lang w:val="en-US"/>
               </w:rPr>
-              <w:t>integrity_check, padding</w:t>
+              <w:t>integrity_check</w:t>
+            </w:r>
+            <w:proofErr w:type="spellEnd"/>
+            <w:r>
+              <w:rPr>
+                <w:sz w:val="18"/>
+                <w:lang w:val="en-US"/>
+              </w:rPr>
+              <w:t>, padding</w:t>
             </w:r>
           </w:p>
         </w:tc>
@@ -8586,12 +8813,21 @@
                 <w:lang w:val="en-US"/>
               </w:rPr>
             </w:pPr>
+            <w:proofErr w:type="spellStart"/>
             <w:r>
               <w:rPr>
                 <w:sz w:val="18"/>
                 <w:lang w:val="en-US"/>
               </w:rPr>
-              <w:t>integrity_check, number</w:t>
+              <w:t>integrity_check</w:t>
+            </w:r>
+            <w:proofErr w:type="spellEnd"/>
+            <w:r>
+              <w:rPr>
+                <w:sz w:val="18"/>
+                <w:lang w:val="en-US"/>
+              </w:rPr>
+              <w:t>, number</w:t>
             </w:r>
           </w:p>
         </w:tc>
@@ -9061,16 +9297,16 @@
       <w:pPr>
         <w:pStyle w:val="Titre3"/>
       </w:pPr>
-      <w:bookmarkStart w:id="37" w:name="_Tag_ARINC665_CONFIGURATION_FILE"/>
-      <w:bookmarkStart w:id="38" w:name="_Toc456106018"/>
-      <w:bookmarkEnd w:id="37"/>
+      <w:bookmarkStart w:id="34" w:name="_Tag_ARINC665_CONFIGURATION_FILE"/>
+      <w:bookmarkStart w:id="35" w:name="_Toc456106018"/>
+      <w:bookmarkEnd w:id="34"/>
       <w:r>
         <w:t xml:space="preserve">Tag </w:t>
       </w:r>
       <w:r>
         <w:t>ARINC665_CONFIGURATION_FILE</w:t>
       </w:r>
-      <w:bookmarkEnd w:id="38"/>
+      <w:bookmarkEnd w:id="35"/>
     </w:p>
     <w:p>
       <w:pPr>
@@ -9088,9 +9324,108 @@
     <w:p>
       <w:pPr>
         <w:rPr>
-          <w:lang w:val="en-US"/>
-        </w:rPr>
-      </w:pPr>
+          <w:moveTo w:id="36" w:author="Pascal Heude" w:date="2026-08-01T19:24:00Z"/>
+          <w:lang w:val="en-US"/>
+        </w:rPr>
+      </w:pPr>
+      <w:ins w:id="37" w:author="Pascal Heude" w:date="2026-08-01T19:24:00Z">
+        <w:r>
+          <w:rPr>
+            <w:b/>
+            <w:color w:val="0070C0"/>
+            <w:lang w:val="en-US"/>
+            <w:rPrChange w:id="38" w:author="Pascal Heude" w:date="2026-08-01T19:25:00Z">
+              <w:rPr>
+                <w:lang w:val="en-US"/>
+              </w:rPr>
+            </w:rPrChange>
+          </w:rPr>
+          <w:t>URQT</w:t>
+        </w:r>
+      </w:ins>
+      <w:ins w:id="39" w:author="Pascal Heude" w:date="2026-08-01T19:25:00Z">
+        <w:r>
+          <w:rPr>
+            <w:b/>
+            <w:color w:val="0070C0"/>
+            <w:lang w:val="en-US"/>
+            <w:rPrChange w:id="40" w:author="Pascal Heude" w:date="2026-08-01T19:25:00Z">
+              <w:rPr>
+                <w:lang w:val="en-US"/>
+              </w:rPr>
+            </w:rPrChange>
+          </w:rPr>
+          <w:t>_03</w:t>
+        </w:r>
+        <w:r>
+          <w:rPr>
+            <w:lang w:val="en-US"/>
+          </w:rPr>
+          <w:t xml:space="preserve">: </w:t>
+        </w:r>
+      </w:ins>
+      <w:moveToRangeStart w:id="41" w:author="Pascal Heude" w:date="2026-08-01T19:24:00Z" w:name="move236504710"/>
+      <w:moveTo w:id="42" w:author="Pascal Heude" w:date="2026-08-01T19:24:00Z">
+        <w:r>
+          <w:rPr>
+            <w:lang w:val="en-US"/>
+          </w:rPr>
+          <w:t xml:space="preserve">This tag </w:t>
+        </w:r>
+        <w:del w:id="43" w:author="Pascal Heude" w:date="2026-08-01T19:25:00Z">
+          <w:r>
+            <w:rPr>
+              <w:lang w:val="en-US"/>
+            </w:rPr>
+            <w:delText>is</w:delText>
+          </w:r>
+        </w:del>
+      </w:moveTo>
+      <w:ins w:id="44" w:author="Pascal Heude" w:date="2026-08-01T19:25:00Z">
+        <w:r>
+          <w:rPr>
+            <w:lang w:val="en-US"/>
+          </w:rPr>
+          <w:t>shall be</w:t>
+        </w:r>
+      </w:ins>
+      <w:moveTo w:id="45" w:author="Pascal Heude" w:date="2026-08-01T19:24:00Z">
+        <w:r>
+          <w:rPr>
+            <w:lang w:val="en-US"/>
+          </w:rPr>
+          <w:t xml:space="preserve"> mandatory. If omitted, LSPB will generate an exception.</w:t>
+        </w:r>
+      </w:moveTo>
+    </w:p>
+    <w:moveToRangeEnd w:id="41"/>
+    <w:p>
+      <w:pPr>
+        <w:rPr>
+          <w:lang w:val="en-US"/>
+        </w:rPr>
+      </w:pPr>
+      <w:ins w:id="46" w:author="Pascal Heude" w:date="2026-08-01T19:25:00Z">
+        <w:r>
+          <w:rPr>
+            <w:b/>
+            <w:color w:val="0070C0"/>
+            <w:lang w:val="en-US"/>
+            <w:rPrChange w:id="47" w:author="Pascal Heude" w:date="2026-08-01T19:25:00Z">
+              <w:rPr>
+                <w:lang w:val="en-US"/>
+              </w:rPr>
+            </w:rPrChange>
+          </w:rPr>
+          <w:t>URQT_04</w:t>
+        </w:r>
+        <w:r>
+          <w:rPr>
+            <w:lang w:val="en-US"/>
+          </w:rPr>
+          <w:t xml:space="preserve">: </w:t>
+        </w:r>
+      </w:ins>
       <w:r>
         <w:rPr>
           <w:lang w:val="en-US"/>
@@ -9203,16 +9538,21 @@
     <w:p>
       <w:pPr>
         <w:rPr>
-          <w:lang w:val="en-US"/>
-        </w:rPr>
-      </w:pPr>
-      <w:r>
-        <w:rPr>
-          <w:lang w:val="en-US"/>
-        </w:rPr>
-        <w:t>This tag is mandatory. If omitted, LSPB will generate an exception.</w:t>
-      </w:r>
-    </w:p>
+          <w:moveFrom w:id="48" w:author="Pascal Heude" w:date="2026-08-01T19:24:00Z"/>
+          <w:lang w:val="en-US"/>
+        </w:rPr>
+      </w:pPr>
+      <w:moveFromRangeStart w:id="49" w:author="Pascal Heude" w:date="2026-08-01T19:24:00Z" w:name="move236504710"/>
+      <w:moveFrom w:id="50" w:author="Pascal Heude" w:date="2026-08-01T19:24:00Z">
+        <w:r>
+          <w:rPr>
+            <w:lang w:val="en-US"/>
+          </w:rPr>
+          <w:t>This tag is mandatory. If omitted, LSPB will generate an exception.</w:t>
+        </w:r>
+      </w:moveFrom>
+    </w:p>
+    <w:moveFromRangeEnd w:id="49"/>
     <w:p>
       <w:pPr>
         <w:rPr>
@@ -9399,16 +9739,16 @@
           <w:lang w:val="en-US"/>
         </w:rPr>
       </w:pPr>
-      <w:bookmarkStart w:id="39" w:name="_Tag_KEY"/>
-      <w:bookmarkStart w:id="40" w:name="_Toc456106019"/>
-      <w:bookmarkEnd w:id="39"/>
+      <w:bookmarkStart w:id="51" w:name="_Tag_KEY"/>
+      <w:bookmarkStart w:id="52" w:name="_Toc456106019"/>
+      <w:bookmarkEnd w:id="51"/>
       <w:r>
         <w:rPr>
           <w:lang w:val="en-US"/>
         </w:rPr>
         <w:t>Tag KEY</w:t>
       </w:r>
-      <w:bookmarkEnd w:id="40"/>
+      <w:bookmarkEnd w:id="52"/>
     </w:p>
     <w:p>
       <w:pPr>
@@ -9441,6 +9781,27 @@
           <w:lang w:val="en-US"/>
         </w:rPr>
       </w:pPr>
+      <w:ins w:id="53" w:author="Pascal Heude" w:date="2026-08-01T19:26:00Z">
+        <w:r>
+          <w:rPr>
+            <w:b/>
+            <w:color w:val="0070C0"/>
+            <w:lang w:val="en-US"/>
+            <w:rPrChange w:id="54" w:author="Pascal Heude" w:date="2026-08-01T19:26:00Z">
+              <w:rPr>
+                <w:lang w:val="en-US"/>
+              </w:rPr>
+            </w:rPrChange>
+          </w:rPr>
+          <w:t>URQT_05</w:t>
+        </w:r>
+        <w:r>
+          <w:rPr>
+            <w:lang w:val="en-US"/>
+          </w:rPr>
+          <w:t xml:space="preserve">: </w:t>
+        </w:r>
+      </w:ins>
       <w:r>
         <w:rPr>
           <w:lang w:val="en-US"/>
@@ -9604,13 +9965,13 @@
       <w:pPr>
         <w:pStyle w:val="Titre3"/>
       </w:pPr>
-      <w:bookmarkStart w:id="41" w:name="_Tag_BATCH"/>
-      <w:bookmarkStart w:id="42" w:name="_Toc456106020"/>
-      <w:bookmarkEnd w:id="41"/>
+      <w:bookmarkStart w:id="55" w:name="_Tag_BATCH"/>
+      <w:bookmarkStart w:id="56" w:name="_Toc456106020"/>
+      <w:bookmarkEnd w:id="55"/>
       <w:r>
         <w:t>Tag BATCH</w:t>
       </w:r>
-      <w:bookmarkEnd w:id="42"/>
+      <w:bookmarkEnd w:id="56"/>
     </w:p>
     <w:p>
       <w:pPr>
@@ -9643,6 +10004,51 @@
           <w:lang w:val="en-US"/>
         </w:rPr>
       </w:pPr>
+      <w:ins w:id="57" w:author="Pascal Heude" w:date="2026-08-01T19:29:00Z">
+        <w:r>
+          <w:rPr>
+            <w:b/>
+            <w:color w:val="0070C0"/>
+            <w:lang w:val="en-US"/>
+            <w:rPrChange w:id="58" w:author="Pascal Heude" w:date="2026-08-01T19:30:00Z">
+              <w:rPr>
+                <w:lang w:val="en-US"/>
+              </w:rPr>
+            </w:rPrChange>
+          </w:rPr>
+          <w:lastRenderedPageBreak/>
+          <w:t>URQT_</w:t>
+        </w:r>
+      </w:ins>
+      <w:ins w:id="59" w:author="Pascal Heude" w:date="2026-08-01T19:30:00Z">
+        <w:r>
+          <w:rPr>
+            <w:b/>
+            <w:color w:val="0070C0"/>
+            <w:lang w:val="en-US"/>
+            <w:rPrChange w:id="60" w:author="Pascal Heude" w:date="2026-08-01T19:30:00Z">
+              <w:rPr>
+                <w:lang w:val="en-US"/>
+              </w:rPr>
+            </w:rPrChange>
+          </w:rPr>
+          <w:t>0</w:t>
+        </w:r>
+        <w:r>
+          <w:rPr>
+            <w:b/>
+            <w:color w:val="0070C0"/>
+            <w:lang w:val="en-US"/>
+          </w:rPr>
+          <w:t>6</w:t>
+        </w:r>
+        <w:r>
+          <w:rPr>
+            <w:lang w:val="en-US"/>
+          </w:rPr>
+          <w:t xml:space="preserve">: </w:t>
+        </w:r>
+      </w:ins>
       <w:r>
         <w:rPr>
           <w:lang w:val="en-US"/>
@@ -9707,7 +10113,6 @@
         <w:rPr>
           <w:lang w:val="en-US"/>
         </w:rPr>
-        <w:lastRenderedPageBreak/>
         <w:t>YES : batch file will be generated with COMMENT field empty (see ref [3] 2.3.1.9 and 2.3.1.10)</w:t>
       </w:r>
     </w:p>
@@ -9787,12 +10192,6 @@
           <w:lang w:val="en-US"/>
         </w:rPr>
       </w:pPr>
-      <w:r>
-        <w:rPr>
-          <w:lang w:val="en-US"/>
-        </w:rPr>
-        <w:tab/>
-      </w:r>
     </w:p>
     <w:p>
       <w:pPr>
@@ -9864,13 +10263,13 @@
       <w:pPr>
         <w:pStyle w:val="Titre3"/>
       </w:pPr>
-      <w:bookmarkStart w:id="43" w:name="_Tag_CODE"/>
-      <w:bookmarkStart w:id="44" w:name="_Toc456106021"/>
-      <w:bookmarkEnd w:id="43"/>
+      <w:bookmarkStart w:id="61" w:name="_Tag_CODE"/>
+      <w:bookmarkStart w:id="62" w:name="_Toc456106021"/>
+      <w:bookmarkEnd w:id="61"/>
       <w:r>
         <w:t>Tag CODE</w:t>
       </w:r>
-      <w:bookmarkEnd w:id="44"/>
+      <w:bookmarkEnd w:id="62"/>
     </w:p>
     <w:p>
       <w:pPr>
@@ -9888,53 +10287,140 @@
     <w:p>
       <w:pPr>
         <w:rPr>
-          <w:lang w:val="en-US"/>
-        </w:rPr>
-      </w:pPr>
-      <w:r>
-        <w:rPr>
-          <w:lang w:val="en-US"/>
-        </w:rPr>
-        <w:t xml:space="preserve">The content </w:t>
-      </w:r>
-      <w:r>
-        <w:rPr>
-          <w:lang w:val="en-US"/>
-        </w:rPr>
-        <w:t xml:space="preserve">shall be </w:t>
-      </w:r>
-      <w:r>
-        <w:rPr>
-          <w:lang w:val="en-US"/>
-        </w:rPr>
-        <w:t xml:space="preserve">a list of 3 </w:t>
-      </w:r>
-      <w:r>
-        <w:rPr>
-          <w:lang w:val="en-US"/>
-        </w:rPr>
-        <w:t>letters</w:t>
-      </w:r>
-      <w:r>
-        <w:rPr>
-          <w:lang w:val="en-US"/>
-        </w:rPr>
-        <w:t>.</w:t>
-      </w:r>
-    </w:p>
-    <w:p>
-      <w:pPr>
-        <w:rPr>
-          <w:lang w:val="en-US"/>
-        </w:rPr>
-      </w:pPr>
-      <w:r>
-        <w:rPr>
-          <w:lang w:val="en-US"/>
-        </w:rPr>
-        <w:t>This tag is mandatory. If omitted, LSPB will raise an exception.</w:t>
-      </w:r>
-    </w:p>
+          <w:moveFrom w:id="63" w:author="Pascal Heude" w:date="2026-08-01T19:35:00Z"/>
+          <w:lang w:val="en-US"/>
+        </w:rPr>
+      </w:pPr>
+      <w:moveFromRangeStart w:id="64" w:author="Pascal Heude" w:date="2026-08-01T19:35:00Z" w:name="move236505319"/>
+      <w:moveFrom w:id="65" w:author="Pascal Heude" w:date="2026-08-01T19:35:00Z">
+        <w:r>
+          <w:rPr>
+            <w:lang w:val="en-US"/>
+          </w:rPr>
+          <w:t xml:space="preserve">The content </w:t>
+        </w:r>
+        <w:r>
+          <w:rPr>
+            <w:lang w:val="en-US"/>
+          </w:rPr>
+          <w:t xml:space="preserve">shall be </w:t>
+        </w:r>
+        <w:r>
+          <w:rPr>
+            <w:lang w:val="en-US"/>
+          </w:rPr>
+          <w:t xml:space="preserve">a list of 3 </w:t>
+        </w:r>
+        <w:r>
+          <w:rPr>
+            <w:lang w:val="en-US"/>
+          </w:rPr>
+          <w:t>letters</w:t>
+        </w:r>
+        <w:r>
+          <w:rPr>
+            <w:lang w:val="en-US"/>
+          </w:rPr>
+          <w:t>.</w:t>
+        </w:r>
+      </w:moveFrom>
+    </w:p>
+    <w:moveFromRangeEnd w:id="64"/>
+    <w:p>
+      <w:pPr>
+        <w:rPr>
+          <w:lang w:val="en-US"/>
+        </w:rPr>
+      </w:pPr>
+      <w:ins w:id="66" w:author="Pascal Heude" w:date="2026-08-01T19:35:00Z">
+        <w:r>
+          <w:rPr>
+            <w:b/>
+            <w:color w:val="0070C0"/>
+            <w:lang w:val="en-US"/>
+            <w:rPrChange w:id="67" w:author="Pascal Heude" w:date="2026-08-01T19:35:00Z">
+              <w:rPr>
+                <w:lang w:val="en-US"/>
+              </w:rPr>
+            </w:rPrChange>
+          </w:rPr>
+          <w:t>URQT_07</w:t>
+        </w:r>
+        <w:r>
+          <w:rPr>
+            <w:lang w:val="en-US"/>
+          </w:rPr>
+          <w:t xml:space="preserve">: </w:t>
+        </w:r>
+      </w:ins>
+      <w:r>
+        <w:rPr>
+          <w:lang w:val="en-US"/>
+        </w:rPr>
+        <w:t xml:space="preserve">This tag </w:t>
+      </w:r>
+      <w:ins w:id="68" w:author="Pascal Heude" w:date="2026-08-01T19:35:00Z">
+        <w:r>
+          <w:rPr>
+            <w:lang w:val="en-US"/>
+          </w:rPr>
+          <w:t xml:space="preserve">shall be </w:t>
+        </w:r>
+      </w:ins>
+      <w:del w:id="69" w:author="Pascal Heude" w:date="2026-08-01T19:35:00Z">
+        <w:r>
+          <w:rPr>
+            <w:lang w:val="en-US"/>
+          </w:rPr>
+          <w:delText xml:space="preserve">is </w:delText>
+        </w:r>
+      </w:del>
+      <w:r>
+        <w:rPr>
+          <w:lang w:val="en-US"/>
+        </w:rPr>
+        <w:t>mandatory. If omitted, LSPB will raise an exception.</w:t>
+      </w:r>
+    </w:p>
+    <w:p>
+      <w:pPr>
+        <w:rPr>
+          <w:moveTo w:id="70" w:author="Pascal Heude" w:date="2026-08-01T19:35:00Z"/>
+          <w:lang w:val="en-US"/>
+        </w:rPr>
+      </w:pPr>
+      <w:ins w:id="71" w:author="Pascal Heude" w:date="2026-08-01T19:35:00Z">
+        <w:r>
+          <w:rPr>
+            <w:b/>
+            <w:color w:val="0070C0"/>
+            <w:lang w:val="en-US"/>
+            <w:rPrChange w:id="72" w:author="Pascal Heude" w:date="2026-08-01T19:35:00Z">
+              <w:rPr>
+                <w:lang w:val="en-US"/>
+              </w:rPr>
+            </w:rPrChange>
+          </w:rPr>
+          <w:t>URQT_08</w:t>
+        </w:r>
+        <w:r>
+          <w:rPr>
+            <w:lang w:val="en-US"/>
+          </w:rPr>
+          <w:t xml:space="preserve">: </w:t>
+        </w:r>
+      </w:ins>
+      <w:moveToRangeStart w:id="73" w:author="Pascal Heude" w:date="2026-08-01T19:35:00Z" w:name="move236505319"/>
+      <w:moveTo w:id="74" w:author="Pascal Heude" w:date="2026-08-01T19:35:00Z">
+        <w:r>
+          <w:rPr>
+            <w:lang w:val="en-US"/>
+          </w:rPr>
+          <w:t>The content shall be a list of 3 letters.</w:t>
+        </w:r>
+      </w:moveTo>
+    </w:p>
+    <w:moveToRangeEnd w:id="73"/>
     <w:p>
       <w:pPr>
         <w:rPr>
@@ -9992,13 +10478,13 @@
       <w:pPr>
         <w:pStyle w:val="Titre3"/>
       </w:pPr>
-      <w:bookmarkStart w:id="45" w:name="_Tag_LOAD"/>
-      <w:bookmarkStart w:id="46" w:name="_Toc456106022"/>
-      <w:bookmarkEnd w:id="45"/>
+      <w:bookmarkStart w:id="75" w:name="_Tag_LOAD"/>
+      <w:bookmarkStart w:id="76" w:name="_Toc456106022"/>
+      <w:bookmarkEnd w:id="75"/>
       <w:r>
         <w:t>Tag LOAD</w:t>
       </w:r>
-      <w:bookmarkEnd w:id="46"/>
+      <w:bookmarkEnd w:id="76"/>
     </w:p>
     <w:p>
       <w:pPr>
@@ -10016,9 +10502,93 @@
     <w:p>
       <w:pPr>
         <w:rPr>
-          <w:lang w:val="en-US"/>
-        </w:rPr>
-      </w:pPr>
+          <w:moveTo w:id="77" w:author="Pascal Heude" w:date="2026-08-01T19:35:00Z"/>
+          <w:lang w:val="en-US"/>
+        </w:rPr>
+      </w:pPr>
+      <w:ins w:id="78" w:author="Pascal Heude" w:date="2026-08-01T19:35:00Z">
+        <w:r>
+          <w:rPr>
+            <w:b/>
+            <w:color w:val="0070C0"/>
+            <w:lang w:val="en-US"/>
+            <w:rPrChange w:id="79" w:author="Pascal Heude" w:date="2026-08-01T19:36:00Z">
+              <w:rPr>
+                <w:lang w:val="en-US"/>
+              </w:rPr>
+            </w:rPrChange>
+          </w:rPr>
+          <w:t>URQT_09</w:t>
+        </w:r>
+        <w:r>
+          <w:rPr>
+            <w:lang w:val="en-US"/>
+          </w:rPr>
+          <w:t xml:space="preserve">: </w:t>
+        </w:r>
+      </w:ins>
+      <w:moveToRangeStart w:id="80" w:author="Pascal Heude" w:date="2026-08-01T19:35:00Z" w:name="move236505369"/>
+      <w:moveTo w:id="81" w:author="Pascal Heude" w:date="2026-08-01T19:35:00Z">
+        <w:r>
+          <w:rPr>
+            <w:lang w:val="en-US"/>
+          </w:rPr>
+          <w:t xml:space="preserve">This tag </w:t>
+        </w:r>
+        <w:del w:id="82" w:author="Pascal Heude" w:date="2026-08-01T21:01:00Z">
+          <w:r>
+            <w:rPr>
+              <w:lang w:val="en-US"/>
+            </w:rPr>
+            <w:delText>is</w:delText>
+          </w:r>
+        </w:del>
+      </w:moveTo>
+      <w:ins w:id="83" w:author="Pascal Heude" w:date="2026-08-01T21:01:00Z">
+        <w:r>
+          <w:rPr>
+            <w:lang w:val="en-US"/>
+          </w:rPr>
+          <w:t>shall be</w:t>
+        </w:r>
+      </w:ins>
+      <w:moveTo w:id="84" w:author="Pascal Heude" w:date="2026-08-01T19:35:00Z">
+        <w:r>
+          <w:rPr>
+            <w:lang w:val="en-US"/>
+          </w:rPr>
+          <w:t xml:space="preserve"> mandatory.</w:t>
+        </w:r>
+      </w:moveTo>
+    </w:p>
+    <w:moveToRangeEnd w:id="80"/>
+    <w:p>
+      <w:pPr>
+        <w:rPr>
+          <w:lang w:val="en-US"/>
+        </w:rPr>
+      </w:pPr>
+      <w:ins w:id="85" w:author="Pascal Heude" w:date="2026-08-01T19:36:00Z">
+        <w:r>
+          <w:rPr>
+            <w:b/>
+            <w:color w:val="0070C0"/>
+            <w:lang w:val="en-US"/>
+            <w:rPrChange w:id="86" w:author="Pascal Heude" w:date="2026-08-01T19:36:00Z">
+              <w:rPr>
+                <w:lang w:val="en-US"/>
+              </w:rPr>
+            </w:rPrChange>
+          </w:rPr>
+          <w:t>URQT_10</w:t>
+        </w:r>
+        <w:r>
+          <w:rPr>
+            <w:lang w:val="en-US"/>
+          </w:rPr>
+          <w:t xml:space="preserve">: </w:t>
+        </w:r>
+      </w:ins>
       <w:r>
         <w:rPr>
           <w:lang w:val="en-US"/>
@@ -10071,16 +10641,21 @@
     <w:p>
       <w:pPr>
         <w:rPr>
-          <w:lang w:val="en-US"/>
-        </w:rPr>
-      </w:pPr>
-      <w:r>
-        <w:rPr>
-          <w:lang w:val="en-US"/>
-        </w:rPr>
-        <w:t>This tag is mandatory.</w:t>
-      </w:r>
-    </w:p>
+          <w:moveFrom w:id="87" w:author="Pascal Heude" w:date="2026-08-01T19:35:00Z"/>
+          <w:lang w:val="en-US"/>
+        </w:rPr>
+      </w:pPr>
+      <w:moveFromRangeStart w:id="88" w:author="Pascal Heude" w:date="2026-08-01T19:35:00Z" w:name="move236505369"/>
+      <w:moveFrom w:id="89" w:author="Pascal Heude" w:date="2026-08-01T19:35:00Z">
+        <w:r>
+          <w:rPr>
+            <w:lang w:val="en-US"/>
+          </w:rPr>
+          <w:t>This tag is mandatory.</w:t>
+        </w:r>
+      </w:moveFrom>
+    </w:p>
+    <w:moveFromRangeEnd w:id="88"/>
     <w:p>
       <w:pPr>
         <w:rPr>
@@ -10100,11 +10675,19 @@
         </w:rPr>
         <w:t xml:space="preserve">The attribute </w:t>
       </w:r>
-      <w:r>
-        <w:rPr>
-          <w:lang w:val="en-US"/>
-        </w:rPr>
-        <w:t xml:space="preserve">integrity_check </w:t>
+      <w:proofErr w:type="spellStart"/>
+      <w:r>
+        <w:rPr>
+          <w:lang w:val="en-US"/>
+        </w:rPr>
+        <w:t>integrity_check</w:t>
+      </w:r>
+      <w:proofErr w:type="spellEnd"/>
+      <w:r>
+        <w:rPr>
+          <w:lang w:val="en-US"/>
+        </w:rPr>
+        <w:t xml:space="preserve"> </w:t>
       </w:r>
       <w:r>
         <w:rPr>
@@ -10278,7 +10861,21 @@
         <w:rPr>
           <w:lang w:val="en-US"/>
         </w:rPr>
-        <w:t>&lt;LOAD integrity_check=”MD5”&gt;…&lt;/LOAD&gt;</w:t>
+        <w:t xml:space="preserve">&lt;LOAD </w:t>
+      </w:r>
+      <w:proofErr w:type="spellStart"/>
+      <w:r>
+        <w:rPr>
+          <w:lang w:val="en-US"/>
+        </w:rPr>
+        <w:t>integrity_check</w:t>
+      </w:r>
+      <w:proofErr w:type="spellEnd"/>
+      <w:r>
+        <w:rPr>
+          <w:lang w:val="en-US"/>
+        </w:rPr>
+        <w:t>=”MD5”&gt;…&lt;/LOAD&gt;</w:t>
       </w:r>
     </w:p>
     <w:p>
@@ -10295,16 +10892,16 @@
           <w:lang w:val="en-US"/>
         </w:rPr>
       </w:pPr>
-      <w:bookmarkStart w:id="47" w:name="_Tag_PART_NUMBER"/>
-      <w:bookmarkStart w:id="48" w:name="_Toc456106023"/>
-      <w:bookmarkEnd w:id="47"/>
+      <w:bookmarkStart w:id="90" w:name="_Tag_PART_NUMBER"/>
+      <w:bookmarkStart w:id="91" w:name="_Toc456106023"/>
+      <w:bookmarkEnd w:id="90"/>
       <w:r>
         <w:rPr>
           <w:lang w:val="en-US"/>
         </w:rPr>
         <w:t>Tag PART_NUMBER</w:t>
       </w:r>
-      <w:bookmarkEnd w:id="48"/>
+      <w:bookmarkEnd w:id="91"/>
     </w:p>
     <w:p>
       <w:pPr>
@@ -10379,9 +10976,93 @@
     <w:p>
       <w:pPr>
         <w:rPr>
-          <w:lang w:val="en-US"/>
-        </w:rPr>
-      </w:pPr>
+          <w:moveTo w:id="92" w:author="Pascal Heude" w:date="2026-08-01T19:36:00Z"/>
+          <w:lang w:val="en-US"/>
+        </w:rPr>
+      </w:pPr>
+      <w:ins w:id="93" w:author="Pascal Heude" w:date="2026-08-01T19:36:00Z">
+        <w:r>
+          <w:rPr>
+            <w:b/>
+            <w:color w:val="0070C0"/>
+            <w:lang w:val="en-US"/>
+            <w:rPrChange w:id="94" w:author="Pascal Heude" w:date="2026-08-01T19:37:00Z">
+              <w:rPr>
+                <w:lang w:val="en-US"/>
+              </w:rPr>
+            </w:rPrChange>
+          </w:rPr>
+          <w:t>URQT_11</w:t>
+        </w:r>
+        <w:r>
+          <w:rPr>
+            <w:lang w:val="en-US"/>
+          </w:rPr>
+          <w:t xml:space="preserve">: </w:t>
+        </w:r>
+      </w:ins>
+      <w:moveToRangeStart w:id="95" w:author="Pascal Heude" w:date="2026-08-01T19:36:00Z" w:name="move236505418"/>
+      <w:moveTo w:id="96" w:author="Pascal Heude" w:date="2026-08-01T19:36:00Z">
+        <w:r>
+          <w:rPr>
+            <w:lang w:val="en-US"/>
+          </w:rPr>
+          <w:t xml:space="preserve">This tag </w:t>
+        </w:r>
+        <w:del w:id="97" w:author="Pascal Heude" w:date="2026-08-01T19:37:00Z">
+          <w:r>
+            <w:rPr>
+              <w:lang w:val="en-US"/>
+            </w:rPr>
+            <w:delText>is</w:delText>
+          </w:r>
+        </w:del>
+      </w:moveTo>
+      <w:ins w:id="98" w:author="Pascal Heude" w:date="2026-08-01T19:37:00Z">
+        <w:r>
+          <w:rPr>
+            <w:lang w:val="en-US"/>
+          </w:rPr>
+          <w:t>shall be</w:t>
+        </w:r>
+      </w:ins>
+      <w:moveTo w:id="99" w:author="Pascal Heude" w:date="2026-08-01T19:36:00Z">
+        <w:r>
+          <w:rPr>
+            <w:lang w:val="en-US"/>
+          </w:rPr>
+          <w:t xml:space="preserve"> mandatory. If omitted, LSPB will raise an exception.</w:t>
+        </w:r>
+      </w:moveTo>
+    </w:p>
+    <w:moveToRangeEnd w:id="95"/>
+    <w:p>
+      <w:pPr>
+        <w:rPr>
+          <w:lang w:val="en-US"/>
+        </w:rPr>
+      </w:pPr>
+      <w:ins w:id="100" w:author="Pascal Heude" w:date="2026-08-01T19:36:00Z">
+        <w:r>
+          <w:rPr>
+            <w:b/>
+            <w:color w:val="0070C0"/>
+            <w:lang w:val="en-US"/>
+            <w:rPrChange w:id="101" w:author="Pascal Heude" w:date="2026-08-01T19:37:00Z">
+              <w:rPr>
+                <w:lang w:val="en-US"/>
+              </w:rPr>
+            </w:rPrChange>
+          </w:rPr>
+          <w:t>URQT_12</w:t>
+        </w:r>
+        <w:r>
+          <w:rPr>
+            <w:lang w:val="en-US"/>
+          </w:rPr>
+          <w:t xml:space="preserve">: </w:t>
+        </w:r>
+      </w:ins>
       <w:r>
         <w:rPr>
           <w:lang w:val="en-US"/>
@@ -10422,16 +11103,21 @@
     <w:p>
       <w:pPr>
         <w:rPr>
-          <w:lang w:val="en-US"/>
-        </w:rPr>
-      </w:pPr>
-      <w:r>
-        <w:rPr>
-          <w:lang w:val="en-US"/>
-        </w:rPr>
-        <w:t>This tag is mandatory. If omitted, LSPB will raise an exception.</w:t>
-      </w:r>
-    </w:p>
+          <w:moveFrom w:id="102" w:author="Pascal Heude" w:date="2026-08-01T19:36:00Z"/>
+          <w:lang w:val="en-US"/>
+        </w:rPr>
+      </w:pPr>
+      <w:moveFromRangeStart w:id="103" w:author="Pascal Heude" w:date="2026-08-01T19:36:00Z" w:name="move236505418"/>
+      <w:moveFrom w:id="104" w:author="Pascal Heude" w:date="2026-08-01T19:36:00Z">
+        <w:r>
+          <w:rPr>
+            <w:lang w:val="en-US"/>
+          </w:rPr>
+          <w:t>This tag is mandatory. If omitted, LSPB will raise an exception.</w:t>
+        </w:r>
+      </w:moveFrom>
+    </w:p>
+    <w:moveFromRangeEnd w:id="103"/>
     <w:p>
       <w:pPr>
         <w:rPr>
@@ -10450,6 +11136,7 @@
           <w:u w:val="single"/>
           <w:lang w:val="en-US"/>
         </w:rPr>
+        <w:lastRenderedPageBreak/>
         <w:t>Example</w:t>
       </w:r>
       <w:r>
@@ -10498,28 +11185,27 @@
           <w:lang w:val="en-US"/>
         </w:rPr>
       </w:pPr>
-      <w:bookmarkStart w:id="49" w:name="_Tag_TYPE_DESCRIPTION"/>
-      <w:bookmarkStart w:id="50" w:name="_Toc456106024"/>
-      <w:bookmarkEnd w:id="49"/>
+      <w:bookmarkStart w:id="105" w:name="_Tag_TYPE_DESCRIPTION"/>
+      <w:bookmarkStart w:id="106" w:name="_Toc456106024"/>
+      <w:bookmarkEnd w:id="105"/>
       <w:r>
         <w:rPr>
           <w:lang w:val="en-US"/>
         </w:rPr>
         <w:t>Tag TYPE_DESCRIPTION</w:t>
       </w:r>
-      <w:bookmarkEnd w:id="50"/>
-    </w:p>
-    <w:p>
-      <w:pPr>
-        <w:rPr>
-          <w:lang w:val="en-US"/>
-        </w:rPr>
-      </w:pPr>
-      <w:r>
-        <w:rPr>
-          <w:lang w:val="en-US"/>
-        </w:rPr>
-        <w:lastRenderedPageBreak/>
+      <w:bookmarkEnd w:id="106"/>
+    </w:p>
+    <w:p>
+      <w:pPr>
+        <w:rPr>
+          <w:lang w:val="en-US"/>
+        </w:rPr>
+      </w:pPr>
+      <w:r>
+        <w:rPr>
+          <w:lang w:val="en-US"/>
+        </w:rPr>
         <w:t>This tag is used to indicate the load type description (see ref [3] §</w:t>
       </w:r>
       <w:r>
@@ -10557,6 +11243,40 @@
         <w:rPr>
           <w:lang w:val="en-US"/>
         </w:rPr>
+        <w:t>This tag is not mandatory. If omitted, the type description fields are not added to the header file.</w:t>
+      </w:r>
+    </w:p>
+    <w:p>
+      <w:pPr>
+        <w:rPr>
+          <w:lang w:val="en-US"/>
+        </w:rPr>
+      </w:pPr>
+      <w:ins w:id="107" w:author="Pascal Heude" w:date="2026-08-01T19:37:00Z">
+        <w:r>
+          <w:rPr>
+            <w:b/>
+            <w:color w:val="0070C0"/>
+            <w:lang w:val="en-US"/>
+            <w:rPrChange w:id="108" w:author="Pascal Heude" w:date="2026-08-01T19:37:00Z">
+              <w:rPr>
+                <w:lang w:val="en-US"/>
+              </w:rPr>
+            </w:rPrChange>
+          </w:rPr>
+          <w:t>URQT_13</w:t>
+        </w:r>
+        <w:r>
+          <w:rPr>
+            <w:lang w:val="en-US"/>
+          </w:rPr>
+          <w:t xml:space="preserve">: </w:t>
+        </w:r>
+      </w:ins>
+      <w:r>
+        <w:rPr>
+          <w:lang w:val="en-US"/>
+        </w:rPr>
         <w:t xml:space="preserve">The content shall be a list of </w:t>
       </w:r>
       <w:r>
@@ -10565,6 +11285,14 @@
         </w:rPr>
         <w:t>letters</w:t>
       </w:r>
+      <w:ins w:id="109" w:author="Pascal Heude" w:date="2026-08-01T21:03:00Z">
+        <w:r>
+          <w:rPr>
+            <w:lang w:val="en-US"/>
+          </w:rPr>
+          <w:t xml:space="preserve"> and space characters</w:t>
+        </w:r>
+      </w:ins>
       <w:r>
         <w:rPr>
           <w:lang w:val="en-US"/>
@@ -10578,19 +11306,6 @@
           <w:lang w:val="en-US"/>
         </w:rPr>
       </w:pPr>
-      <w:r>
-        <w:rPr>
-          <w:lang w:val="en-US"/>
-        </w:rPr>
-        <w:t>This tag is not mandatory. If omitted, the type description fields are not added to the header file.</w:t>
-      </w:r>
-    </w:p>
-    <w:p>
-      <w:pPr>
-        <w:rPr>
-          <w:lang w:val="en-US"/>
-        </w:rPr>
-      </w:pPr>
     </w:p>
     <w:p>
       <w:pPr>
@@ -10627,7 +11342,70 @@
         <w:rPr>
           <w:lang w:val="en-US"/>
         </w:rPr>
-        <w:t>The co</w:t>
+        <w:t>The attribute is not mandatory. If omitted, identifier is set to 0</w:t>
+      </w:r>
+      <w:r>
+        <w:rPr>
+          <w:vertAlign w:val="subscript"/>
+          <w:lang w:val="en-US"/>
+        </w:rPr>
+        <w:t>10</w:t>
+      </w:r>
+      <w:r>
+        <w:rPr>
+          <w:lang w:val="en-US"/>
+        </w:rPr>
+        <w:t>.</w:t>
+      </w:r>
+    </w:p>
+    <w:p>
+      <w:pPr>
+        <w:rPr>
+          <w:lang w:val="en-US"/>
+        </w:rPr>
+      </w:pPr>
+      <w:ins w:id="110" w:author="Pascal Heude" w:date="2026-08-01T19:39:00Z">
+        <w:r>
+          <w:rPr>
+            <w:b/>
+            <w:color w:val="0070C0"/>
+            <w:lang w:val="en-US"/>
+            <w:rPrChange w:id="111" w:author="Pascal Heude" w:date="2026-08-01T19:39:00Z">
+              <w:rPr>
+                <w:lang w:val="en-US"/>
+              </w:rPr>
+            </w:rPrChange>
+          </w:rPr>
+          <w:t>URQT_14</w:t>
+        </w:r>
+        <w:r>
+          <w:rPr>
+            <w:lang w:val="en-US"/>
+          </w:rPr>
+          <w:t xml:space="preserve">: If used, </w:t>
+        </w:r>
+      </w:ins>
+      <w:del w:id="112" w:author="Pascal Heude" w:date="2026-08-01T19:39:00Z">
+        <w:r>
+          <w:rPr>
+            <w:lang w:val="en-US"/>
+          </w:rPr>
+          <w:delText>T</w:delText>
+        </w:r>
+      </w:del>
+      <w:ins w:id="113" w:author="Pascal Heude" w:date="2026-08-01T19:39:00Z">
+        <w:r>
+          <w:rPr>
+            <w:lang w:val="en-US"/>
+          </w:rPr>
+          <w:t>t</w:t>
+        </w:r>
+      </w:ins>
+      <w:r>
+        <w:rPr>
+          <w:lang w:val="en-US"/>
+        </w:rPr>
+        <w:t>he co</w:t>
       </w:r>
       <w:r>
         <w:rPr>
@@ -10680,155 +11458,228 @@
           <w:lang w:val="en-US"/>
         </w:rPr>
       </w:pPr>
-      <w:r>
-        <w:rPr>
-          <w:lang w:val="en-US"/>
-        </w:rPr>
-        <w:t>The attribute is not mandatory. If omitted, identifier is set to 0</w:t>
-      </w:r>
-      <w:r>
+    </w:p>
+    <w:p>
+      <w:proofErr w:type="spellStart"/>
+      <w:r>
+        <w:rPr>
+          <w:u w:val="single"/>
+        </w:rPr>
+        <w:t>Example</w:t>
+      </w:r>
+      <w:proofErr w:type="spellEnd"/>
+      <w:r>
+        <w:t>:</w:t>
+      </w:r>
+    </w:p>
+    <w:p>
+      <w:r>
+        <w:t>&lt;TYPE_DESCRIPTION</w:t>
+      </w:r>
+      <w:r>
+        <w:t xml:space="preserve"> </w:t>
+      </w:r>
+      <w:r>
+        <w:t>id="42330"&gt;</w:t>
+      </w:r>
+      <w:r>
+        <w:t>A DESCRIPTION</w:t>
+      </w:r>
+      <w:r>
+        <w:t>&lt;TYPE_DESCRIPTION&gt;</w:t>
+      </w:r>
+    </w:p>
+    <w:p>
+      <w:pPr>
         <w:rPr>
           <w:vertAlign w:val="subscript"/>
-          <w:lang w:val="en-US"/>
-        </w:rPr>
-        <w:t>10</w:t>
-      </w:r>
-      <w:r>
-        <w:rPr>
-          <w:lang w:val="en-US"/>
-        </w:rPr>
-        <w:t>.</w:t>
-      </w:r>
-    </w:p>
-    <w:p>
-      <w:pPr>
-        <w:rPr>
-          <w:lang w:val="en-US"/>
-        </w:rPr>
-      </w:pPr>
-    </w:p>
-    <w:p>
-      <w:r>
-        <w:rPr>
-          <w:u w:val="single"/>
-        </w:rPr>
-        <w:t>Example</w:t>
-      </w:r>
-      <w:r>
-        <w:t>:</w:t>
-      </w:r>
-    </w:p>
-    <w:p>
-      <w:r>
-        <w:t>&lt;TYPE_DESCRIPTION</w:t>
-      </w:r>
-      <w:r>
+        </w:rPr>
+      </w:pPr>
+    </w:p>
+    <w:p>
+      <w:pPr>
+        <w:pStyle w:val="Titre3"/>
+        <w:rPr>
+          <w:lang w:val="en-US"/>
+        </w:rPr>
+      </w:pPr>
+      <w:bookmarkStart w:id="114" w:name="_Tag_INPUT_FILE"/>
+      <w:bookmarkStart w:id="115" w:name="_Toc456106025"/>
+      <w:bookmarkEnd w:id="114"/>
+      <w:r>
+        <w:rPr>
+          <w:lang w:val="en-US"/>
+        </w:rPr>
+        <w:t>Tag INPUT_FILE</w:t>
+      </w:r>
+      <w:bookmarkEnd w:id="115"/>
+    </w:p>
+    <w:p>
+      <w:pPr>
+        <w:rPr>
+          <w:lang w:val="en-US"/>
+        </w:rPr>
+      </w:pPr>
+      <w:r>
+        <w:rPr>
+          <w:lang w:val="en-US"/>
+        </w:rPr>
+        <w:t>This tag is used to indicate the path and the name to access the input file. It can be an absolute path or a relative path. In case of relative path, the path where LSPB is invoked is added to the relative path.</w:t>
+      </w:r>
+    </w:p>
+    <w:p>
+      <w:pPr>
+        <w:rPr>
+          <w:moveTo w:id="116" w:author="Pascal Heude" w:date="2026-08-01T19:43:00Z"/>
+          <w:lang w:val="en-US"/>
+        </w:rPr>
+      </w:pPr>
+      <w:ins w:id="117" w:author="Pascal Heude" w:date="2026-08-01T19:43:00Z">
+        <w:r>
+          <w:rPr>
+            <w:b/>
+            <w:color w:val="0070C0"/>
+            <w:lang w:val="en-US"/>
+            <w:rPrChange w:id="118" w:author="Pascal Heude" w:date="2026-08-01T19:43:00Z">
+              <w:rPr>
+                <w:lang w:val="en-US"/>
+              </w:rPr>
+            </w:rPrChange>
+          </w:rPr>
+          <w:t>URQT_15</w:t>
+        </w:r>
+        <w:r>
+          <w:rPr>
+            <w:lang w:val="en-US"/>
+          </w:rPr>
+          <w:t xml:space="preserve">: </w:t>
+        </w:r>
+      </w:ins>
+      <w:moveToRangeStart w:id="119" w:author="Pascal Heude" w:date="2026-08-01T19:43:00Z" w:name="move236505798"/>
+      <w:moveTo w:id="120" w:author="Pascal Heude" w:date="2026-08-01T19:43:00Z">
+        <w:r>
+          <w:rPr>
+            <w:lang w:val="en-US"/>
+          </w:rPr>
+          <w:t xml:space="preserve">This tag </w:t>
+        </w:r>
+        <w:del w:id="121" w:author="Pascal Heude" w:date="2026-08-01T19:43:00Z">
+          <w:r>
+            <w:rPr>
+              <w:lang w:val="en-US"/>
+            </w:rPr>
+            <w:delText>is</w:delText>
+          </w:r>
+        </w:del>
+      </w:moveTo>
+      <w:ins w:id="122" w:author="Pascal Heude" w:date="2026-08-01T19:43:00Z">
+        <w:r>
+          <w:rPr>
+            <w:lang w:val="en-US"/>
+          </w:rPr>
+          <w:t>shall be</w:t>
+        </w:r>
+      </w:ins>
+      <w:moveTo w:id="123" w:author="Pascal Heude" w:date="2026-08-01T19:43:00Z">
+        <w:r>
+          <w:rPr>
+            <w:lang w:val="en-US"/>
+          </w:rPr>
+          <w:t xml:space="preserve"> mandatory. If omitted, LSPB will raise an exception.</w:t>
+        </w:r>
+      </w:moveTo>
+    </w:p>
+    <w:moveToRangeEnd w:id="119"/>
+    <w:p>
+      <w:pPr>
+        <w:rPr>
+          <w:lang w:val="en-US"/>
+        </w:rPr>
+      </w:pPr>
+      <w:ins w:id="124" w:author="Pascal Heude" w:date="2026-08-01T19:43:00Z">
+        <w:r>
+          <w:rPr>
+            <w:b/>
+            <w:color w:val="0070C0"/>
+            <w:lang w:val="en-US"/>
+            <w:rPrChange w:id="125" w:author="Pascal Heude" w:date="2026-08-01T19:43:00Z">
+              <w:rPr>
+                <w:lang w:val="en-US"/>
+              </w:rPr>
+            </w:rPrChange>
+          </w:rPr>
+          <w:t>URQT_16</w:t>
+        </w:r>
+        <w:r>
+          <w:rPr>
+            <w:lang w:val="en-US"/>
+          </w:rPr>
+          <w:t xml:space="preserve">: </w:t>
+        </w:r>
+      </w:ins>
+      <w:r>
+        <w:rPr>
+          <w:lang w:val="en-US"/>
+        </w:rPr>
+        <w:t>The content shall be a list of characters.</w:t>
+      </w:r>
+      <w:r>
+        <w:rPr>
+          <w:lang w:val="en-US"/>
+        </w:rPr>
+        <w:t xml:space="preserve"> If the file is not readable, LSPB will generate an exception.</w:t>
+      </w:r>
+    </w:p>
+    <w:p>
+      <w:pPr>
+        <w:rPr>
+          <w:moveFrom w:id="126" w:author="Pascal Heude" w:date="2026-08-01T19:43:00Z"/>
+          <w:lang w:val="en-US"/>
+        </w:rPr>
+      </w:pPr>
+      <w:moveFromRangeStart w:id="127" w:author="Pascal Heude" w:date="2026-08-01T19:43:00Z" w:name="move236505798"/>
+      <w:moveFrom w:id="128" w:author="Pascal Heude" w:date="2026-08-01T19:43:00Z">
+        <w:r>
+          <w:rPr>
+            <w:lang w:val="en-US"/>
+          </w:rPr>
+          <w:t>This tag is mandatory. If omitted, LSPB will raise an exception.</w:t>
+        </w:r>
+      </w:moveFrom>
+    </w:p>
+    <w:moveFromRangeEnd w:id="127"/>
+    <w:p>
+      <w:pPr>
+        <w:rPr>
+          <w:lang w:val="en-US"/>
+        </w:rPr>
+      </w:pPr>
+    </w:p>
+    <w:p>
+      <w:pPr>
+        <w:rPr>
+          <w:lang w:val="en-US"/>
+        </w:rPr>
+      </w:pPr>
+      <w:r>
+        <w:rPr>
+          <w:lang w:val="en-US"/>
+        </w:rPr>
+        <w:t xml:space="preserve">The attribute </w:t>
+      </w:r>
+      <w:proofErr w:type="spellStart"/>
+      <w:r>
+        <w:rPr>
+          <w:lang w:val="en-US"/>
+        </w:rPr>
+        <w:t>integrity_check</w:t>
+      </w:r>
+      <w:proofErr w:type="spellEnd"/>
+      <w:r>
+        <w:rPr>
+          <w:lang w:val="en-US"/>
+        </w:rPr>
         <w:t xml:space="preserve"> </w:t>
-      </w:r>
-      <w:r>
-        <w:t>id="42330"&gt;</w:t>
-      </w:r>
-      <w:r>
-        <w:t>A DESCRIPTION</w:t>
-      </w:r>
-      <w:r>
-        <w:t>&lt;TYPE_DESCRIPTION&gt;</w:t>
-      </w:r>
-    </w:p>
-    <w:p>
-      <w:pPr>
-        <w:rPr>
-          <w:vertAlign w:val="subscript"/>
-        </w:rPr>
-      </w:pPr>
-    </w:p>
-    <w:p>
-      <w:pPr>
-        <w:pStyle w:val="Titre3"/>
-        <w:rPr>
-          <w:lang w:val="en-US"/>
-        </w:rPr>
-      </w:pPr>
-      <w:bookmarkStart w:id="51" w:name="_Tag_INPUT_FILE"/>
-      <w:bookmarkStart w:id="52" w:name="_Toc456106025"/>
-      <w:bookmarkEnd w:id="51"/>
-      <w:r>
-        <w:rPr>
-          <w:lang w:val="en-US"/>
-        </w:rPr>
-        <w:t>Tag INPUT_FILE</w:t>
-      </w:r>
-      <w:bookmarkEnd w:id="52"/>
-    </w:p>
-    <w:p>
-      <w:pPr>
-        <w:rPr>
-          <w:lang w:val="en-US"/>
-        </w:rPr>
-      </w:pPr>
-      <w:r>
-        <w:rPr>
-          <w:lang w:val="en-US"/>
-        </w:rPr>
-        <w:t>This tag is used to indicate the path and the name to access the input file. It can be an absolute path or a relative path. In case of relative path, the path where LSPB is invoked is added to the relative path.</w:t>
-      </w:r>
-    </w:p>
-    <w:p>
-      <w:pPr>
-        <w:rPr>
-          <w:lang w:val="en-US"/>
-        </w:rPr>
-      </w:pPr>
-      <w:r>
-        <w:rPr>
-          <w:lang w:val="en-US"/>
-        </w:rPr>
-        <w:t>The content shall be a list of characters.</w:t>
-      </w:r>
-      <w:r>
-        <w:rPr>
-          <w:lang w:val="en-US"/>
-        </w:rPr>
-        <w:t xml:space="preserve"> If the file is not readable, LSPB will generate an exception.</w:t>
-      </w:r>
-    </w:p>
-    <w:p>
-      <w:pPr>
-        <w:rPr>
-          <w:lang w:val="en-US"/>
-        </w:rPr>
-      </w:pPr>
-      <w:r>
-        <w:rPr>
-          <w:lang w:val="en-US"/>
-        </w:rPr>
-        <w:t>This tag is mandatory. If omitted, LSPB will raise an exception.</w:t>
-      </w:r>
-    </w:p>
-    <w:p>
-      <w:pPr>
-        <w:rPr>
-          <w:lang w:val="en-US"/>
-        </w:rPr>
-      </w:pPr>
-    </w:p>
-    <w:p>
-      <w:pPr>
-        <w:rPr>
-          <w:lang w:val="en-US"/>
-        </w:rPr>
-      </w:pPr>
-      <w:r>
-        <w:rPr>
-          <w:lang w:val="en-US"/>
-        </w:rPr>
-        <w:t xml:space="preserve">The attribute </w:t>
-      </w:r>
-      <w:r>
-        <w:rPr>
-          <w:lang w:val="en-US"/>
-        </w:rPr>
-        <w:t xml:space="preserve">integrity_check </w:t>
       </w:r>
       <w:r>
         <w:rPr>
@@ -10946,7 +11797,7 @@
         <w:rPr>
           <w:lang w:val="en-US"/>
         </w:rPr>
-        <w:t>The content is a list of numbers. The possible values are from 0</w:t>
+        <w:t>The attribute is not mandatory. If omitted, ASCII of padding character will be set to 0</w:t>
       </w:r>
       <w:r>
         <w:rPr>
@@ -10959,6 +11810,61 @@
         <w:rPr>
           <w:lang w:val="en-US"/>
         </w:rPr>
+        <w:t>.</w:t>
+      </w:r>
+    </w:p>
+    <w:p>
+      <w:pPr>
+        <w:rPr>
+          <w:lang w:val="en-US"/>
+        </w:rPr>
+      </w:pPr>
+      <w:ins w:id="129" w:author="Pascal Heude" w:date="2026-08-01T19:44:00Z">
+        <w:r>
+          <w:rPr>
+            <w:b/>
+            <w:color w:val="0070C0"/>
+            <w:lang w:val="en-US"/>
+            <w:rPrChange w:id="130" w:author="Pascal Heude" w:date="2026-08-01T19:45:00Z">
+              <w:rPr>
+                <w:lang w:val="en-US"/>
+              </w:rPr>
+            </w:rPrChange>
+          </w:rPr>
+          <w:t>URQT_17</w:t>
+        </w:r>
+        <w:r>
+          <w:rPr>
+            <w:lang w:val="en-US"/>
+          </w:rPr>
+          <w:t>: If used, t</w:t>
+        </w:r>
+      </w:ins>
+      <w:del w:id="131" w:author="Pascal Heude" w:date="2026-08-01T19:44:00Z">
+        <w:r>
+          <w:rPr>
+            <w:lang w:val="en-US"/>
+          </w:rPr>
+          <w:delText>T</w:delText>
+        </w:r>
+      </w:del>
+      <w:r>
+        <w:rPr>
+          <w:lang w:val="en-US"/>
+        </w:rPr>
+        <w:t>he content is a list of numbers. The possible values are from 0</w:t>
+      </w:r>
+      <w:r>
+        <w:rPr>
+          <w:vertAlign w:val="subscript"/>
+          <w:lang w:val="en-US"/>
+        </w:rPr>
+        <w:t>10</w:t>
+      </w:r>
+      <w:r>
+        <w:rPr>
+          <w:lang w:val="en-US"/>
+        </w:rPr>
         <w:t xml:space="preserve"> to 255</w:t>
       </w:r>
       <w:r>
@@ -10981,23 +11887,156 @@
           <w:lang w:val="en-US"/>
         </w:rPr>
       </w:pPr>
-      <w:r>
-        <w:rPr>
-          <w:lang w:val="en-US"/>
-        </w:rPr>
-        <w:t xml:space="preserve">The attribute is not mandatory. If omitted, ASCII of padding character will be </w:t>
-      </w:r>
-      <w:r>
-        <w:rPr>
-          <w:lang w:val="en-US"/>
-        </w:rPr>
-        <w:t xml:space="preserve">set to </w:t>
-      </w:r>
-      <w:r>
-        <w:rPr>
-          <w:lang w:val="en-US"/>
-        </w:rPr>
-        <w:t>0</w:t>
+    </w:p>
+    <w:p>
+      <w:pPr>
+        <w:rPr>
+          <w:lang w:val="en-US"/>
+        </w:rPr>
+      </w:pPr>
+      <w:r>
+        <w:rPr>
+          <w:u w:val="single"/>
+          <w:lang w:val="en-US"/>
+        </w:rPr>
+        <w:t>Example</w:t>
+      </w:r>
+      <w:r>
+        <w:rPr>
+          <w:u w:val="single"/>
+          <w:lang w:val="en-US"/>
+        </w:rPr>
+        <w:t>s</w:t>
+      </w:r>
+      <w:r>
+        <w:rPr>
+          <w:lang w:val="en-US"/>
+        </w:rPr>
+        <w:t>:</w:t>
+      </w:r>
+    </w:p>
+    <w:p>
+      <w:pPr>
+        <w:rPr>
+          <w:lang w:val="en-US"/>
+        </w:rPr>
+      </w:pPr>
+      <w:r>
+        <w:rPr>
+          <w:lang w:val="en-US"/>
+        </w:rPr>
+        <w:t>&lt;INPUT_FILE&gt;c:\temp\a.exe&lt;/INPUT_FILE&gt;</w:t>
+      </w:r>
+      <w:r>
+        <w:rPr>
+          <w:rStyle w:val="Appelnotedebasdep"/>
+          <w:lang w:val="en-US"/>
+        </w:rPr>
+        <w:footnoteReference w:id="1"/>
+      </w:r>
+    </w:p>
+    <w:p>
+      <w:pPr>
+        <w:rPr>
+          <w:lang w:val="en-US"/>
+        </w:rPr>
+      </w:pPr>
+      <w:r>
+        <w:rPr>
+          <w:lang w:val="en-US"/>
+        </w:rPr>
+        <w:t xml:space="preserve">&lt;INPUT_FILE </w:t>
+      </w:r>
+      <w:proofErr w:type="spellStart"/>
+      <w:r>
+        <w:rPr>
+          <w:lang w:val="en-US"/>
+        </w:rPr>
+        <w:t>integrity_check</w:t>
+      </w:r>
+      <w:proofErr w:type="spellEnd"/>
+      <w:r>
+        <w:rPr>
+          <w:lang w:val="en-US"/>
+        </w:rPr>
+        <w:t>=”SHA-1” padding=”10”&gt;temp\a.exe&lt;/INPUT_FILE&gt;</w:t>
+      </w:r>
+      <w:r>
+        <w:rPr>
+          <w:rStyle w:val="Appelnotedebasdep"/>
+          <w:lang w:val="en-US"/>
+        </w:rPr>
+        <w:footnoteReference w:id="2"/>
+      </w:r>
+    </w:p>
+    <w:p>
+      <w:pPr>
+        <w:rPr>
+          <w:lang w:val="en-US"/>
+        </w:rPr>
+      </w:pPr>
+    </w:p>
+    <w:p>
+      <w:pPr>
+        <w:pStyle w:val="Titre3"/>
+      </w:pPr>
+      <w:bookmarkStart w:id="132" w:name="_Tag_SPLIT_SIZE"/>
+      <w:bookmarkStart w:id="133" w:name="_Toc456106026"/>
+      <w:bookmarkEnd w:id="132"/>
+      <w:r>
+        <w:rPr>
+          <w:lang w:val="en-US"/>
+        </w:rPr>
+        <w:t>Tag SPLIT_</w:t>
+      </w:r>
+      <w:r>
+        <w:t>SIZE</w:t>
+      </w:r>
+      <w:bookmarkEnd w:id="133"/>
+    </w:p>
+    <w:p>
+      <w:pPr>
+        <w:rPr>
+          <w:lang w:val="en-US"/>
+        </w:rPr>
+      </w:pPr>
+      <w:r>
+        <w:rPr>
+          <w:lang w:val="en-US"/>
+        </w:rPr>
+        <w:t xml:space="preserve">This tag is to indicate the </w:t>
+      </w:r>
+      <w:r>
+        <w:rPr>
+          <w:lang w:val="en-US"/>
+        </w:rPr>
+        <w:t>size in bytes of the generated data files (see ref [3] §</w:t>
+      </w:r>
+      <w:r>
+        <w:rPr>
+          <w:lang w:val="en-US"/>
+        </w:rPr>
+        <w:t>2.2.3.2</w:t>
+      </w:r>
+      <w:r>
+        <w:rPr>
+          <w:lang w:val="en-US"/>
+        </w:rPr>
+        <w:t>).</w:t>
+      </w:r>
+    </w:p>
+    <w:p>
+      <w:pPr>
+        <w:rPr>
+          <w:lang w:val="en-US"/>
+        </w:rPr>
+      </w:pPr>
+      <w:r>
+        <w:rPr>
+          <w:lang w:val="en-US"/>
+        </w:rPr>
+        <w:lastRenderedPageBreak/>
+        <w:t>This tag is not mandatory. If omitted, size is set to 32748</w:t>
       </w:r>
       <w:r>
         <w:rPr>
@@ -11019,6 +12058,126 @@
           <w:lang w:val="en-US"/>
         </w:rPr>
       </w:pPr>
+      <w:ins w:id="134" w:author="Pascal Heude" w:date="2026-08-01T19:45:00Z">
+        <w:r>
+          <w:rPr>
+            <w:b/>
+            <w:color w:val="0070C0"/>
+            <w:lang w:val="en-US"/>
+            <w:rPrChange w:id="135" w:author="Pascal Heude" w:date="2026-08-01T19:46:00Z">
+              <w:rPr>
+                <w:lang w:val="en-US"/>
+              </w:rPr>
+            </w:rPrChange>
+          </w:rPr>
+          <w:t>U</w:t>
+        </w:r>
+      </w:ins>
+      <w:ins w:id="136" w:author="Pascal Heude" w:date="2026-08-01T19:46:00Z">
+        <w:r>
+          <w:rPr>
+            <w:b/>
+            <w:color w:val="0070C0"/>
+            <w:lang w:val="en-US"/>
+            <w:rPrChange w:id="137" w:author="Pascal Heude" w:date="2026-08-01T19:46:00Z">
+              <w:rPr>
+                <w:lang w:val="en-US"/>
+              </w:rPr>
+            </w:rPrChange>
+          </w:rPr>
+          <w:t>RQT_18</w:t>
+        </w:r>
+        <w:r>
+          <w:rPr>
+            <w:lang w:val="en-US"/>
+          </w:rPr>
+          <w:t>: If used, t</w:t>
+        </w:r>
+      </w:ins>
+      <w:del w:id="138" w:author="Pascal Heude" w:date="2026-08-01T19:46:00Z">
+        <w:r>
+          <w:rPr>
+            <w:lang w:val="en-US"/>
+          </w:rPr>
+          <w:delText>T</w:delText>
+        </w:r>
+      </w:del>
+      <w:r>
+        <w:rPr>
+          <w:lang w:val="en-US"/>
+        </w:rPr>
+        <w:t xml:space="preserve">he content </w:t>
+      </w:r>
+      <w:r>
+        <w:rPr>
+          <w:lang w:val="en-US"/>
+        </w:rPr>
+        <w:t xml:space="preserve">shall be </w:t>
+      </w:r>
+      <w:r>
+        <w:rPr>
+          <w:lang w:val="en-US"/>
+        </w:rPr>
+        <w:t>a list of numbers. The size shall not be lower than 2</w:t>
+      </w:r>
+      <w:r>
+        <w:rPr>
+          <w:vertAlign w:val="subscript"/>
+          <w:lang w:val="en-US"/>
+        </w:rPr>
+        <w:t>10</w:t>
+      </w:r>
+      <w:r>
+        <w:rPr>
+          <w:lang w:val="en-US"/>
+        </w:rPr>
+        <w:t>, or greater</w:t>
+      </w:r>
+      <w:r>
+        <w:rPr>
+          <w:lang w:val="en-US"/>
+        </w:rPr>
+        <w:t xml:space="preserve"> or equal</w:t>
+      </w:r>
+      <w:r>
+        <w:rPr>
+          <w:lang w:val="en-US"/>
+        </w:rPr>
+        <w:t xml:space="preserve"> than </w:t>
+      </w:r>
+      <w:r>
+        <w:rPr>
+          <w:lang w:val="en-US"/>
+        </w:rPr>
+        <w:t>2</w:t>
+      </w:r>
+      <w:r>
+        <w:rPr>
+          <w:vertAlign w:val="superscript"/>
+          <w:lang w:val="en-US"/>
+        </w:rPr>
+        <w:t>31</w:t>
+      </w:r>
+      <w:r>
+        <w:rPr>
+          <w:vertAlign w:val="subscript"/>
+          <w:lang w:val="en-US"/>
+        </w:rPr>
+        <w:t>10</w:t>
+      </w:r>
+      <w:r>
+        <w:rPr>
+          <w:lang w:val="en-US"/>
+        </w:rPr>
+        <w:t>, or an odd number.</w:t>
+      </w:r>
+    </w:p>
+    <w:p>
+      <w:pPr>
+        <w:rPr>
+          <w:lang w:val="en-US"/>
+        </w:rPr>
+      </w:pPr>
     </w:p>
     <w:p>
       <w:pPr>
@@ -11035,10 +12194,348 @@
       </w:r>
       <w:r>
         <w:rPr>
+          <w:lang w:val="en-US"/>
+        </w:rPr>
+        <w:t>:</w:t>
+      </w:r>
+    </w:p>
+    <w:p>
+      <w:pPr>
+        <w:rPr>
+          <w:lang w:val="en-US"/>
+        </w:rPr>
+      </w:pPr>
+      <w:r>
+        <w:rPr>
+          <w:lang w:val="en-US"/>
+        </w:rPr>
+        <w:t>&lt;SPLIT_SIZE&gt;10000&lt;/SPLIT_SIZE&gt;</w:t>
+      </w:r>
+    </w:p>
+    <w:p>
+      <w:pPr>
+        <w:rPr>
+          <w:lang w:val="en-US"/>
+        </w:rPr>
+      </w:pPr>
+    </w:p>
+    <w:p>
+      <w:pPr>
+        <w:pStyle w:val="Titre3"/>
+      </w:pPr>
+      <w:bookmarkStart w:id="139" w:name="_Tag_DIRECTORY"/>
+      <w:bookmarkStart w:id="140" w:name="_Toc456106027"/>
+      <w:bookmarkEnd w:id="139"/>
+      <w:r>
+        <w:t>Tag DIRECTORY</w:t>
+      </w:r>
+      <w:bookmarkEnd w:id="140"/>
+    </w:p>
+    <w:p>
+      <w:pPr>
+        <w:rPr>
+          <w:lang w:val="en-US"/>
+        </w:rPr>
+      </w:pPr>
+      <w:r>
+        <w:rPr>
+          <w:lang w:val="en-US"/>
+        </w:rPr>
+        <w:t>This tag is used to indicate the directory where to write header and data files.</w:t>
+      </w:r>
+    </w:p>
+    <w:p>
+      <w:pPr>
+        <w:rPr>
+          <w:moveTo w:id="141" w:author="Pascal Heude" w:date="2026-08-01T19:46:00Z"/>
+          <w:lang w:val="en-US"/>
+        </w:rPr>
+      </w:pPr>
+      <w:ins w:id="142" w:author="Pascal Heude" w:date="2026-08-01T19:46:00Z">
+        <w:r>
+          <w:rPr>
+            <w:b/>
+            <w:color w:val="0070C0"/>
+            <w:lang w:val="en-US"/>
+            <w:rPrChange w:id="143" w:author="Pascal Heude" w:date="2026-08-01T19:46:00Z">
+              <w:rPr>
+                <w:lang w:val="en-US"/>
+              </w:rPr>
+            </w:rPrChange>
+          </w:rPr>
+          <w:t>URQT_19</w:t>
+        </w:r>
+        <w:r>
+          <w:rPr>
+            <w:lang w:val="en-US"/>
+          </w:rPr>
+          <w:t xml:space="preserve">: </w:t>
+        </w:r>
+      </w:ins>
+      <w:moveToRangeStart w:id="144" w:author="Pascal Heude" w:date="2026-08-01T19:46:00Z" w:name="move236506022"/>
+      <w:moveTo w:id="145" w:author="Pascal Heude" w:date="2026-08-01T19:46:00Z">
+        <w:r>
+          <w:rPr>
+            <w:lang w:val="en-US"/>
+          </w:rPr>
+          <w:t xml:space="preserve">This tag </w:t>
+        </w:r>
+        <w:del w:id="146" w:author="Pascal Heude" w:date="2026-08-01T19:47:00Z">
+          <w:r>
+            <w:rPr>
+              <w:lang w:val="en-US"/>
+            </w:rPr>
+            <w:delText>is</w:delText>
+          </w:r>
+        </w:del>
+      </w:moveTo>
+      <w:ins w:id="147" w:author="Pascal Heude" w:date="2026-08-01T19:47:00Z">
+        <w:r>
+          <w:rPr>
+            <w:lang w:val="en-US"/>
+          </w:rPr>
+          <w:t>shall be</w:t>
+        </w:r>
+      </w:ins>
+      <w:moveTo w:id="148" w:author="Pascal Heude" w:date="2026-08-01T19:46:00Z">
+        <w:r>
+          <w:rPr>
+            <w:lang w:val="en-US"/>
+          </w:rPr>
+          <w:t xml:space="preserve"> mandatory. If omitted, LSPB will generate an exception.</w:t>
+        </w:r>
+      </w:moveTo>
+    </w:p>
+    <w:moveToRangeEnd w:id="144"/>
+    <w:p>
+      <w:pPr>
+        <w:rPr>
+          <w:lang w:val="en-US"/>
+        </w:rPr>
+      </w:pPr>
+      <w:ins w:id="149" w:author="Pascal Heude" w:date="2026-08-01T19:47:00Z">
+        <w:r>
+          <w:rPr>
+            <w:b/>
+            <w:color w:val="0070C0"/>
+            <w:lang w:val="en-US"/>
+          </w:rPr>
+          <w:t>URQT_</w:t>
+        </w:r>
+        <w:r>
+          <w:rPr>
+            <w:b/>
+            <w:color w:val="0070C0"/>
+            <w:lang w:val="en-US"/>
+          </w:rPr>
+          <w:t>20</w:t>
+        </w:r>
+        <w:r>
+          <w:rPr>
+            <w:lang w:val="en-US"/>
+          </w:rPr>
+          <w:t>: t</w:t>
+        </w:r>
+      </w:ins>
+      <w:del w:id="150" w:author="Pascal Heude" w:date="2026-08-01T19:47:00Z">
+        <w:r>
+          <w:rPr>
+            <w:lang w:val="en-US"/>
+          </w:rPr>
+          <w:delText>T</w:delText>
+        </w:r>
+      </w:del>
+      <w:r>
+        <w:rPr>
+          <w:lang w:val="en-US"/>
+        </w:rPr>
+        <w:t xml:space="preserve">he content shall be </w:t>
+      </w:r>
+      <w:r>
+        <w:rPr>
+          <w:lang w:val="en-US"/>
+        </w:rPr>
+        <w:t>a</w:t>
+      </w:r>
+      <w:r>
+        <w:rPr>
+          <w:lang w:val="en-US"/>
+        </w:rPr>
+        <w:t xml:space="preserve"> writeable</w:t>
+      </w:r>
+      <w:r>
+        <w:rPr>
+          <w:lang w:val="en-US"/>
+        </w:rPr>
+        <w:t>,</w:t>
+      </w:r>
+      <w:r>
+        <w:rPr>
+          <w:lang w:val="en-US"/>
+        </w:rPr>
+        <w:t xml:space="preserve"> relative </w:t>
+      </w:r>
+      <w:del w:id="151" w:author="Pascal Heude" w:date="2026-07-29T22:51:00Z">
+        <w:r>
+          <w:rPr>
+            <w:lang w:val="en-US"/>
+          </w:rPr>
+          <w:delText xml:space="preserve">or absolute </w:delText>
+        </w:r>
+      </w:del>
+      <w:r>
+        <w:rPr>
+          <w:lang w:val="en-US"/>
+        </w:rPr>
+        <w:t>path.</w:t>
+      </w:r>
+    </w:p>
+    <w:p>
+      <w:pPr>
+        <w:rPr>
+          <w:moveFrom w:id="152" w:author="Pascal Heude" w:date="2026-08-01T19:46:00Z"/>
+          <w:lang w:val="en-US"/>
+        </w:rPr>
+      </w:pPr>
+      <w:moveFromRangeStart w:id="153" w:author="Pascal Heude" w:date="2026-08-01T19:46:00Z" w:name="move236506022"/>
+      <w:moveFrom w:id="154" w:author="Pascal Heude" w:date="2026-08-01T19:46:00Z">
+        <w:r>
+          <w:rPr>
+            <w:lang w:val="en-US"/>
+          </w:rPr>
+          <w:t>This tag is mandatory. If omitted, LSPB will generate an exception.</w:t>
+        </w:r>
+      </w:moveFrom>
+    </w:p>
+    <w:moveFromRangeEnd w:id="153"/>
+    <w:p>
+      <w:pPr>
+        <w:rPr>
+          <w:lang w:val="en-US"/>
+        </w:rPr>
+      </w:pPr>
+      <w:r>
+        <w:rPr>
+          <w:lang w:val="en-US"/>
+        </w:rPr>
+        <w:t xml:space="preserve">If the directory does not exist, it </w:t>
+      </w:r>
+      <w:del w:id="155" w:author="Pascal Heude" w:date="2026-07-29T22:52:00Z">
+        <w:r>
+          <w:rPr>
+            <w:lang w:val="en-US"/>
+          </w:rPr>
+          <w:delText xml:space="preserve">shall </w:delText>
+        </w:r>
+      </w:del>
+      <w:ins w:id="156" w:author="Pascal Heude" w:date="2026-07-29T22:52:00Z">
+        <w:r>
+          <w:rPr>
+            <w:lang w:val="en-US"/>
+          </w:rPr>
+          <w:t xml:space="preserve">will </w:t>
+        </w:r>
+      </w:ins>
+      <w:r>
+        <w:rPr>
+          <w:lang w:val="en-US"/>
+        </w:rPr>
+        <w:t xml:space="preserve">be created. If the directory exists and contains </w:t>
+      </w:r>
+      <w:r>
+        <w:rPr>
+          <w:lang w:val="en-US"/>
+        </w:rPr>
+        <w:t xml:space="preserve">already </w:t>
+      </w:r>
+      <w:del w:id="157" w:author="Pascal Heude" w:date="2026-07-29T22:52:00Z">
+        <w:r>
+          <w:rPr>
+            <w:lang w:val="en-US"/>
+          </w:rPr>
+          <w:delText xml:space="preserve">data </w:delText>
+        </w:r>
+      </w:del>
+      <w:r>
+        <w:rPr>
+          <w:lang w:val="en-US"/>
+        </w:rPr>
+        <w:t>files</w:t>
+      </w:r>
+      <w:ins w:id="158" w:author="Pascal Heude" w:date="2026-07-29T22:52:00Z">
+        <w:r>
+          <w:rPr>
+            <w:lang w:val="en-US"/>
+          </w:rPr>
+          <w:t xml:space="preserve"> (data and/or support)</w:t>
+        </w:r>
+      </w:ins>
+      <w:r>
+        <w:rPr>
+          <w:lang w:val="en-US"/>
+        </w:rPr>
+        <w:t xml:space="preserve">, </w:t>
+      </w:r>
+      <w:del w:id="159" w:author="Pascal Heude" w:date="2026-07-29T22:52:00Z">
+        <w:r>
+          <w:rPr>
+            <w:lang w:val="en-US"/>
+          </w:rPr>
+          <w:delText>there will be erased</w:delText>
+        </w:r>
+        <w:r>
+          <w:rPr>
+            <w:lang w:val="en-US"/>
+          </w:rPr>
+          <w:delText xml:space="preserve"> by clicking the menu</w:delText>
+        </w:r>
+        <w:r>
+          <w:rPr>
+            <w:lang w:val="en-US"/>
+          </w:rPr>
+          <w:delText xml:space="preserve"> </w:delText>
+        </w:r>
+        <w:r>
+          <w:rPr>
+            <w:lang w:val="en-US"/>
+          </w:rPr>
+          <w:delText>Generate</w:delText>
+        </w:r>
+      </w:del>
+      <w:ins w:id="160" w:author="Pascal Heude" w:date="2026-07-29T22:52:00Z">
+        <w:r>
+          <w:rPr>
+            <w:lang w:val="en-US"/>
+          </w:rPr>
+          <w:t>it will be emptied</w:t>
+        </w:r>
+      </w:ins>
+      <w:r>
+        <w:rPr>
+          <w:lang w:val="en-US"/>
+        </w:rPr>
+        <w:t>.</w:t>
+      </w:r>
+    </w:p>
+    <w:p>
+      <w:pPr>
+        <w:rPr>
+          <w:lang w:val="en-US"/>
+        </w:rPr>
+      </w:pPr>
+    </w:p>
+    <w:p>
+      <w:pPr>
+        <w:rPr>
+          <w:lang w:val="en-US"/>
+        </w:rPr>
+      </w:pPr>
+      <w:r>
+        <w:rPr>
           <w:u w:val="single"/>
           <w:lang w:val="en-US"/>
         </w:rPr>
-        <w:t>s</w:t>
+        <w:t>Example</w:t>
       </w:r>
       <w:r>
         <w:rPr>
@@ -11057,34 +12554,7 @@
         <w:rPr>
           <w:lang w:val="en-US"/>
         </w:rPr>
-        <w:t>&lt;INPUT_FILE&gt;c:\temp\a.exe&lt;/INPUT_FILE&gt;</w:t>
-      </w:r>
-      <w:r>
-        <w:rPr>
-          <w:rStyle w:val="Appelnotedebasdep"/>
-          <w:lang w:val="en-US"/>
-        </w:rPr>
-        <w:footnoteReference w:id="1"/>
-      </w:r>
-    </w:p>
-    <w:p>
-      <w:pPr>
-        <w:rPr>
-          <w:lang w:val="en-US"/>
-        </w:rPr>
-      </w:pPr>
-      <w:r>
-        <w:rPr>
-          <w:lang w:val="en-US"/>
-        </w:rPr>
-        <w:t>&lt;INPUT_FILE integrity_check=”SHA-1” padding=”10”&gt;temp\a.exe&lt;/INPUT_FILE&gt;</w:t>
-      </w:r>
-      <w:r>
-        <w:rPr>
-          <w:rStyle w:val="Appelnotedebasdep"/>
-          <w:lang w:val="en-US"/>
-        </w:rPr>
-        <w:footnoteReference w:id="2"/>
+        <w:t>&lt;DIRECTORY&gt;FILES&lt;/DIRECTORY&gt;</w:t>
       </w:r>
     </w:p>
     <w:p>
@@ -11098,383 +12568,13 @@
       <w:pPr>
         <w:pStyle w:val="Titre3"/>
       </w:pPr>
-      <w:bookmarkStart w:id="53" w:name="_Tag_SPLIT_SIZE"/>
-      <w:bookmarkStart w:id="54" w:name="_Toc456106026"/>
-      <w:bookmarkEnd w:id="53"/>
-      <w:r>
-        <w:rPr>
-          <w:lang w:val="en-US"/>
-        </w:rPr>
-        <w:t>Tag SPLIT_</w:t>
-      </w:r>
-      <w:r>
-        <w:t>SIZE</w:t>
-      </w:r>
-      <w:bookmarkEnd w:id="54"/>
-    </w:p>
-    <w:p>
-      <w:pPr>
-        <w:rPr>
-          <w:lang w:val="en-US"/>
-        </w:rPr>
-      </w:pPr>
-      <w:r>
-        <w:rPr>
-          <w:lang w:val="en-US"/>
-        </w:rPr>
-        <w:t xml:space="preserve">This tag is to indicate the </w:t>
-      </w:r>
-      <w:r>
-        <w:rPr>
-          <w:lang w:val="en-US"/>
-        </w:rPr>
-        <w:t>size in bytes of the generated data files (see ref [3] §</w:t>
-      </w:r>
-      <w:r>
-        <w:rPr>
-          <w:lang w:val="en-US"/>
-        </w:rPr>
-        <w:t>2.2.3.2</w:t>
-      </w:r>
-      <w:r>
-        <w:rPr>
-          <w:lang w:val="en-US"/>
-        </w:rPr>
-        <w:t>).</w:t>
-      </w:r>
-    </w:p>
-    <w:p>
-      <w:pPr>
-        <w:rPr>
-          <w:lang w:val="en-US"/>
-        </w:rPr>
-      </w:pPr>
-      <w:r>
-        <w:rPr>
-          <w:lang w:val="en-US"/>
-        </w:rPr>
-        <w:t xml:space="preserve">The content </w:t>
-      </w:r>
-      <w:r>
-        <w:rPr>
-          <w:lang w:val="en-US"/>
-        </w:rPr>
-        <w:t xml:space="preserve">shall be </w:t>
-      </w:r>
-      <w:r>
-        <w:rPr>
-          <w:lang w:val="en-US"/>
-        </w:rPr>
-        <w:t>a list of numbers. The size shall not be lower than 2</w:t>
-      </w:r>
-      <w:r>
-        <w:rPr>
-          <w:vertAlign w:val="subscript"/>
-          <w:lang w:val="en-US"/>
-        </w:rPr>
-        <w:t>10</w:t>
-      </w:r>
-      <w:r>
-        <w:rPr>
-          <w:lang w:val="en-US"/>
-        </w:rPr>
-        <w:t>, or greater</w:t>
-      </w:r>
-      <w:r>
-        <w:rPr>
-          <w:lang w:val="en-US"/>
-        </w:rPr>
-        <w:t xml:space="preserve"> or equal</w:t>
-      </w:r>
-      <w:r>
-        <w:rPr>
-          <w:lang w:val="en-US"/>
-        </w:rPr>
-        <w:t xml:space="preserve"> than </w:t>
-      </w:r>
-      <w:r>
-        <w:rPr>
-          <w:lang w:val="en-US"/>
-        </w:rPr>
-        <w:t>2</w:t>
-      </w:r>
-      <w:r>
-        <w:rPr>
-          <w:vertAlign w:val="superscript"/>
-          <w:lang w:val="en-US"/>
-        </w:rPr>
-        <w:t>31</w:t>
-      </w:r>
-      <w:r>
-        <w:rPr>
-          <w:vertAlign w:val="subscript"/>
-          <w:lang w:val="en-US"/>
-        </w:rPr>
-        <w:t>10</w:t>
-      </w:r>
-      <w:r>
-        <w:rPr>
-          <w:lang w:val="en-US"/>
-        </w:rPr>
-        <w:t>, or an odd number.</w:t>
-      </w:r>
-    </w:p>
-    <w:p>
-      <w:pPr>
-        <w:rPr>
-          <w:lang w:val="en-US"/>
-        </w:rPr>
-      </w:pPr>
-      <w:r>
-        <w:rPr>
-          <w:lang w:val="en-US"/>
-        </w:rPr>
-        <w:t>This tag is not mandatory. If omitted, size is set to 32748</w:t>
-      </w:r>
-      <w:r>
-        <w:rPr>
-          <w:vertAlign w:val="subscript"/>
-          <w:lang w:val="en-US"/>
-        </w:rPr>
-        <w:t>10</w:t>
-      </w:r>
-      <w:r>
-        <w:rPr>
-          <w:lang w:val="en-US"/>
-        </w:rPr>
-        <w:t>.</w:t>
-      </w:r>
-    </w:p>
-    <w:p>
-      <w:pPr>
-        <w:rPr>
-          <w:lang w:val="en-US"/>
-        </w:rPr>
-      </w:pPr>
-    </w:p>
-    <w:p>
-      <w:pPr>
-        <w:rPr>
-          <w:lang w:val="en-US"/>
-        </w:rPr>
-      </w:pPr>
-      <w:r>
-        <w:rPr>
-          <w:u w:val="single"/>
-          <w:lang w:val="en-US"/>
-        </w:rPr>
-        <w:t>Example</w:t>
-      </w:r>
-      <w:r>
-        <w:rPr>
-          <w:lang w:val="en-US"/>
-        </w:rPr>
-        <w:t>:</w:t>
-      </w:r>
-    </w:p>
-    <w:p>
-      <w:pPr>
-        <w:rPr>
-          <w:lang w:val="en-US"/>
-        </w:rPr>
-      </w:pPr>
-      <w:r>
-        <w:rPr>
-          <w:lang w:val="en-US"/>
-        </w:rPr>
-        <w:t>&lt;SPLIT_SIZE&gt;10000&lt;/SPLIT_SIZE&gt;</w:t>
-      </w:r>
-    </w:p>
-    <w:p>
-      <w:pPr>
-        <w:rPr>
-          <w:lang w:val="en-US"/>
-        </w:rPr>
-      </w:pPr>
-    </w:p>
-    <w:p>
-      <w:pPr>
-        <w:pStyle w:val="Titre3"/>
-      </w:pPr>
-      <w:bookmarkStart w:id="55" w:name="_Tag_DIRECTORY"/>
-      <w:bookmarkStart w:id="56" w:name="_Toc456106027"/>
-      <w:bookmarkEnd w:id="55"/>
-      <w:r>
-        <w:lastRenderedPageBreak/>
-        <w:t>Tag DIRECTORY</w:t>
-      </w:r>
-      <w:bookmarkEnd w:id="56"/>
-    </w:p>
-    <w:p>
-      <w:pPr>
-        <w:rPr>
-          <w:lang w:val="en-US"/>
-        </w:rPr>
-      </w:pPr>
-      <w:r>
-        <w:rPr>
-          <w:lang w:val="en-US"/>
-        </w:rPr>
-        <w:t>This tag is used to indicate the directory where to write header and data files.</w:t>
-      </w:r>
-    </w:p>
-    <w:p>
-      <w:pPr>
-        <w:rPr>
-          <w:lang w:val="en-US"/>
-        </w:rPr>
-      </w:pPr>
-      <w:r>
-        <w:rPr>
-          <w:lang w:val="en-US"/>
-        </w:rPr>
-        <w:t xml:space="preserve">The content shall be </w:t>
-      </w:r>
-      <w:r>
-        <w:rPr>
-          <w:lang w:val="en-US"/>
-        </w:rPr>
-        <w:t>a</w:t>
-      </w:r>
-      <w:r>
-        <w:rPr>
-          <w:lang w:val="en-US"/>
-        </w:rPr>
-        <w:t xml:space="preserve"> writeable</w:t>
-      </w:r>
-      <w:r>
-        <w:rPr>
-          <w:lang w:val="en-US"/>
-        </w:rPr>
-        <w:t>,</w:t>
-      </w:r>
-      <w:r>
-        <w:rPr>
-          <w:lang w:val="en-US"/>
-        </w:rPr>
-        <w:t xml:space="preserve"> relative or absolute path.</w:t>
-      </w:r>
-    </w:p>
-    <w:p>
-      <w:pPr>
-        <w:rPr>
-          <w:lang w:val="en-US"/>
-        </w:rPr>
-      </w:pPr>
-      <w:r>
-        <w:rPr>
-          <w:lang w:val="en-US"/>
-        </w:rPr>
-        <w:t>This tag is mandatory. If omitted, LSPB will generate an exception.</w:t>
-      </w:r>
-    </w:p>
-    <w:p>
-      <w:pPr>
-        <w:rPr>
-          <w:lang w:val="en-US"/>
-        </w:rPr>
-      </w:pPr>
-      <w:r>
-        <w:rPr>
-          <w:lang w:val="en-US"/>
-        </w:rPr>
-        <w:t xml:space="preserve">If the directory does not exist, it shall be created. If the directory exists and contains </w:t>
-      </w:r>
-      <w:r>
-        <w:rPr>
-          <w:lang w:val="en-US"/>
-        </w:rPr>
-        <w:t xml:space="preserve">already </w:t>
-      </w:r>
-      <w:r>
-        <w:rPr>
-          <w:lang w:val="en-US"/>
-        </w:rPr>
-        <w:t>data files, there will be erased</w:t>
-      </w:r>
-      <w:r>
-        <w:rPr>
-          <w:lang w:val="en-US"/>
-        </w:rPr>
-        <w:t xml:space="preserve"> by clicking the menu</w:t>
-      </w:r>
-      <w:r>
-        <w:rPr>
-          <w:lang w:val="en-US"/>
-        </w:rPr>
-        <w:t xml:space="preserve"> </w:t>
-      </w:r>
-      <w:r>
-        <w:rPr>
-          <w:lang w:val="en-US"/>
-        </w:rPr>
-        <w:t>Generate</w:t>
-      </w:r>
-      <w:r>
-        <w:rPr>
-          <w:lang w:val="en-US"/>
-        </w:rPr>
-        <w:t>.</w:t>
-      </w:r>
-    </w:p>
-    <w:p>
-      <w:pPr>
-        <w:rPr>
-          <w:lang w:val="en-US"/>
-        </w:rPr>
-      </w:pPr>
-    </w:p>
-    <w:p>
-      <w:pPr>
-        <w:rPr>
-          <w:lang w:val="en-US"/>
-        </w:rPr>
-      </w:pPr>
-      <w:r>
-        <w:rPr>
-          <w:u w:val="single"/>
-          <w:lang w:val="en-US"/>
-        </w:rPr>
-        <w:t>Example</w:t>
-      </w:r>
-      <w:r>
-        <w:rPr>
-          <w:lang w:val="en-US"/>
-        </w:rPr>
-        <w:t>:</w:t>
-      </w:r>
-    </w:p>
-    <w:p>
-      <w:pPr>
-        <w:rPr>
-          <w:lang w:val="en-US"/>
-        </w:rPr>
-      </w:pPr>
-      <w:r>
-        <w:rPr>
-          <w:lang w:val="en-US"/>
-        </w:rPr>
-        <w:t>&lt;DIRECTORY&gt;FILES&lt;/DIRECTORY&gt;</w:t>
-      </w:r>
-    </w:p>
-    <w:p>
-      <w:pPr>
-        <w:rPr>
-          <w:lang w:val="en-US"/>
-        </w:rPr>
-      </w:pPr>
-    </w:p>
-    <w:p>
-      <w:pPr>
-        <w:pStyle w:val="Titre3"/>
-      </w:pPr>
-      <w:bookmarkStart w:id="57" w:name="_Tag_THW_ID_LIST"/>
-      <w:bookmarkStart w:id="58" w:name="_Toc456106028"/>
-      <w:bookmarkEnd w:id="57"/>
+      <w:bookmarkStart w:id="161" w:name="_Tag_THW_ID_LIST"/>
+      <w:bookmarkStart w:id="162" w:name="_Toc456106028"/>
+      <w:bookmarkEnd w:id="161"/>
       <w:r>
         <w:t>Tag THW_ID_LIST</w:t>
       </w:r>
-      <w:bookmarkEnd w:id="58"/>
+      <w:bookmarkEnd w:id="162"/>
     </w:p>
     <w:p>
       <w:pPr>
@@ -11567,8 +12667,8 @@
           <w:lang w:val="en-US"/>
         </w:rPr>
       </w:pPr>
-      <w:bookmarkStart w:id="59" w:name="_Tag_THW_ID"/>
-      <w:bookmarkEnd w:id="59"/>
+      <w:bookmarkStart w:id="163" w:name="_Tag_THW_ID"/>
+      <w:bookmarkEnd w:id="163"/>
       <w:r>
         <w:rPr>
           <w:lang w:val="en-US"/>
@@ -11603,9 +12703,133 @@
     <w:p>
       <w:pPr>
         <w:rPr>
-          <w:lang w:val="en-US"/>
-        </w:rPr>
-      </w:pPr>
+          <w:moveTo w:id="164" w:author="Pascal Heude" w:date="2026-08-01T19:48:00Z"/>
+          <w:lang w:val="en-US"/>
+        </w:rPr>
+      </w:pPr>
+      <w:ins w:id="165" w:author="Pascal Heude" w:date="2026-08-01T19:48:00Z">
+        <w:r>
+          <w:rPr>
+            <w:b/>
+            <w:color w:val="0070C0"/>
+            <w:lang w:val="en-US"/>
+          </w:rPr>
+          <w:t>URQT_</w:t>
+        </w:r>
+        <w:r>
+          <w:rPr>
+            <w:b/>
+            <w:color w:val="0070C0"/>
+            <w:lang w:val="en-US"/>
+          </w:rPr>
+          <w:t>2</w:t>
+        </w:r>
+        <w:r>
+          <w:rPr>
+            <w:b/>
+            <w:color w:val="0070C0"/>
+            <w:lang w:val="en-US"/>
+          </w:rPr>
+          <w:t>1</w:t>
+        </w:r>
+        <w:r>
+          <w:rPr>
+            <w:lang w:val="en-US"/>
+          </w:rPr>
+          <w:t xml:space="preserve">: </w:t>
+        </w:r>
+      </w:ins>
+      <w:moveToRangeStart w:id="166" w:author="Pascal Heude" w:date="2026-08-01T19:48:00Z" w:name="move236506110"/>
+      <w:moveTo w:id="167" w:author="Pascal Heude" w:date="2026-08-01T19:48:00Z">
+        <w:del w:id="168" w:author="Pascal Heude" w:date="2026-08-01T19:48:00Z">
+          <w:r>
+            <w:rPr>
+              <w:lang w:val="en-US"/>
+            </w:rPr>
+            <w:delText>T</w:delText>
+          </w:r>
+        </w:del>
+      </w:moveTo>
+      <w:ins w:id="169" w:author="Pascal Heude" w:date="2026-08-01T19:48:00Z">
+        <w:r>
+          <w:rPr>
+            <w:lang w:val="en-US"/>
+          </w:rPr>
+          <w:t>t</w:t>
+        </w:r>
+      </w:ins>
+      <w:moveTo w:id="170" w:author="Pascal Heude" w:date="2026-08-01T19:48:00Z">
+        <w:r>
+          <w:rPr>
+            <w:lang w:val="en-US"/>
+          </w:rPr>
+          <w:t xml:space="preserve">he attribute </w:t>
+        </w:r>
+        <w:del w:id="171" w:author="Pascal Heude" w:date="2026-08-01T19:48:00Z">
+          <w:r>
+            <w:rPr>
+              <w:lang w:val="en-US"/>
+            </w:rPr>
+            <w:delText>is</w:delText>
+          </w:r>
+        </w:del>
+      </w:moveTo>
+      <w:ins w:id="172" w:author="Pascal Heude" w:date="2026-08-01T19:48:00Z">
+        <w:r>
+          <w:rPr>
+            <w:lang w:val="en-US"/>
+          </w:rPr>
+          <w:t>shall be</w:t>
+        </w:r>
+      </w:ins>
+      <w:moveTo w:id="173" w:author="Pascal Heude" w:date="2026-08-01T19:48:00Z">
+        <w:r>
+          <w:rPr>
+            <w:lang w:val="en-US"/>
+          </w:rPr>
+          <w:t xml:space="preserve"> mandatory. If omitted, LSPB will generate an exception.</w:t>
+        </w:r>
+      </w:moveTo>
+    </w:p>
+    <w:moveToRangeEnd w:id="166"/>
+    <w:p>
+      <w:pPr>
+        <w:rPr>
+          <w:lang w:val="en-US"/>
+        </w:rPr>
+      </w:pPr>
+      <w:ins w:id="174" w:author="Pascal Heude" w:date="2026-08-01T19:48:00Z">
+        <w:r>
+          <w:rPr>
+            <w:b/>
+            <w:color w:val="0070C0"/>
+            <w:lang w:val="en-US"/>
+          </w:rPr>
+          <w:t>URQT_</w:t>
+        </w:r>
+        <w:r>
+          <w:rPr>
+            <w:b/>
+            <w:color w:val="0070C0"/>
+            <w:lang w:val="en-US"/>
+          </w:rPr>
+          <w:t>2</w:t>
+        </w:r>
+        <w:r>
+          <w:rPr>
+            <w:b/>
+            <w:color w:val="0070C0"/>
+            <w:lang w:val="en-US"/>
+          </w:rPr>
+          <w:t>2</w:t>
+        </w:r>
+        <w:r>
+          <w:rPr>
+            <w:lang w:val="en-US"/>
+          </w:rPr>
+          <w:t xml:space="preserve">: </w:t>
+        </w:r>
+      </w:ins>
       <w:r>
         <w:rPr>
           <w:lang w:val="en-US"/>
@@ -11622,22 +12846,27 @@
     <w:p>
       <w:pPr>
         <w:rPr>
-          <w:lang w:val="en-US"/>
-        </w:rPr>
-      </w:pPr>
-      <w:r>
-        <w:rPr>
-          <w:lang w:val="en-US"/>
-        </w:rPr>
-        <w:t xml:space="preserve">The attribute is </w:t>
-      </w:r>
-      <w:r>
-        <w:rPr>
-          <w:lang w:val="en-US"/>
-        </w:rPr>
-        <w:t>mandatory. If omitted, LSPB will generate an exception.</w:t>
-      </w:r>
-    </w:p>
+          <w:moveFrom w:id="175" w:author="Pascal Heude" w:date="2026-08-01T19:48:00Z"/>
+          <w:lang w:val="en-US"/>
+        </w:rPr>
+      </w:pPr>
+      <w:moveFromRangeStart w:id="176" w:author="Pascal Heude" w:date="2026-08-01T19:48:00Z" w:name="move236506110"/>
+      <w:moveFrom w:id="177" w:author="Pascal Heude" w:date="2026-08-01T19:48:00Z">
+        <w:r>
+          <w:rPr>
+            <w:lang w:val="en-US"/>
+          </w:rPr>
+          <w:t xml:space="preserve">The attribute is </w:t>
+        </w:r>
+        <w:r>
+          <w:rPr>
+            <w:lang w:val="en-US"/>
+          </w:rPr>
+          <w:t>mandatory. If omitted, LSPB will generate an exception.</w:t>
+        </w:r>
+      </w:moveFrom>
+    </w:p>
+    <w:moveFromRangeEnd w:id="176"/>
     <w:p>
       <w:pPr>
         <w:rPr>
@@ -11713,13 +12942,13 @@
       <w:pPr>
         <w:pStyle w:val="Titre3"/>
       </w:pPr>
-      <w:bookmarkStart w:id="60" w:name="_Tag_THW_ID_1"/>
-      <w:bookmarkStart w:id="61" w:name="_Toc456106029"/>
-      <w:bookmarkEnd w:id="60"/>
+      <w:bookmarkStart w:id="178" w:name="_Tag_THW_ID_1"/>
+      <w:bookmarkStart w:id="179" w:name="_Toc456106029"/>
+      <w:bookmarkEnd w:id="178"/>
       <w:r>
         <w:t>Tag THW_ID</w:t>
       </w:r>
-      <w:bookmarkEnd w:id="61"/>
+      <w:bookmarkEnd w:id="179"/>
     </w:p>
     <w:p>
       <w:pPr>
@@ -11773,41 +13002,84 @@
     <w:p>
       <w:pPr>
         <w:rPr>
-          <w:lang w:val="en-US"/>
-        </w:rPr>
-      </w:pPr>
-      <w:r>
-        <w:rPr>
-          <w:lang w:val="en-US"/>
-        </w:rPr>
-        <w:t>The content shall be a list of characters.</w:t>
-      </w:r>
-    </w:p>
-    <w:p>
-      <w:pPr>
-        <w:rPr>
-          <w:lang w:val="en-US"/>
-        </w:rPr>
-      </w:pPr>
-      <w:r>
-        <w:rPr>
-          <w:lang w:val="en-US"/>
-        </w:rPr>
-        <w:t xml:space="preserve">This tag is mandatory. There shall </w:t>
-      </w:r>
-      <w:r>
-        <w:rPr>
-          <w:lang w:val="en-US"/>
-        </w:rPr>
-        <w:t>have</w:t>
-      </w:r>
-      <w:r>
-        <w:rPr>
-          <w:lang w:val="en-US"/>
-        </w:rPr>
-        <w:t xml:space="preserve"> as many tags THW_ID as value of attribute number in tag </w:t>
-      </w:r>
-      <w:hyperlink w:anchor="_Tag_THW_ID_LIST" w:history="1">
+          <w:moveTo w:id="180" w:author="Pascal Heude" w:date="2026-08-01T21:11:00Z"/>
+          <w:lang w:val="en-US"/>
+        </w:rPr>
+      </w:pPr>
+      <w:ins w:id="181" w:author="Pascal Heude" w:date="2026-08-01T21:11:00Z">
+        <w:r>
+          <w:rPr>
+            <w:b/>
+            <w:color w:val="0070C0"/>
+            <w:lang w:val="en-US"/>
+            <w:rPrChange w:id="182" w:author="Pascal Heude" w:date="2026-08-01T21:11:00Z">
+              <w:rPr>
+                <w:lang w:val="en-US"/>
+              </w:rPr>
+            </w:rPrChange>
+          </w:rPr>
+          <w:t>URQT_23</w:t>
+        </w:r>
+        <w:r>
+          <w:rPr>
+            <w:lang w:val="en-US"/>
+          </w:rPr>
+          <w:t xml:space="preserve">: </w:t>
+        </w:r>
+      </w:ins>
+      <w:moveToRangeStart w:id="183" w:author="Pascal Heude" w:date="2026-08-01T21:11:00Z" w:name="move236511099"/>
+      <w:moveTo w:id="184" w:author="Pascal Heude" w:date="2026-08-01T21:11:00Z">
+        <w:r>
+          <w:rPr>
+            <w:lang w:val="en-US"/>
+          </w:rPr>
+          <w:t xml:space="preserve">This tag </w:t>
+        </w:r>
+        <w:del w:id="185" w:author="Pascal Heude" w:date="2026-08-01T21:12:00Z">
+          <w:r>
+            <w:rPr>
+              <w:lang w:val="en-US"/>
+            </w:rPr>
+            <w:delText>is</w:delText>
+          </w:r>
+        </w:del>
+      </w:moveTo>
+      <w:ins w:id="186" w:author="Pascal Heude" w:date="2026-08-01T21:12:00Z">
+        <w:r>
+          <w:rPr>
+            <w:lang w:val="en-US"/>
+          </w:rPr>
+          <w:t>shall be</w:t>
+        </w:r>
+      </w:ins>
+      <w:moveTo w:id="187" w:author="Pascal Heude" w:date="2026-08-01T21:11:00Z">
+        <w:r>
+          <w:rPr>
+            <w:lang w:val="en-US"/>
+          </w:rPr>
+          <w:t xml:space="preserve"> mandatory. There shall have as many tags THW_ID as value of attribute number in tag </w:t>
+        </w:r>
+        <w:r>
+          <w:rPr>
+            <w:rStyle w:val="Lienhypertexte"/>
+            <w:lang w:val="en-US"/>
+          </w:rPr>
+          <w:fldChar w:fldCharType="begin"/>
+        </w:r>
+        <w:r>
+          <w:rPr>
+            <w:rStyle w:val="Lienhypertexte"/>
+            <w:lang w:val="en-US"/>
+          </w:rPr>
+          <w:instrText xml:space="preserve"> HYPERLINK \l "_Tag_THW_ID_LIST" </w:instrText>
+        </w:r>
+        <w:r>
+          <w:rPr>
+            <w:rStyle w:val="Lienhypertexte"/>
+            <w:lang w:val="en-US"/>
+          </w:rPr>
+          <w:fldChar w:fldCharType="separate"/>
+        </w:r>
         <w:r>
           <w:rPr>
             <w:rStyle w:val="Lienhypertexte"/>
@@ -11815,14 +13087,127 @@
           </w:rPr>
           <w:t>THW_ID_LIST</w:t>
         </w:r>
-      </w:hyperlink>
-      <w:r>
-        <w:rPr>
-          <w:lang w:val="en-US"/>
-        </w:rPr>
-        <w:t>.</w:t>
-      </w:r>
-    </w:p>
+        <w:r>
+          <w:rPr>
+            <w:rStyle w:val="Lienhypertexte"/>
+            <w:lang w:val="en-US"/>
+          </w:rPr>
+          <w:fldChar w:fldCharType="end"/>
+        </w:r>
+        <w:r>
+          <w:rPr>
+            <w:lang w:val="en-US"/>
+          </w:rPr>
+          <w:t>.</w:t>
+        </w:r>
+      </w:moveTo>
+    </w:p>
+    <w:moveToRangeEnd w:id="183"/>
+    <w:p>
+      <w:pPr>
+        <w:rPr>
+          <w:lang w:val="en-US"/>
+        </w:rPr>
+      </w:pPr>
+      <w:ins w:id="188" w:author="Pascal Heude" w:date="2026-08-01T21:11:00Z">
+        <w:r>
+          <w:rPr>
+            <w:b/>
+            <w:color w:val="0070C0"/>
+            <w:lang w:val="en-US"/>
+            <w:rPrChange w:id="189" w:author="Pascal Heude" w:date="2026-08-01T21:11:00Z">
+              <w:rPr>
+                <w:lang w:val="en-US"/>
+              </w:rPr>
+            </w:rPrChange>
+          </w:rPr>
+          <w:t>URQT_24</w:t>
+        </w:r>
+        <w:r>
+          <w:rPr>
+            <w:lang w:val="en-US"/>
+          </w:rPr>
+          <w:t xml:space="preserve">: </w:t>
+        </w:r>
+      </w:ins>
+      <w:r>
+        <w:rPr>
+          <w:lang w:val="en-US"/>
+        </w:rPr>
+        <w:t>The content shall be a list of characters.</w:t>
+      </w:r>
+    </w:p>
+    <w:p>
+      <w:pPr>
+        <w:rPr>
+          <w:moveFrom w:id="190" w:author="Pascal Heude" w:date="2026-08-01T21:11:00Z"/>
+          <w:lang w:val="en-US"/>
+        </w:rPr>
+      </w:pPr>
+      <w:moveFromRangeStart w:id="191" w:author="Pascal Heude" w:date="2026-08-01T21:11:00Z" w:name="move236511099"/>
+      <w:moveFrom w:id="192" w:author="Pascal Heude" w:date="2026-08-01T21:11:00Z">
+        <w:r>
+          <w:rPr>
+            <w:lang w:val="en-US"/>
+          </w:rPr>
+          <w:t xml:space="preserve">This tag is mandatory. There shall </w:t>
+        </w:r>
+        <w:r>
+          <w:rPr>
+            <w:lang w:val="en-US"/>
+          </w:rPr>
+          <w:t>have</w:t>
+        </w:r>
+        <w:r>
+          <w:rPr>
+            <w:lang w:val="en-US"/>
+          </w:rPr>
+          <w:t xml:space="preserve"> as many tags THW_ID as value of attribute number in tag </w:t>
+        </w:r>
+        <w:r>
+          <w:rPr>
+            <w:rStyle w:val="Lienhypertexte"/>
+            <w:lang w:val="en-US"/>
+          </w:rPr>
+          <w:fldChar w:fldCharType="begin"/>
+        </w:r>
+        <w:r>
+          <w:rPr>
+            <w:rStyle w:val="Lienhypertexte"/>
+            <w:lang w:val="en-US"/>
+          </w:rPr>
+          <w:instrText xml:space="preserve"> HYPERLINK \l "_Tag_THW_ID_LIST" </w:instrText>
+        </w:r>
+        <w:r>
+          <w:rPr>
+            <w:rStyle w:val="Lienhypertexte"/>
+            <w:lang w:val="en-US"/>
+          </w:rPr>
+          <w:fldChar w:fldCharType="separate"/>
+        </w:r>
+        <w:r>
+          <w:rPr>
+            <w:rStyle w:val="Lienhypertexte"/>
+            <w:lang w:val="en-US"/>
+          </w:rPr>
+          <w:t>THW_ID_LIST</w:t>
+        </w:r>
+        <w:r>
+          <w:rPr>
+            <w:rStyle w:val="Lienhypertexte"/>
+            <w:lang w:val="en-US"/>
+          </w:rPr>
+          <w:fldChar w:fldCharType="end"/>
+        </w:r>
+        <w:r>
+          <w:rPr>
+            <w:lang w:val="en-US"/>
+          </w:rPr>
+          <w:t>.</w:t>
+        </w:r>
+      </w:moveFrom>
+    </w:p>
+    <w:moveFromRangeEnd w:id="191"/>
     <w:p>
       <w:pPr>
         <w:rPr>
@@ -11915,6 +13300,13 @@
           <w:lang w:val="en-US"/>
         </w:rPr>
       </w:pPr>
+    </w:p>
+    <w:p>
+      <w:pPr>
+        <w:rPr>
+          <w:lang w:val="en-US"/>
+        </w:rPr>
+      </w:pPr>
       <w:r>
         <w:rPr>
           <w:lang w:val="en-US"/>
@@ -11972,6 +13364,7 @@
         <w:rPr>
           <w:lang w:val="en-US"/>
         </w:rPr>
+        <w:lastRenderedPageBreak/>
         <w:t>&lt;THW_ID_LIST &gt;</w:t>
       </w:r>
       <w:r>
@@ -11993,13 +13386,13 @@
       <w:pPr>
         <w:pStyle w:val="Titre3"/>
       </w:pPr>
-      <w:bookmarkStart w:id="62" w:name="_Tag_SUPPORT_FILE_LIST"/>
-      <w:bookmarkStart w:id="63" w:name="_Toc456106030"/>
-      <w:bookmarkEnd w:id="62"/>
+      <w:bookmarkStart w:id="193" w:name="_Tag_SUPPORT_FILE_LIST"/>
+      <w:bookmarkStart w:id="194" w:name="_Toc456106030"/>
+      <w:bookmarkEnd w:id="193"/>
       <w:r>
         <w:t>Tag SUPPORT_FILE_LIST</w:t>
       </w:r>
-      <w:bookmarkEnd w:id="63"/>
+      <w:bookmarkEnd w:id="194"/>
     </w:p>
     <w:p>
       <w:pPr>
@@ -12086,11 +13479,19 @@
         </w:rPr>
         <w:t xml:space="preserve">The attribute </w:t>
       </w:r>
-      <w:r>
-        <w:rPr>
-          <w:lang w:val="en-US"/>
-        </w:rPr>
-        <w:t xml:space="preserve">integrity_check </w:t>
+      <w:proofErr w:type="spellStart"/>
+      <w:r>
+        <w:rPr>
+          <w:lang w:val="en-US"/>
+        </w:rPr>
+        <w:t>integrity_check</w:t>
+      </w:r>
+      <w:proofErr w:type="spellEnd"/>
+      <w:r>
+        <w:rPr>
+          <w:lang w:val="en-US"/>
+        </w:rPr>
+        <w:t xml:space="preserve"> </w:t>
       </w:r>
       <w:r>
         <w:rPr>
@@ -12150,14 +13551,7 @@
         <w:rPr>
           <w:lang w:val="en-US"/>
         </w:rPr>
-        <w:t xml:space="preserve">) has to be included into the header file (see ref [3] </w:t>
-      </w:r>
-      <w:r>
-        <w:rPr>
-          <w:lang w:val="en-US"/>
-        </w:rPr>
-        <w:lastRenderedPageBreak/>
-        <w:t>§2.2.3.1) and which integrity check algorithm (see ref [3] §5) has to be used. The possible values are:</w:t>
+        <w:t>) has to be included into the header file (see ref [3] §2.2.3.1) and which integrity check algorithm (see ref [3] §5) has to be used. The possible values are:</w:t>
       </w:r>
     </w:p>
     <w:p>
@@ -12250,9 +13644,122 @@
     <w:p>
       <w:pPr>
         <w:rPr>
-          <w:lang w:val="en-US"/>
-        </w:rPr>
-      </w:pPr>
+          <w:moveTo w:id="195" w:author="Pascal Heude" w:date="2026-08-01T21:12:00Z"/>
+          <w:lang w:val="en-US"/>
+        </w:rPr>
+      </w:pPr>
+      <w:ins w:id="196" w:author="Pascal Heude" w:date="2026-08-01T21:13:00Z">
+        <w:r>
+          <w:rPr>
+            <w:b/>
+            <w:color w:val="0070C0"/>
+            <w:lang w:val="en-US"/>
+          </w:rPr>
+          <w:t>URQT_</w:t>
+        </w:r>
+      </w:ins>
+      <w:ins w:id="197" w:author="Pascal Heude" w:date="2026-08-01T22:10:00Z">
+        <w:r>
+          <w:rPr>
+            <w:b/>
+            <w:color w:val="0070C0"/>
+            <w:lang w:val="en-US"/>
+          </w:rPr>
+          <w:t>25</w:t>
+        </w:r>
+      </w:ins>
+      <w:moveToRangeStart w:id="198" w:author="Pascal Heude" w:date="2026-08-01T21:12:00Z" w:name="move236511174"/>
+      <w:moveTo w:id="199" w:author="Pascal Heude" w:date="2026-08-01T21:12:00Z">
+        <w:del w:id="200" w:author="Pascal Heude" w:date="2026-08-01T21:13:00Z">
+          <w:r>
+            <w:rPr>
+              <w:lang w:val="en-US"/>
+            </w:rPr>
+            <w:delText>T</w:delText>
+          </w:r>
+        </w:del>
+      </w:moveTo>
+      <w:ins w:id="201" w:author="Pascal Heude" w:date="2026-08-01T21:13:00Z">
+        <w:r>
+          <w:rPr>
+            <w:lang w:val="en-US"/>
+          </w:rPr>
+          <w:t>: t</w:t>
+        </w:r>
+      </w:ins>
+      <w:moveTo w:id="202" w:author="Pascal Heude" w:date="2026-08-01T21:12:00Z">
+        <w:r>
+          <w:rPr>
+            <w:lang w:val="en-US"/>
+          </w:rPr>
+          <w:t xml:space="preserve">he attribute </w:t>
+        </w:r>
+        <w:del w:id="203" w:author="Pascal Heude" w:date="2026-08-01T21:13:00Z">
+          <w:r>
+            <w:rPr>
+              <w:lang w:val="en-US"/>
+            </w:rPr>
+            <w:delText>is</w:delText>
+          </w:r>
+        </w:del>
+      </w:moveTo>
+      <w:ins w:id="204" w:author="Pascal Heude" w:date="2026-08-01T21:13:00Z">
+        <w:r>
+          <w:rPr>
+            <w:lang w:val="en-US"/>
+          </w:rPr>
+          <w:t>shall be</w:t>
+        </w:r>
+      </w:ins>
+      <w:moveTo w:id="205" w:author="Pascal Heude" w:date="2026-08-01T21:12:00Z">
+        <w:r>
+          <w:rPr>
+            <w:lang w:val="en-US"/>
+          </w:rPr>
+          <w:t xml:space="preserve"> mandatory. If omitted, LSPB will generate an exception.</w:t>
+        </w:r>
+      </w:moveTo>
+    </w:p>
+    <w:moveToRangeEnd w:id="198"/>
+    <w:p>
+      <w:pPr>
+        <w:rPr>
+          <w:lang w:val="en-US"/>
+        </w:rPr>
+      </w:pPr>
+      <w:ins w:id="206" w:author="Pascal Heude" w:date="2026-08-01T21:12:00Z">
+        <w:r>
+          <w:rPr>
+            <w:b/>
+            <w:color w:val="0070C0"/>
+            <w:lang w:val="en-US"/>
+            <w:rPrChange w:id="207" w:author="Pascal Heude" w:date="2026-08-01T21:13:00Z">
+              <w:rPr>
+                <w:lang w:val="en-US"/>
+              </w:rPr>
+            </w:rPrChange>
+          </w:rPr>
+          <w:t>URQT_2</w:t>
+        </w:r>
+      </w:ins>
+      <w:ins w:id="208" w:author="Pascal Heude" w:date="2026-08-01T22:10:00Z">
+        <w:r>
+          <w:rPr>
+            <w:b/>
+            <w:color w:val="0070C0"/>
+            <w:lang w:val="en-US"/>
+          </w:rPr>
+          <w:t>6</w:t>
+        </w:r>
+      </w:ins>
+      <w:ins w:id="209" w:author="Pascal Heude" w:date="2026-08-01T21:12:00Z">
+        <w:r>
+          <w:rPr>
+            <w:lang w:val="en-US"/>
+          </w:rPr>
+          <w:t xml:space="preserve">: </w:t>
+        </w:r>
+      </w:ins>
       <w:r>
         <w:rPr>
           <w:lang w:val="en-US"/>
@@ -12263,16 +13770,21 @@
     <w:p>
       <w:pPr>
         <w:rPr>
-          <w:lang w:val="en-US"/>
-        </w:rPr>
-      </w:pPr>
-      <w:r>
-        <w:rPr>
-          <w:lang w:val="en-US"/>
-        </w:rPr>
-        <w:t>The attribute is mandatory. If omitted, LSPB will generate an exception.</w:t>
-      </w:r>
-    </w:p>
+          <w:moveFrom w:id="210" w:author="Pascal Heude" w:date="2026-08-01T21:12:00Z"/>
+          <w:lang w:val="en-US"/>
+        </w:rPr>
+      </w:pPr>
+      <w:moveFromRangeStart w:id="211" w:author="Pascal Heude" w:date="2026-08-01T21:12:00Z" w:name="move236511174"/>
+      <w:moveFrom w:id="212" w:author="Pascal Heude" w:date="2026-08-01T21:12:00Z">
+        <w:r>
+          <w:rPr>
+            <w:lang w:val="en-US"/>
+          </w:rPr>
+          <w:t>The attribute is mandatory. If omitted, LSPB will generate an exception.</w:t>
+        </w:r>
+      </w:moveFrom>
+    </w:p>
+    <w:moveFromRangeEnd w:id="211"/>
     <w:p>
       <w:pPr>
         <w:rPr>
@@ -12372,13 +13884,13 @@
       <w:pPr>
         <w:pStyle w:val="Titre3"/>
       </w:pPr>
-      <w:bookmarkStart w:id="64" w:name="_Tag_SUPPORT_FILE"/>
-      <w:bookmarkStart w:id="65" w:name="_Toc456106031"/>
-      <w:bookmarkEnd w:id="64"/>
+      <w:bookmarkStart w:id="213" w:name="_Tag_SUPPORT_FILE"/>
+      <w:bookmarkStart w:id="214" w:name="_Toc456106031"/>
+      <w:bookmarkEnd w:id="213"/>
       <w:r>
         <w:t>Tag SUPPORT_FILE</w:t>
       </w:r>
-      <w:bookmarkEnd w:id="65"/>
+      <w:bookmarkEnd w:id="214"/>
     </w:p>
     <w:p>
       <w:pPr>
@@ -12414,22 +13926,258 @@
     <w:p>
       <w:pPr>
         <w:rPr>
-          <w:lang w:val="en-US"/>
-        </w:rPr>
-      </w:pPr>
-      <w:r>
-        <w:rPr>
-          <w:lang w:val="en-US"/>
-        </w:rPr>
-        <w:t>The content shall be a list of characters.</w:t>
-      </w:r>
-    </w:p>
-    <w:p>
-      <w:pPr>
-        <w:rPr>
-          <w:lang w:val="en-US"/>
-        </w:rPr>
-      </w:pPr>
+          <w:ins w:id="215" w:author="Pascal Heude" w:date="2026-07-29T22:59:00Z"/>
+          <w:lang w:val="en-US"/>
+        </w:rPr>
+      </w:pPr>
+      <w:ins w:id="216" w:author="Pascal Heude" w:date="2026-08-01T21:16:00Z">
+        <w:r>
+          <w:rPr>
+            <w:b/>
+            <w:color w:val="0070C0"/>
+            <w:lang w:val="en-US"/>
+          </w:rPr>
+          <w:t>URQT_2</w:t>
+        </w:r>
+      </w:ins>
+      <w:ins w:id="217" w:author="Pascal Heude" w:date="2026-08-01T22:11:00Z">
+        <w:r>
+          <w:rPr>
+            <w:b/>
+            <w:color w:val="0070C0"/>
+            <w:lang w:val="en-US"/>
+          </w:rPr>
+          <w:t>7</w:t>
+        </w:r>
+      </w:ins>
+      <w:ins w:id="218" w:author="Pascal Heude" w:date="2026-08-01T21:16:00Z">
+        <w:r>
+          <w:rPr>
+            <w:lang w:val="en-US"/>
+          </w:rPr>
+          <w:t xml:space="preserve">: </w:t>
+        </w:r>
+      </w:ins>
+      <w:r>
+        <w:rPr>
+          <w:lang w:val="en-US"/>
+        </w:rPr>
+        <w:t xml:space="preserve">The content shall be a </w:t>
+      </w:r>
+      <w:del w:id="219" w:author="Pascal Heude" w:date="2026-08-01T21:16:00Z">
+        <w:r>
+          <w:rPr>
+            <w:lang w:val="en-US"/>
+          </w:rPr>
+          <w:delText>list of characters</w:delText>
+        </w:r>
+      </w:del>
+      <w:ins w:id="220" w:author="Pascal Heude" w:date="2026-08-01T21:16:00Z">
+        <w:r>
+          <w:rPr>
+            <w:lang w:val="en-US"/>
+          </w:rPr>
+          <w:t>readable fil</w:t>
+        </w:r>
+      </w:ins>
+      <w:ins w:id="221" w:author="Pascal Heude" w:date="2026-08-01T21:17:00Z">
+        <w:r>
+          <w:rPr>
+            <w:lang w:val="en-US"/>
+          </w:rPr>
+          <w:t>ename, including or not a path, absolute or relative</w:t>
+        </w:r>
+      </w:ins>
+      <w:r>
+        <w:rPr>
+          <w:lang w:val="en-US"/>
+        </w:rPr>
+        <w:t>.</w:t>
+      </w:r>
+      <w:ins w:id="222" w:author="Pascal Heude" w:date="2026-07-29T23:20:00Z">
+        <w:r>
+          <w:rPr>
+            <w:lang w:val="en-US"/>
+          </w:rPr>
+          <w:t xml:space="preserve"> The name of support file shall not be identical to the name of data files (</w:t>
+        </w:r>
+      </w:ins>
+      <w:ins w:id="223" w:author="Pascal Heude" w:date="2026-07-29T23:22:00Z">
+        <w:r>
+          <w:rPr>
+            <w:lang w:val="en-US"/>
+          </w:rPr>
+          <w:t>cf. §</w:t>
+        </w:r>
+        <w:r>
+          <w:rPr>
+            <w:lang w:val="en-US"/>
+          </w:rPr>
+          <w:fldChar w:fldCharType="begin"/>
+        </w:r>
+        <w:r>
+          <w:rPr>
+            <w:lang w:val="en-US"/>
+          </w:rPr>
+          <w:instrText xml:space="preserve"> REF _Ref236259785 \r \h </w:instrText>
+        </w:r>
+      </w:ins>
+      <w:r>
+        <w:rPr>
+          <w:lang w:val="en-US"/>
+        </w:rPr>
+      </w:r>
+      <w:r>
+        <w:rPr>
+          <w:lang w:val="en-US"/>
+        </w:rPr>
+        <w:fldChar w:fldCharType="separate"/>
+      </w:r>
+      <w:ins w:id="224" w:author="Pascal Heude" w:date="2026-07-29T23:22:00Z">
+        <w:r>
+          <w:rPr>
+            <w:lang w:val="en-US"/>
+          </w:rPr>
+          <w:t>7.1.2</w:t>
+        </w:r>
+        <w:r>
+          <w:rPr>
+            <w:lang w:val="en-US"/>
+          </w:rPr>
+          <w:fldChar w:fldCharType="end"/>
+        </w:r>
+      </w:ins>
+      <w:ins w:id="225" w:author="Pascal Heude" w:date="2026-07-29T23:23:00Z">
+        <w:r>
+          <w:rPr>
+            <w:lang w:val="en-US"/>
+          </w:rPr>
+          <w:t>)</w:t>
+        </w:r>
+      </w:ins>
+      <w:ins w:id="226" w:author="Pascal Heude" w:date="2026-07-29T23:22:00Z">
+        <w:r>
+          <w:rPr>
+            <w:lang w:val="en-US"/>
+          </w:rPr>
+          <w:t>.</w:t>
+        </w:r>
+      </w:ins>
+    </w:p>
+    <w:p>
+      <w:pPr>
+        <w:rPr>
+          <w:lang w:val="en-US"/>
+        </w:rPr>
+      </w:pPr>
+      <w:ins w:id="227" w:author="Pascal Heude" w:date="2026-07-29T22:59:00Z">
+        <w:r>
+          <w:rPr>
+            <w:lang w:val="en-US"/>
+          </w:rPr>
+          <w:t xml:space="preserve">The support files will be copied in the directory provided by the tag </w:t>
+        </w:r>
+      </w:ins>
+      <w:ins w:id="228" w:author="Pascal Heude" w:date="2026-07-29T23:02:00Z">
+        <w:r>
+          <w:rPr>
+            <w:lang w:val="en-US"/>
+          </w:rPr>
+          <w:fldChar w:fldCharType="begin"/>
+        </w:r>
+        <w:r>
+          <w:rPr>
+            <w:lang w:val="en-US"/>
+          </w:rPr>
+          <w:instrText xml:space="preserve"> HYPERLINK  \l "_Tag_DIRECTORY" </w:instrText>
+        </w:r>
+        <w:r>
+          <w:rPr>
+            <w:lang w:val="en-US"/>
+          </w:rPr>
+          <w:fldChar w:fldCharType="separate"/>
+        </w:r>
+        <w:r>
+          <w:rPr>
+            <w:rStyle w:val="Lienhypertexte"/>
+            <w:lang w:val="en-US"/>
+          </w:rPr>
+          <w:t>DIRECTORY</w:t>
+        </w:r>
+        <w:r>
+          <w:rPr>
+            <w:lang w:val="en-US"/>
+          </w:rPr>
+          <w:fldChar w:fldCharType="end"/>
+        </w:r>
+      </w:ins>
+      <w:ins w:id="229" w:author="Pascal Heude" w:date="2026-07-29T23:24:00Z">
+        <w:r>
+          <w:rPr>
+            <w:lang w:val="en-US"/>
+          </w:rPr>
+          <w:t>, with the dat</w:t>
+        </w:r>
+      </w:ins>
+      <w:ins w:id="230" w:author="Pascal Heude" w:date="2026-07-29T23:26:00Z">
+        <w:r>
+          <w:rPr>
+            <w:lang w:val="en-US"/>
+          </w:rPr>
+          <w:t>a</w:t>
+        </w:r>
+      </w:ins>
+      <w:ins w:id="231" w:author="Pascal Heude" w:date="2026-07-29T23:24:00Z">
+        <w:r>
+          <w:rPr>
+            <w:lang w:val="en-US"/>
+          </w:rPr>
+          <w:t xml:space="preserve"> files</w:t>
+        </w:r>
+      </w:ins>
+      <w:ins w:id="232" w:author="Pascal Heude" w:date="2026-07-29T23:01:00Z">
+        <w:r>
+          <w:rPr>
+            <w:lang w:val="en-US"/>
+          </w:rPr>
+          <w:t>.</w:t>
+        </w:r>
+      </w:ins>
+    </w:p>
+    <w:p>
+      <w:pPr>
+        <w:rPr>
+          <w:lang w:val="en-US"/>
+        </w:rPr>
+      </w:pPr>
+      <w:ins w:id="233" w:author="Pascal Heude" w:date="2026-08-01T21:17:00Z">
+        <w:r>
+          <w:rPr>
+            <w:b/>
+            <w:color w:val="0070C0"/>
+            <w:lang w:val="en-US"/>
+          </w:rPr>
+          <w:t>URQT_2</w:t>
+        </w:r>
+      </w:ins>
+      <w:ins w:id="234" w:author="Pascal Heude" w:date="2026-08-01T22:11:00Z">
+        <w:r>
+          <w:rPr>
+            <w:b/>
+            <w:color w:val="0070C0"/>
+            <w:lang w:val="en-US"/>
+          </w:rPr>
+          <w:t>8</w:t>
+        </w:r>
+      </w:ins>
+      <w:ins w:id="235" w:author="Pascal Heude" w:date="2026-08-01T21:17:00Z">
+        <w:r>
+          <w:rPr>
+            <w:lang w:val="en-US"/>
+          </w:rPr>
+          <w:t xml:space="preserve">: </w:t>
+        </w:r>
+      </w:ins>
       <w:r>
         <w:rPr>
           <w:lang w:val="en-US"/>
@@ -12580,6 +14328,13 @@
           <w:lang w:val="en-US"/>
         </w:rPr>
       </w:pPr>
+    </w:p>
+    <w:p>
+      <w:pPr>
+        <w:rPr>
+          <w:lang w:val="en-US"/>
+        </w:rPr>
+      </w:pPr>
       <w:r>
         <w:rPr>
           <w:lang w:val="en-US"/>
@@ -12636,7 +14391,29 @@
         <w:rPr>
           <w:lang w:val="en-US"/>
         </w:rPr>
-        <w:t>&lt;SUPPORT_FILE&gt;c:\temp\file1&lt;/SUPPORT_FILE&gt;</w:t>
+        <w:t>&lt;SUPPORT_FILE&gt;c:\temp\</w:t>
+      </w:r>
+      <w:del w:id="236" w:author="Pascal Heude" w:date="2026-07-29T22:54:00Z">
+        <w:r>
+          <w:rPr>
+            <w:lang w:val="en-US"/>
+          </w:rPr>
+          <w:delText>file1</w:delText>
+        </w:r>
+      </w:del>
+      <w:ins w:id="237" w:author="Pascal Heude" w:date="2026-07-29T22:54:00Z">
+        <w:r>
+          <w:rPr>
+            <w:lang w:val="en-US"/>
+          </w:rPr>
+          <w:t>file2</w:t>
+        </w:r>
+      </w:ins>
+      <w:r>
+        <w:rPr>
+          <w:lang w:val="en-US"/>
+        </w:rPr>
+        <w:t>&lt;/SUPPORT_FILE&gt;</w:t>
       </w:r>
     </w:p>
     <w:p>
@@ -12682,13 +14459,13 @@
       <w:pPr>
         <w:pStyle w:val="Titre3"/>
       </w:pPr>
-      <w:bookmarkStart w:id="66" w:name="_Tag_USER_DATA"/>
-      <w:bookmarkStart w:id="67" w:name="_Toc456106032"/>
-      <w:bookmarkEnd w:id="66"/>
+      <w:bookmarkStart w:id="238" w:name="_Tag_USER_DATA"/>
+      <w:bookmarkStart w:id="239" w:name="_Toc456106032"/>
+      <w:bookmarkEnd w:id="238"/>
       <w:r>
         <w:t>Tag USER_DATA</w:t>
       </w:r>
-      <w:bookmarkEnd w:id="67"/>
+      <w:bookmarkEnd w:id="239"/>
     </w:p>
     <w:p>
       <w:pPr>
@@ -12751,6 +14528,35 @@
           <w:lang w:val="en-US"/>
         </w:rPr>
       </w:pPr>
+      <w:ins w:id="240" w:author="Pascal Heude" w:date="2026-08-01T21:19:00Z">
+        <w:r>
+          <w:rPr>
+            <w:b/>
+            <w:color w:val="0070C0"/>
+            <w:lang w:val="en-US"/>
+          </w:rPr>
+          <w:lastRenderedPageBreak/>
+          <w:t>URQT_</w:t>
+        </w:r>
+      </w:ins>
+      <w:ins w:id="241" w:author="Pascal Heude" w:date="2026-08-01T22:11:00Z">
+        <w:r>
+          <w:rPr>
+            <w:b/>
+            <w:color w:val="0070C0"/>
+            <w:lang w:val="en-US"/>
+          </w:rPr>
+          <w:t>29</w:t>
+        </w:r>
+      </w:ins>
+      <w:ins w:id="242" w:author="Pascal Heude" w:date="2026-08-01T21:19:00Z">
+        <w:r>
+          <w:rPr>
+            <w:lang w:val="en-US"/>
+          </w:rPr>
+          <w:t xml:space="preserve">: </w:t>
+        </w:r>
+      </w:ins>
       <w:r>
         <w:rPr>
           <w:lang w:val="en-US"/>
@@ -12831,18 +14637,18 @@
           <w:lang w:val="en-US"/>
         </w:rPr>
       </w:pPr>
-      <w:bookmarkStart w:id="68" w:name="_Tag_USER_DATA_FILE"/>
-      <w:bookmarkEnd w:id="68"/>
+      <w:bookmarkStart w:id="243" w:name="_Tag_USER_DATA_FILE"/>
+      <w:bookmarkEnd w:id="243"/>
     </w:p>
     <w:p>
       <w:pPr>
         <w:pStyle w:val="Titre3"/>
       </w:pPr>
-      <w:bookmarkStart w:id="69" w:name="_Toc456106033"/>
+      <w:bookmarkStart w:id="244" w:name="_Toc456106033"/>
       <w:r>
         <w:t>Tag USER_DATA_FILE</w:t>
       </w:r>
-      <w:bookmarkEnd w:id="69"/>
+      <w:bookmarkEnd w:id="244"/>
     </w:p>
     <w:p>
       <w:pPr>
@@ -12867,7 +14673,92 @@
         <w:rPr>
           <w:lang w:val="en-US"/>
         </w:rPr>
-        <w:t>The content shall be a list of characters. If the file is not readable, LSPB will generate an exception. The content of the file is written to the header file in user defined data field (see ref [3] §</w:t>
+        <w:t>This tag is not mandatory.</w:t>
+      </w:r>
+    </w:p>
+    <w:p>
+      <w:pPr>
+        <w:rPr>
+          <w:lang w:val="en-US"/>
+        </w:rPr>
+      </w:pPr>
+      <w:ins w:id="245" w:author="Pascal Heude" w:date="2026-08-01T21:20:00Z">
+        <w:r>
+          <w:rPr>
+            <w:b/>
+            <w:color w:val="0070C0"/>
+            <w:lang w:val="en-US"/>
+          </w:rPr>
+          <w:t>URQT_</w:t>
+        </w:r>
+        <w:r>
+          <w:rPr>
+            <w:b/>
+            <w:color w:val="0070C0"/>
+            <w:lang w:val="en-US"/>
+          </w:rPr>
+          <w:t>3</w:t>
+        </w:r>
+      </w:ins>
+      <w:ins w:id="246" w:author="Pascal Heude" w:date="2026-08-01T22:11:00Z">
+        <w:r>
+          <w:rPr>
+            <w:b/>
+            <w:color w:val="0070C0"/>
+            <w:lang w:val="en-US"/>
+          </w:rPr>
+          <w:t>0</w:t>
+        </w:r>
+      </w:ins>
+      <w:ins w:id="247" w:author="Pascal Heude" w:date="2026-08-01T21:20:00Z">
+        <w:r>
+          <w:rPr>
+            <w:lang w:val="en-US"/>
+          </w:rPr>
+          <w:t xml:space="preserve">: </w:t>
+        </w:r>
+        <w:r>
+          <w:rPr>
+            <w:lang w:val="en-US"/>
+          </w:rPr>
+          <w:t>If used, t</w:t>
+        </w:r>
+      </w:ins>
+      <w:del w:id="248" w:author="Pascal Heude" w:date="2026-08-01T21:20:00Z">
+        <w:r>
+          <w:rPr>
+            <w:lang w:val="en-US"/>
+          </w:rPr>
+          <w:delText>T</w:delText>
+        </w:r>
+      </w:del>
+      <w:r>
+        <w:rPr>
+          <w:lang w:val="en-US"/>
+        </w:rPr>
+        <w:t xml:space="preserve">he content shall be </w:t>
+      </w:r>
+      <w:ins w:id="249" w:author="Pascal Heude" w:date="2026-08-01T21:20:00Z">
+        <w:r>
+          <w:rPr>
+            <w:lang w:val="en-US"/>
+          </w:rPr>
+          <w:t>a readable filename, including or not a path, absolute or relative.</w:t>
+        </w:r>
+      </w:ins>
+      <w:del w:id="250" w:author="Pascal Heude" w:date="2026-08-01T21:20:00Z">
+        <w:r>
+          <w:rPr>
+            <w:lang w:val="en-US"/>
+          </w:rPr>
+          <w:delText>a list of characters</w:delText>
+        </w:r>
+      </w:del>
+      <w:r>
+        <w:rPr>
+          <w:lang w:val="en-US"/>
+        </w:rPr>
+        <w:t>. If the file is not readable, LSPB will generate an exception. The content of the file is written to the header file in user defined data field (see ref [3] §</w:t>
       </w:r>
       <w:r>
         <w:rPr>
@@ -12888,6 +14779,174 @@
           <w:lang w:val="en-US"/>
         </w:rPr>
       </w:pPr>
+    </w:p>
+    <w:p>
+      <w:pPr>
+        <w:rPr>
+          <w:lang w:val="en-US"/>
+        </w:rPr>
+      </w:pPr>
+      <w:r>
+        <w:rPr>
+          <w:u w:val="single"/>
+          <w:lang w:val="en-US"/>
+        </w:rPr>
+        <w:t>Example</w:t>
+      </w:r>
+      <w:r>
+        <w:rPr>
+          <w:u w:val="single"/>
+          <w:lang w:val="en-US"/>
+        </w:rPr>
+        <w:t>s</w:t>
+      </w:r>
+      <w:r>
+        <w:rPr>
+          <w:lang w:val="en-US"/>
+        </w:rPr>
+        <w:t>:</w:t>
+      </w:r>
+    </w:p>
+    <w:p>
+      <w:pPr>
+        <w:rPr>
+          <w:lang w:val="en-US"/>
+        </w:rPr>
+      </w:pPr>
+      <w:r>
+        <w:rPr>
+          <w:lang w:val="en-US"/>
+        </w:rPr>
+        <w:t>&lt;</w:t>
+      </w:r>
+      <w:r>
+        <w:rPr>
+          <w:lang w:val="en-US"/>
+        </w:rPr>
+        <w:t>USER_DATA_FILE</w:t>
+      </w:r>
+      <w:r>
+        <w:rPr>
+          <w:lang w:val="en-US"/>
+        </w:rPr>
+        <w:t>&gt;c:\temp\user_data.txt&lt;/</w:t>
+      </w:r>
+      <w:r>
+        <w:rPr>
+          <w:lang w:val="en-US"/>
+        </w:rPr>
+        <w:t>USER_DATA_FILE</w:t>
+      </w:r>
+      <w:r>
+        <w:rPr>
+          <w:lang w:val="en-US"/>
+        </w:rPr>
+        <w:t>&gt;</w:t>
+      </w:r>
+      <w:r>
+        <w:rPr>
+          <w:rStyle w:val="Appelnotedebasdep"/>
+          <w:lang w:val="en-US"/>
+        </w:rPr>
+        <w:footnoteReference w:id="7"/>
+      </w:r>
+    </w:p>
+    <w:p>
+      <w:pPr>
+        <w:rPr>
+          <w:lang w:val="en-US"/>
+        </w:rPr>
+      </w:pPr>
+      <w:r>
+        <w:rPr>
+          <w:lang w:val="en-US"/>
+        </w:rPr>
+        <w:t>&lt;</w:t>
+      </w:r>
+      <w:r>
+        <w:rPr>
+          <w:lang w:val="en-US"/>
+        </w:rPr>
+        <w:t>USER_DATA_FILE</w:t>
+      </w:r>
+      <w:r>
+        <w:rPr>
+          <w:lang w:val="en-US"/>
+        </w:rPr>
+        <w:t>&gt;</w:t>
+      </w:r>
+      <w:proofErr w:type="spellStart"/>
+      <w:r>
+        <w:rPr>
+          <w:lang w:val="en-US"/>
+        </w:rPr>
+        <w:t>user_data.bin</w:t>
+      </w:r>
+      <w:proofErr w:type="spellEnd"/>
+      <w:r>
+        <w:rPr>
+          <w:lang w:val="en-US"/>
+        </w:rPr>
+        <w:t>&lt;/</w:t>
+      </w:r>
+      <w:r>
+        <w:rPr>
+          <w:lang w:val="en-US"/>
+        </w:rPr>
+        <w:t>USER_DATA_FILE</w:t>
+      </w:r>
+      <w:r>
+        <w:rPr>
+          <w:lang w:val="en-US"/>
+        </w:rPr>
+        <w:t>&gt;</w:t>
+      </w:r>
+      <w:r>
+        <w:rPr>
+          <w:rStyle w:val="Appelnotedebasdep"/>
+          <w:lang w:val="en-US"/>
+        </w:rPr>
+        <w:footnoteReference w:id="8"/>
+      </w:r>
+    </w:p>
+    <w:p>
+      <w:pPr>
+        <w:rPr>
+          <w:lang w:val="en-US"/>
+        </w:rPr>
+      </w:pPr>
+    </w:p>
+    <w:p>
+      <w:pPr>
+        <w:pStyle w:val="Titre3"/>
+      </w:pPr>
+      <w:bookmarkStart w:id="251" w:name="_Tag_USER_DATA_TEXT"/>
+      <w:bookmarkStart w:id="252" w:name="_Toc456106034"/>
+      <w:bookmarkEnd w:id="251"/>
+      <w:r>
+        <w:t>Tag USER_DATA_TEXT</w:t>
+      </w:r>
+      <w:bookmarkEnd w:id="252"/>
+    </w:p>
+    <w:p>
+      <w:pPr>
+        <w:rPr>
+          <w:lang w:val="en-US"/>
+        </w:rPr>
+      </w:pPr>
+      <w:r>
+        <w:rPr>
+          <w:lang w:val="en-US"/>
+        </w:rPr>
+        <w:t>This tag is used to indicate text.</w:t>
+      </w:r>
+    </w:p>
+    <w:p>
+      <w:pPr>
+        <w:rPr>
+          <w:lang w:val="en-US"/>
+        </w:rPr>
+      </w:pPr>
       <w:r>
         <w:rPr>
           <w:lang w:val="en-US"/>
@@ -12901,6 +14960,91 @@
           <w:lang w:val="en-US"/>
         </w:rPr>
       </w:pPr>
+      <w:ins w:id="253" w:author="Pascal Heude" w:date="2026-08-01T21:21:00Z">
+        <w:r>
+          <w:rPr>
+            <w:b/>
+            <w:color w:val="0070C0"/>
+            <w:lang w:val="en-US"/>
+          </w:rPr>
+          <w:t>URQT_</w:t>
+        </w:r>
+        <w:r>
+          <w:rPr>
+            <w:b/>
+            <w:color w:val="0070C0"/>
+            <w:lang w:val="en-US"/>
+          </w:rPr>
+          <w:t>3</w:t>
+        </w:r>
+      </w:ins>
+      <w:ins w:id="254" w:author="Pascal Heude" w:date="2026-08-01T22:11:00Z">
+        <w:r>
+          <w:rPr>
+            <w:b/>
+            <w:color w:val="0070C0"/>
+            <w:lang w:val="en-US"/>
+          </w:rPr>
+          <w:t>1</w:t>
+        </w:r>
+      </w:ins>
+      <w:bookmarkStart w:id="255" w:name="_GoBack"/>
+      <w:bookmarkEnd w:id="255"/>
+      <w:ins w:id="256" w:author="Pascal Heude" w:date="2026-08-01T21:21:00Z">
+        <w:r>
+          <w:rPr>
+            <w:lang w:val="en-US"/>
+          </w:rPr>
+          <w:t xml:space="preserve">: </w:t>
+        </w:r>
+        <w:r>
+          <w:rPr>
+            <w:lang w:val="en-US"/>
+          </w:rPr>
+          <w:t xml:space="preserve">If used, </w:t>
+        </w:r>
+      </w:ins>
+      <w:del w:id="257" w:author="Pascal Heude" w:date="2026-08-01T21:21:00Z">
+        <w:r>
+          <w:rPr>
+            <w:lang w:val="en-US"/>
+          </w:rPr>
+          <w:delText>T</w:delText>
+        </w:r>
+      </w:del>
+      <w:ins w:id="258" w:author="Pascal Heude" w:date="2026-08-01T21:21:00Z">
+        <w:r>
+          <w:rPr>
+            <w:lang w:val="en-US"/>
+          </w:rPr>
+          <w:t>t</w:t>
+        </w:r>
+      </w:ins>
+      <w:r>
+        <w:rPr>
+          <w:lang w:val="en-US"/>
+        </w:rPr>
+        <w:t>he content shall be a list of characters and is written to the header file in user defined data field (see ref [3] §</w:t>
+      </w:r>
+      <w:r>
+        <w:rPr>
+          <w:lang w:val="en-US"/>
+        </w:rPr>
+        <w:t>2.2.3.1.57</w:t>
+      </w:r>
+      <w:r>
+        <w:rPr>
+          <w:lang w:val="en-US"/>
+        </w:rPr>
+        <w:t>).</w:t>
+      </w:r>
+    </w:p>
+    <w:p>
+      <w:pPr>
+        <w:rPr>
+          <w:lang w:val="en-US"/>
+        </w:rPr>
+      </w:pPr>
     </w:p>
     <w:p>
       <w:pPr>
@@ -12917,13 +15061,6 @@
       </w:r>
       <w:r>
         <w:rPr>
-          <w:u w:val="single"/>
-          <w:lang w:val="en-US"/>
-        </w:rPr>
-        <w:t>s</w:t>
-      </w:r>
-      <w:r>
-        <w:rPr>
           <w:lang w:val="en-US"/>
         </w:rPr>
         <w:t>:</w:t>
@@ -12939,83 +15076,21 @@
         <w:rPr>
           <w:lang w:val="en-US"/>
         </w:rPr>
-        <w:t>&lt;</w:t>
-      </w:r>
-      <w:r>
-        <w:rPr>
-          <w:lang w:val="en-US"/>
-        </w:rPr>
-        <w:t>USER_DATA_FILE</w:t>
-      </w:r>
-      <w:r>
-        <w:rPr>
-          <w:lang w:val="en-US"/>
-        </w:rPr>
-        <w:t>&gt;c:\temp\user_data.txt&lt;/</w:t>
-      </w:r>
-      <w:r>
-        <w:rPr>
-          <w:lang w:val="en-US"/>
-        </w:rPr>
-        <w:t>USER_DATA_FILE</w:t>
-      </w:r>
-      <w:r>
-        <w:rPr>
-          <w:lang w:val="en-US"/>
-        </w:rPr>
-        <w:t>&gt;</w:t>
-      </w:r>
-      <w:r>
-        <w:rPr>
-          <w:rStyle w:val="Appelnotedebasdep"/>
-          <w:lang w:val="en-US"/>
-        </w:rPr>
-        <w:footnoteReference w:id="7"/>
-      </w:r>
-    </w:p>
-    <w:p>
-      <w:pPr>
-        <w:rPr>
-          <w:lang w:val="en-US"/>
-        </w:rPr>
-      </w:pPr>
-      <w:r>
-        <w:rPr>
-          <w:lang w:val="en-US"/>
-        </w:rPr>
-        <w:lastRenderedPageBreak/>
-        <w:t>&lt;</w:t>
-      </w:r>
-      <w:r>
-        <w:rPr>
-          <w:lang w:val="en-US"/>
-        </w:rPr>
-        <w:t>USER_DATA_FILE</w:t>
-      </w:r>
-      <w:r>
-        <w:rPr>
-          <w:lang w:val="en-US"/>
-        </w:rPr>
-        <w:t>&gt;user_data.bin&lt;/</w:t>
-      </w:r>
-      <w:r>
-        <w:rPr>
-          <w:lang w:val="en-US"/>
-        </w:rPr>
-        <w:t>USER_DATA_FILE</w:t>
-      </w:r>
-      <w:r>
-        <w:rPr>
-          <w:lang w:val="en-US"/>
-        </w:rPr>
-        <w:t>&gt;</w:t>
-      </w:r>
-      <w:r>
-        <w:rPr>
-          <w:rStyle w:val="Appelnotedebasdep"/>
-          <w:lang w:val="en-US"/>
-        </w:rPr>
-        <w:footnoteReference w:id="8"/>
+        <w:t>&lt;USER_DATA_TEXT&gt;</w:t>
+      </w:r>
+      <w:proofErr w:type="gramStart"/>
+      <w:r>
+        <w:rPr>
+          <w:lang w:val="en-US"/>
+        </w:rPr>
+        <w:t>This</w:t>
+      </w:r>
+      <w:proofErr w:type="gramEnd"/>
+      <w:r>
+        <w:rPr>
+          <w:lang w:val="en-US"/>
+        </w:rPr>
+        <w:t xml:space="preserve"> is a text&lt;/USER_DATA_TEXT&gt;</w:t>
       </w:r>
     </w:p>
     <w:p>
@@ -13029,103 +15104,37 @@
       <w:pPr>
         <w:pStyle w:val="Titre3"/>
       </w:pPr>
-      <w:bookmarkStart w:id="70" w:name="_Tag_USER_DATA_TEXT"/>
-      <w:bookmarkStart w:id="71" w:name="_Toc456106034"/>
-      <w:bookmarkEnd w:id="70"/>
-      <w:r>
-        <w:t>Tag USER_DATA_TEXT</w:t>
-      </w:r>
-      <w:bookmarkEnd w:id="71"/>
-    </w:p>
-    <w:p>
-      <w:pPr>
-        <w:rPr>
-          <w:lang w:val="en-US"/>
-        </w:rPr>
-      </w:pPr>
-      <w:r>
-        <w:rPr>
-          <w:lang w:val="en-US"/>
-        </w:rPr>
-        <w:t>This tag is used to indicate text.</w:t>
-      </w:r>
-    </w:p>
-    <w:p>
-      <w:pPr>
-        <w:rPr>
-          <w:lang w:val="en-US"/>
-        </w:rPr>
-      </w:pPr>
-      <w:r>
-        <w:rPr>
-          <w:lang w:val="en-US"/>
-        </w:rPr>
-        <w:t>The content shall be a list of characters and is written to the header file in user defined data field (see ref [3] §</w:t>
-      </w:r>
-      <w:r>
-        <w:rPr>
-          <w:lang w:val="en-US"/>
-        </w:rPr>
-        <w:t>2.2.3.1.57</w:t>
-      </w:r>
-      <w:r>
-        <w:rPr>
-          <w:lang w:val="en-US"/>
-        </w:rPr>
-        <w:t>).</w:t>
-      </w:r>
-    </w:p>
-    <w:p>
-      <w:pPr>
-        <w:rPr>
-          <w:lang w:val="en-US"/>
-        </w:rPr>
-      </w:pPr>
-      <w:r>
-        <w:rPr>
-          <w:lang w:val="en-US"/>
-        </w:rPr>
-        <w:t>This tag is not mandatory.</w:t>
-      </w:r>
-    </w:p>
-    <w:p>
-      <w:pPr>
-        <w:rPr>
-          <w:lang w:val="en-US"/>
-        </w:rPr>
-      </w:pPr>
-    </w:p>
-    <w:p>
-      <w:pPr>
-        <w:rPr>
-          <w:lang w:val="en-US"/>
-        </w:rPr>
-      </w:pPr>
-      <w:r>
-        <w:rPr>
-          <w:u w:val="single"/>
-          <w:lang w:val="en-US"/>
-        </w:rPr>
-        <w:t>Example</w:t>
-      </w:r>
-      <w:r>
-        <w:rPr>
-          <w:lang w:val="en-US"/>
-        </w:rPr>
-        <w:t>:</w:t>
-      </w:r>
-    </w:p>
-    <w:p>
-      <w:pPr>
-        <w:rPr>
-          <w:lang w:val="en-US"/>
-        </w:rPr>
-      </w:pPr>
-      <w:r>
-        <w:rPr>
-          <w:lang w:val="en-US"/>
-        </w:rPr>
-        <w:t>&lt;USER_DATA_TEXT&gt;This is a text&lt;/USER_DATA_TEXT&gt;</w:t>
+      <w:bookmarkStart w:id="259" w:name="_Toc456106035"/>
+      <w:r>
+        <w:t>Tag USER_DATA_BCC</w:t>
+      </w:r>
+      <w:bookmarkEnd w:id="259"/>
+    </w:p>
+    <w:p>
+      <w:pPr>
+        <w:rPr>
+          <w:lang w:val="en-US"/>
+        </w:rPr>
+      </w:pPr>
+      <w:r>
+        <w:rPr>
+          <w:lang w:val="en-US"/>
+        </w:rPr>
+        <w:t>Not documented</w:t>
+      </w:r>
+    </w:p>
+    <w:p>
+      <w:pPr>
+        <w:pStyle w:val="cach"/>
+        <w:rPr>
+          <w:sz w:val="22"/>
+        </w:rPr>
+      </w:pPr>
+      <w:r>
+        <w:rPr>
+          <w:sz w:val="22"/>
+        </w:rPr>
+        <w:t>This tag consists in 2 sub tags: HW_FUNCTIONAL_DESIGNATION and HW_SW_COMPATIBILITY_INDEX.  For the first one, you can use free text. For the second one, you can use a number between 0 and 254.</w:t>
       </w:r>
     </w:p>
     <w:p>
@@ -13139,57 +15148,13 @@
       <w:pPr>
         <w:pStyle w:val="Titre3"/>
       </w:pPr>
-      <w:bookmarkStart w:id="72" w:name="_Toc456106035"/>
-      <w:r>
-        <w:t>Tag USER_DATA_BCC</w:t>
-      </w:r>
-      <w:bookmarkEnd w:id="72"/>
-    </w:p>
-    <w:p>
-      <w:pPr>
-        <w:rPr>
-          <w:lang w:val="en-US"/>
-        </w:rPr>
-      </w:pPr>
-      <w:r>
-        <w:rPr>
-          <w:lang w:val="en-US"/>
-        </w:rPr>
-        <w:t>Not documented</w:t>
-      </w:r>
-    </w:p>
-    <w:p>
-      <w:pPr>
-        <w:pStyle w:val="cach"/>
-        <w:rPr>
-          <w:sz w:val="22"/>
-        </w:rPr>
-      </w:pPr>
-      <w:r>
-        <w:rPr>
-          <w:sz w:val="22"/>
-        </w:rPr>
-        <w:t>This tag consists in 2 sub tags: HW_FUNCTIONAL_DESIGNATION and HW_SW_COMPATIBILITY_INDEX.  For the first one, you can use free text. For the second one, you can use a number between 0 and 254.</w:t>
-      </w:r>
-    </w:p>
-    <w:p>
-      <w:pPr>
-        <w:rPr>
-          <w:lang w:val="en-US"/>
-        </w:rPr>
-      </w:pPr>
-    </w:p>
-    <w:p>
-      <w:pPr>
-        <w:pStyle w:val="Titre3"/>
-      </w:pPr>
-      <w:bookmarkStart w:id="73" w:name="_Tag_MEDIA"/>
-      <w:bookmarkStart w:id="74" w:name="_Toc456106036"/>
-      <w:bookmarkEnd w:id="73"/>
+      <w:bookmarkStart w:id="260" w:name="_Tag_MEDIA"/>
+      <w:bookmarkStart w:id="261" w:name="_Toc456106036"/>
+      <w:bookmarkEnd w:id="260"/>
       <w:r>
         <w:t>Tag MEDIA</w:t>
       </w:r>
-      <w:bookmarkEnd w:id="74"/>
+      <w:bookmarkEnd w:id="261"/>
     </w:p>
     <w:p>
       <w:pPr>
@@ -13324,14 +15289,14 @@
           <w:lang w:val="en-US"/>
         </w:rPr>
       </w:pPr>
-      <w:bookmarkStart w:id="75" w:name="_Toc456106037"/>
+      <w:bookmarkStart w:id="262" w:name="_Toc456106037"/>
       <w:r>
         <w:rPr>
           <w:lang w:val="en-US"/>
         </w:rPr>
         <w:t>LIMITATIONS</w:t>
       </w:r>
-      <w:bookmarkEnd w:id="75"/>
+      <w:bookmarkEnd w:id="262"/>
     </w:p>
     <w:p>
       <w:pPr>
@@ -13357,22 +15322,23 @@
       <w:pPr>
         <w:pStyle w:val="Titre2"/>
       </w:pPr>
-      <w:bookmarkStart w:id="76" w:name="_Toc456106038"/>
+      <w:bookmarkStart w:id="263" w:name="_Toc456106038"/>
       <w:r>
         <w:t>ARINC665-1</w:t>
       </w:r>
-      <w:bookmarkEnd w:id="76"/>
-    </w:p>
-    <w:p>
-      <w:pPr>
-        <w:rPr>
-          <w:lang w:val="en-US"/>
-        </w:rPr>
-      </w:pPr>
-      <w:r>
-        <w:rPr>
-          <w:lang w:val="en-US"/>
-        </w:rPr>
+      <w:bookmarkEnd w:id="263"/>
+    </w:p>
+    <w:p>
+      <w:pPr>
+        <w:rPr>
+          <w:lang w:val="en-US"/>
+        </w:rPr>
+      </w:pPr>
+      <w:r>
+        <w:rPr>
+          <w:lang w:val="en-US"/>
+        </w:rPr>
+        <w:lastRenderedPageBreak/>
         <w:t>This r</w:t>
       </w:r>
       <w:r>
@@ -13423,21 +15389,21 @@
       <w:pPr>
         <w:pStyle w:val="Titre2"/>
       </w:pPr>
-      <w:bookmarkStart w:id="77" w:name="_Toc456106039"/>
+      <w:bookmarkStart w:id="264" w:name="_Toc456106039"/>
       <w:r>
         <w:t>ARINC665-2</w:t>
       </w:r>
-      <w:bookmarkEnd w:id="77"/>
+      <w:bookmarkEnd w:id="264"/>
     </w:p>
     <w:p>
       <w:pPr>
         <w:pStyle w:val="Titre3"/>
       </w:pPr>
-      <w:bookmarkStart w:id="78" w:name="_Toc456106040"/>
+      <w:bookmarkStart w:id="265" w:name="_Toc456106040"/>
       <w:r>
         <w:t>General</w:t>
       </w:r>
-      <w:bookmarkEnd w:id="78"/>
+      <w:bookmarkEnd w:id="265"/>
     </w:p>
     <w:p>
       <w:pPr>
@@ -13498,11 +15464,16 @@
       <w:pPr>
         <w:pStyle w:val="Titre3"/>
       </w:pPr>
-      <w:bookmarkStart w:id="79" w:name="_Toc456106041"/>
-      <w:r>
-        <w:t>Data files</w:t>
-      </w:r>
-      <w:bookmarkEnd w:id="79"/>
+      <w:bookmarkStart w:id="266" w:name="_Toc456106041"/>
+      <w:r>
+        <w:t xml:space="preserve">Data </w:t>
+      </w:r>
+      <w:proofErr w:type="spellStart"/>
+      <w:r>
+        <w:t>files</w:t>
+      </w:r>
+      <w:bookmarkEnd w:id="266"/>
+      <w:proofErr w:type="spellEnd"/>
     </w:p>
     <w:p>
       <w:pPr>
@@ -13540,15 +15511,27 @@
       <w:pPr>
         <w:pStyle w:val="Titre3"/>
       </w:pPr>
-      <w:bookmarkStart w:id="80" w:name="_Toc456106042"/>
-      <w:r>
-        <w:lastRenderedPageBreak/>
+      <w:bookmarkStart w:id="267" w:name="_Toc456106042"/>
+      <w:r>
         <w:t>List</w:t>
       </w:r>
       <w:r>
-        <w:t>-of-Files file</w:t>
-      </w:r>
-      <w:bookmarkEnd w:id="80"/>
+        <w:t>-</w:t>
+      </w:r>
+      <w:proofErr w:type="spellStart"/>
+      <w:r>
+        <w:t>of</w:t>
+      </w:r>
+      <w:proofErr w:type="spellEnd"/>
+      <w:r>
+        <w:t xml:space="preserve">-Files </w:t>
+      </w:r>
+      <w:proofErr w:type="spellStart"/>
+      <w:r>
+        <w:t>file</w:t>
+      </w:r>
+      <w:bookmarkEnd w:id="267"/>
+      <w:proofErr w:type="spellEnd"/>
     </w:p>
     <w:p>
       <w:pPr>
@@ -13627,11 +15610,24 @@
       <w:pPr>
         <w:pStyle w:val="Titre3"/>
       </w:pPr>
-      <w:bookmarkStart w:id="81" w:name="_Toc456106043"/>
-      <w:r>
-        <w:t>List-of-Loads file</w:t>
-      </w:r>
-      <w:bookmarkEnd w:id="81"/>
+      <w:bookmarkStart w:id="268" w:name="_Toc456106043"/>
+      <w:r>
+        <w:t>List-</w:t>
+      </w:r>
+      <w:proofErr w:type="spellStart"/>
+      <w:r>
+        <w:t>of</w:t>
+      </w:r>
+      <w:proofErr w:type="spellEnd"/>
+      <w:r>
+        <w:t xml:space="preserve">-Loads </w:t>
+      </w:r>
+      <w:proofErr w:type="spellStart"/>
+      <w:r>
+        <w:t>file</w:t>
+      </w:r>
+      <w:bookmarkEnd w:id="268"/>
+      <w:proofErr w:type="spellEnd"/>
     </w:p>
     <w:p>
       <w:pPr>
@@ -13722,11 +15718,24 @@
       <w:pPr>
         <w:pStyle w:val="Titre3"/>
       </w:pPr>
-      <w:bookmarkStart w:id="82" w:name="_Toc456106044"/>
-      <w:r>
-        <w:t>List-of-Batch file</w:t>
-      </w:r>
-      <w:bookmarkEnd w:id="82"/>
+      <w:bookmarkStart w:id="269" w:name="_Toc456106044"/>
+      <w:r>
+        <w:t>List-</w:t>
+      </w:r>
+      <w:proofErr w:type="spellStart"/>
+      <w:r>
+        <w:t>of</w:t>
+      </w:r>
+      <w:proofErr w:type="spellEnd"/>
+      <w:r>
+        <w:t xml:space="preserve">-Batch </w:t>
+      </w:r>
+      <w:proofErr w:type="spellStart"/>
+      <w:r>
+        <w:t>file</w:t>
+      </w:r>
+      <w:bookmarkEnd w:id="269"/>
+      <w:proofErr w:type="spellEnd"/>
     </w:p>
     <w:p>
       <w:pPr>
@@ -13895,11 +15904,16 @@
       <w:pPr>
         <w:pStyle w:val="Titre3"/>
       </w:pPr>
-      <w:bookmarkStart w:id="83" w:name="_Toc456106045"/>
-      <w:r>
-        <w:t>Batch file</w:t>
-      </w:r>
-      <w:bookmarkEnd w:id="83"/>
+      <w:bookmarkStart w:id="270" w:name="_Toc456106045"/>
+      <w:r>
+        <w:t xml:space="preserve">Batch </w:t>
+      </w:r>
+      <w:proofErr w:type="spellStart"/>
+      <w:r>
+        <w:t>file</w:t>
+      </w:r>
+      <w:bookmarkEnd w:id="270"/>
+      <w:proofErr w:type="spellEnd"/>
     </w:p>
     <w:p>
       <w:pPr>
@@ -13940,21 +15954,21 @@
       <w:pPr>
         <w:pStyle w:val="Titre2"/>
       </w:pPr>
-      <w:bookmarkStart w:id="84" w:name="_Toc456106046"/>
+      <w:bookmarkStart w:id="271" w:name="_Toc456106046"/>
       <w:r>
         <w:t>ARINC665-3</w:t>
       </w:r>
-      <w:bookmarkEnd w:id="84"/>
+      <w:bookmarkEnd w:id="271"/>
     </w:p>
     <w:p>
       <w:pPr>
         <w:pStyle w:val="Titre3"/>
       </w:pPr>
-      <w:bookmarkStart w:id="85" w:name="_Toc456106047"/>
+      <w:bookmarkStart w:id="272" w:name="_Toc456106047"/>
       <w:r>
         <w:t>General</w:t>
       </w:r>
-      <w:bookmarkEnd w:id="85"/>
+      <w:bookmarkEnd w:id="272"/>
     </w:p>
     <w:p>
       <w:pPr>
@@ -14015,11 +16029,16 @@
       <w:pPr>
         <w:pStyle w:val="Titre3"/>
       </w:pPr>
-      <w:bookmarkStart w:id="86" w:name="_Toc456106048"/>
-      <w:r>
-        <w:t>Header file</w:t>
-      </w:r>
-      <w:bookmarkEnd w:id="86"/>
+      <w:bookmarkStart w:id="273" w:name="_Toc456106048"/>
+      <w:r>
+        <w:t xml:space="preserve">Header </w:t>
+      </w:r>
+      <w:proofErr w:type="spellStart"/>
+      <w:r>
+        <w:t>file</w:t>
+      </w:r>
+      <w:bookmarkEnd w:id="273"/>
+      <w:proofErr w:type="spellEnd"/>
     </w:p>
     <w:p>
       <w:pPr>
@@ -14054,6 +16073,7 @@
         <w:rPr>
           <w:lang w:val="en-US"/>
         </w:rPr>
+        <w:lastRenderedPageBreak/>
         <w:t>Integrity check of load (see ref [3] §</w:t>
       </w:r>
       <w:r>
@@ -14128,11 +16148,16 @@
       <w:pPr>
         <w:pStyle w:val="Titre3"/>
       </w:pPr>
-      <w:bookmarkStart w:id="87" w:name="_Toc456106049"/>
-      <w:r>
-        <w:t>Data files</w:t>
-      </w:r>
-      <w:bookmarkEnd w:id="87"/>
+      <w:bookmarkStart w:id="274" w:name="_Toc456106049"/>
+      <w:r>
+        <w:t xml:space="preserve">Data </w:t>
+      </w:r>
+      <w:proofErr w:type="spellStart"/>
+      <w:r>
+        <w:t>files</w:t>
+      </w:r>
+      <w:bookmarkEnd w:id="274"/>
+      <w:proofErr w:type="spellEnd"/>
     </w:p>
     <w:p>
       <w:pPr>
@@ -14188,14 +16213,27 @@
       <w:pPr>
         <w:pStyle w:val="Titre3"/>
       </w:pPr>
-      <w:bookmarkStart w:id="88" w:name="_Toc456106050"/>
+      <w:bookmarkStart w:id="275" w:name="_Toc456106050"/>
       <w:r>
         <w:t>List</w:t>
       </w:r>
       <w:r>
-        <w:t>-of-Files file</w:t>
-      </w:r>
-      <w:bookmarkEnd w:id="88"/>
+        <w:t>-</w:t>
+      </w:r>
+      <w:proofErr w:type="spellStart"/>
+      <w:r>
+        <w:t>of</w:t>
+      </w:r>
+      <w:proofErr w:type="spellEnd"/>
+      <w:r>
+        <w:t xml:space="preserve">-Files </w:t>
+      </w:r>
+      <w:proofErr w:type="spellStart"/>
+      <w:r>
+        <w:t>file</w:t>
+      </w:r>
+      <w:bookmarkEnd w:id="275"/>
+      <w:proofErr w:type="spellEnd"/>
     </w:p>
     <w:p>
       <w:pPr>
@@ -14344,7 +16382,6 @@
         <w:rPr>
           <w:lang w:val="en-US"/>
         </w:rPr>
-        <w:lastRenderedPageBreak/>
         <w:t xml:space="preserve">File Check Value Length filed </w:t>
       </w:r>
       <w:r>
@@ -14371,11 +16408,24 @@
       <w:pPr>
         <w:pStyle w:val="Titre3"/>
       </w:pPr>
-      <w:bookmarkStart w:id="89" w:name="_Toc456106051"/>
-      <w:r>
-        <w:t>List-of-Loads file</w:t>
-      </w:r>
-      <w:bookmarkEnd w:id="89"/>
+      <w:bookmarkStart w:id="276" w:name="_Toc456106051"/>
+      <w:r>
+        <w:t>List-</w:t>
+      </w:r>
+      <w:proofErr w:type="spellStart"/>
+      <w:r>
+        <w:t>of</w:t>
+      </w:r>
+      <w:proofErr w:type="spellEnd"/>
+      <w:r>
+        <w:t xml:space="preserve">-Loads </w:t>
+      </w:r>
+      <w:proofErr w:type="spellStart"/>
+      <w:r>
+        <w:t>file</w:t>
+      </w:r>
+      <w:bookmarkEnd w:id="276"/>
+      <w:proofErr w:type="spellEnd"/>
     </w:p>
     <w:p>
       <w:pPr>
@@ -14538,11 +16588,24 @@
       <w:pPr>
         <w:pStyle w:val="Titre3"/>
       </w:pPr>
-      <w:bookmarkStart w:id="90" w:name="_Toc456106052"/>
-      <w:r>
-        <w:t>List-of-Batch file</w:t>
-      </w:r>
-      <w:bookmarkEnd w:id="90"/>
+      <w:bookmarkStart w:id="277" w:name="_Toc456106052"/>
+      <w:r>
+        <w:t>List-</w:t>
+      </w:r>
+      <w:proofErr w:type="spellStart"/>
+      <w:r>
+        <w:t>of</w:t>
+      </w:r>
+      <w:proofErr w:type="spellEnd"/>
+      <w:r>
+        <w:t xml:space="preserve">-Batch </w:t>
+      </w:r>
+      <w:proofErr w:type="spellStart"/>
+      <w:r>
+        <w:t>file</w:t>
+      </w:r>
+      <w:bookmarkEnd w:id="277"/>
+      <w:proofErr w:type="spellEnd"/>
     </w:p>
     <w:p>
       <w:pPr>
@@ -14669,11 +16732,16 @@
       <w:pPr>
         <w:pStyle w:val="Titre3"/>
       </w:pPr>
-      <w:bookmarkStart w:id="91" w:name="_Toc456106053"/>
-      <w:r>
-        <w:t>Batch file</w:t>
-      </w:r>
-      <w:bookmarkEnd w:id="91"/>
+      <w:bookmarkStart w:id="278" w:name="_Toc456106053"/>
+      <w:r>
+        <w:t xml:space="preserve">Batch </w:t>
+      </w:r>
+      <w:proofErr w:type="spellStart"/>
+      <w:r>
+        <w:t>file</w:t>
+      </w:r>
+      <w:bookmarkEnd w:id="278"/>
+      <w:proofErr w:type="spellEnd"/>
     </w:p>
     <w:p>
       <w:pPr>
@@ -14733,14 +16801,14 @@
           <w:lang w:val="en-US"/>
         </w:rPr>
       </w:pPr>
-      <w:bookmarkStart w:id="92" w:name="_Toc456106054"/>
+      <w:bookmarkStart w:id="279" w:name="_Toc456106054"/>
       <w:r>
         <w:rPr>
           <w:lang w:val="en-US"/>
         </w:rPr>
         <w:t>LOAD STRUCTURE</w:t>
       </w:r>
-      <w:bookmarkEnd w:id="92"/>
+      <w:bookmarkEnd w:id="279"/>
     </w:p>
     <w:p>
       <w:pPr>
@@ -14940,6 +17008,26 @@
     </w:p>
     <w:p>
       <w:pPr>
+        <w:pStyle w:val="Paragraphedeliste"/>
+        <w:numPr>
+          <w:ilvl w:val="1"/>
+          <w:numId w:val="22"/>
+        </w:numPr>
+        <w:rPr>
+          <w:lang w:val="en-US"/>
+        </w:rPr>
+      </w:pPr>
+      <w:ins w:id="280" w:author="Pascal Heude" w:date="2026-07-30T23:07:00Z">
+        <w:r>
+          <w:rPr>
+            <w:lang w:val="en-US"/>
+          </w:rPr>
+          <w:t>Support files</w:t>
+        </w:r>
+      </w:ins>
+    </w:p>
+    <w:p>
+      <w:pPr>
         <w:rPr>
           <w:lang w:val="en-US"/>
         </w:rPr>
@@ -14949,21 +17037,27 @@
       <w:pPr>
         <w:pStyle w:val="Titre2"/>
       </w:pPr>
-      <w:bookmarkStart w:id="93" w:name="_Toc456106055"/>
+      <w:bookmarkStart w:id="281" w:name="_Toc456106055"/>
       <w:r>
         <w:t>Filenames</w:t>
       </w:r>
-      <w:bookmarkEnd w:id="93"/>
+      <w:bookmarkEnd w:id="281"/>
     </w:p>
     <w:p>
       <w:pPr>
         <w:pStyle w:val="Titre3"/>
       </w:pPr>
-      <w:bookmarkStart w:id="94" w:name="_Toc456106056"/>
-      <w:r>
-        <w:t>Header file</w:t>
-      </w:r>
-      <w:bookmarkEnd w:id="94"/>
+      <w:bookmarkStart w:id="282" w:name="_Toc456106056"/>
+      <w:r>
+        <w:lastRenderedPageBreak/>
+        <w:t xml:space="preserve">Header </w:t>
+      </w:r>
+      <w:proofErr w:type="spellStart"/>
+      <w:r>
+        <w:t>file</w:t>
+      </w:r>
+      <w:bookmarkEnd w:id="282"/>
+      <w:proofErr w:type="spellEnd"/>
     </w:p>
     <w:p>
       <w:pPr>
@@ -15058,11 +17152,18 @@
       <w:pPr>
         <w:pStyle w:val="Titre3"/>
       </w:pPr>
-      <w:bookmarkStart w:id="95" w:name="_Toc456106057"/>
-      <w:r>
-        <w:t>Data files</w:t>
-      </w:r>
-      <w:bookmarkEnd w:id="95"/>
+      <w:bookmarkStart w:id="283" w:name="_Toc456106057"/>
+      <w:bookmarkStart w:id="284" w:name="_Ref236259785"/>
+      <w:r>
+        <w:t xml:space="preserve">Data </w:t>
+      </w:r>
+      <w:proofErr w:type="spellStart"/>
+      <w:r>
+        <w:t>files</w:t>
+      </w:r>
+      <w:bookmarkEnd w:id="283"/>
+      <w:bookmarkEnd w:id="284"/>
+      <w:proofErr w:type="spellEnd"/>
     </w:p>
     <w:p>
       <w:pPr>
@@ -15152,23 +17253,27 @@
       <w:pPr>
         <w:pStyle w:val="Titre3"/>
       </w:pPr>
-      <w:bookmarkStart w:id="96" w:name="_Toc456106058"/>
-      <w:r>
-        <w:t>Batch file</w:t>
-      </w:r>
-      <w:bookmarkEnd w:id="96"/>
-    </w:p>
-    <w:p>
-      <w:pPr>
-        <w:rPr>
-          <w:lang w:val="en-US"/>
-        </w:rPr>
-      </w:pPr>
-      <w:r>
-        <w:rPr>
-          <w:lang w:val="en-US"/>
-        </w:rPr>
-        <w:lastRenderedPageBreak/>
+      <w:bookmarkStart w:id="285" w:name="_Toc456106058"/>
+      <w:r>
+        <w:t xml:space="preserve">Batch </w:t>
+      </w:r>
+      <w:proofErr w:type="spellStart"/>
+      <w:r>
+        <w:t>file</w:t>
+      </w:r>
+      <w:bookmarkEnd w:id="285"/>
+      <w:proofErr w:type="spellEnd"/>
+    </w:p>
+    <w:p>
+      <w:pPr>
+        <w:rPr>
+          <w:lang w:val="en-US"/>
+        </w:rPr>
+      </w:pPr>
+      <w:r>
+        <w:rPr>
+          <w:lang w:val="en-US"/>
+        </w:rPr>
         <w:t>The name of</w:t>
       </w:r>
       <w:r>
@@ -15296,7 +17401,23 @@
         <w:sz w:val="14"/>
         <w:lang w:val="en-US"/>
       </w:rPr>
-      <w:t>This document is the property of Assistance Informatique Toulouse and must not be disclosed nor reproduced with</w:t>
+      <w:t xml:space="preserve">This document is the property of Assistance </w:t>
+    </w:r>
+    <w:proofErr w:type="spellStart"/>
+    <w:r>
+      <w:rPr>
+        <w:sz w:val="14"/>
+        <w:lang w:val="en-US"/>
+      </w:rPr>
+      <w:t>Informatique</w:t>
+    </w:r>
+    <w:proofErr w:type="spellEnd"/>
+    <w:r>
+      <w:rPr>
+        <w:sz w:val="14"/>
+        <w:lang w:val="en-US"/>
+      </w:rPr>
+      <w:t xml:space="preserve"> Toulouse and must not be disclosed nor reproduced with</w:t>
     </w:r>
     <w:r>
       <w:rPr>
@@ -15323,12 +17444,21 @@
         <w:lang w:val="en-US"/>
       </w:rPr>
     </w:pPr>
+    <w:proofErr w:type="gramStart"/>
     <w:r>
       <w:rPr>
         <w:sz w:val="14"/>
         <w:lang w:val="en-US"/>
       </w:rPr>
-      <w:t xml:space="preserve">mailto : </w:t>
+      <w:t>mailto :</w:t>
+    </w:r>
+    <w:proofErr w:type="gramEnd"/>
+    <w:r>
+      <w:rPr>
+        <w:sz w:val="14"/>
+        <w:lang w:val="en-US"/>
+      </w:rPr>
+      <w:t xml:space="preserve"> </w:t>
     </w:r>
     <w:hyperlink r:id="rId1" w:history="1">
       <w:r>
@@ -15362,7 +17492,7 @@
       <w:rPr>
         <w:noProof/>
       </w:rPr>
-      <w:t>4</w:t>
+      <w:t>18</w:t>
     </w:r>
     <w:r>
       <w:fldChar w:fldCharType="end"/>
@@ -19781,7 +21911,7 @@
 </file>
 
 <file path=customXml/itemProps1.xml><?xml version="1.0" encoding="utf-8"?>
-<ds:datastoreItem xmlns:ds="http://schemas.openxmlformats.org/officeDocument/2006/customXml" ds:itemID="{9C774454-AFF6-450E-ACDB-A04706142A81}">
+<ds:datastoreItem xmlns:ds="http://schemas.openxmlformats.org/officeDocument/2006/customXml" ds:itemID="{5F235E04-9821-45D8-83AB-23E79034062E}">
   <ds:schemaRefs>
     <ds:schemaRef ds:uri="http://schemas.openxmlformats.org/officeDocument/2006/bibliography"/>
   </ds:schemaRefs>

--- a/lspb-64-bits/LSPB UM.docx
+++ b/lspb-64-bits/LSPB UM.docx
@@ -4899,19 +4899,11 @@
           <w:lang w:val="en-US"/>
         </w:rPr>
       </w:pPr>
-      <w:proofErr w:type="gramStart"/>
-      <w:r>
-        <w:rPr>
-          <w:lang w:val="en-US"/>
-        </w:rPr>
-        <w:t>java</w:t>
-      </w:r>
-      <w:proofErr w:type="gramEnd"/>
-      <w:r>
-        <w:rPr>
-          <w:lang w:val="en-US"/>
-        </w:rPr>
-        <w:t xml:space="preserve"> -d64 –version</w:t>
+      <w:r>
+        <w:rPr>
+          <w:lang w:val="en-US"/>
+        </w:rPr>
+        <w:t>java -d64 –version</w:t>
       </w:r>
     </w:p>
     <w:p>
@@ -5330,19 +5322,11 @@
         </w:rPr>
         <w:tab/>
       </w:r>
-      <w:proofErr w:type="spellStart"/>
-      <w:r>
-        <w:rPr>
-          <w:lang w:val="en-US"/>
-        </w:rPr>
-        <w:t>eXtended</w:t>
-      </w:r>
-      <w:proofErr w:type="spellEnd"/>
-      <w:r>
-        <w:rPr>
-          <w:lang w:val="en-US"/>
-        </w:rPr>
-        <w:t xml:space="preserve"> Markup Language</w:t>
+      <w:r>
+        <w:rPr>
+          <w:lang w:val="en-US"/>
+        </w:rPr>
+        <w:t>eXtended Markup Language</w:t>
       </w:r>
     </w:p>
     <w:p>
@@ -5603,27 +5587,13 @@
         <w:rPr>
           <w:lang w:val="en-US"/>
         </w:rPr>
-        <w:t xml:space="preserve">tic generation process, like </w:t>
-      </w:r>
-      <w:proofErr w:type="spellStart"/>
-      <w:r>
-        <w:rPr>
-          <w:lang w:val="en-US"/>
-        </w:rPr>
-        <w:t>ma</w:t>
-      </w:r>
-      <w:r>
-        <w:rPr>
-          <w:lang w:val="en-US"/>
-        </w:rPr>
-        <w:t>kefile</w:t>
-      </w:r>
-      <w:proofErr w:type="spellEnd"/>
-      <w:r>
-        <w:rPr>
-          <w:lang w:val="en-US"/>
-        </w:rPr>
-        <w:t>. Options are used to tune the generation process.</w:t>
+        <w:t>tic generation process, like ma</w:t>
+      </w:r>
+      <w:r>
+        <w:rPr>
+          <w:lang w:val="en-US"/>
+        </w:rPr>
+        <w:t>kefile. Options are used to tune the generation process.</w:t>
       </w:r>
     </w:p>
     <w:p>
@@ -5657,13 +5627,8 @@
       <w:bookmarkEnd w:id="25"/>
     </w:p>
     <w:p>
-      <w:proofErr w:type="gramStart"/>
-      <w:r>
-        <w:t>java</w:t>
-      </w:r>
-      <w:proofErr w:type="gramEnd"/>
-      <w:r>
-        <w:t xml:space="preserve"> –jar LSPB.jar &lt;XML configuration file&gt;</w:t>
+      <w:r>
+        <w:t>java –jar LSPB.jar &lt;XML configuration file&gt;</w:t>
       </w:r>
     </w:p>
     <w:p/>
@@ -5934,14 +5899,9 @@
         <w:pStyle w:val="Titre3"/>
       </w:pPr>
       <w:r>
-        <w:t xml:space="preserve">Main </w:t>
-      </w:r>
-      <w:proofErr w:type="spellStart"/>
-      <w:r>
-        <w:t>window</w:t>
+        <w:t>Main window</w:t>
       </w:r>
       <w:bookmarkEnd w:id="27"/>
-      <w:proofErr w:type="spellEnd"/>
     </w:p>
     <w:p>
       <w:pPr>
@@ -6601,7 +6561,7 @@
           <v:shape id="_x0000_i1025" type="#_x0000_t75" style="width:77pt;height:50pt" o:ole="">
             <v:imagedata r:id="rId14" o:title=""/>
           </v:shape>
-          <o:OLEObject Type="Embed" ProgID="Package" ShapeID="_x0000_i1025" DrawAspect="Icon" ObjectID="_1847127466" r:id="rId15"/>
+          <o:OLEObject Type="Embed" ProgID="Package" ShapeID="_x0000_i1025" DrawAspect="Icon" ObjectID="_1847173658" r:id="rId15"/>
         </w:object>
       </w:r>
     </w:p>
@@ -6611,40 +6571,24 @@
           <w:lang w:val="en-US"/>
         </w:rPr>
       </w:pPr>
-      <w:proofErr w:type="gramStart"/>
-      <w:r>
-        <w:rPr>
-          <w:lang w:val="en-US"/>
-        </w:rPr>
-        <w:t>&lt;?xml</w:t>
-      </w:r>
-      <w:proofErr w:type="gramEnd"/>
-      <w:r>
-        <w:rPr>
-          <w:lang w:val="en-US"/>
-        </w:rPr>
-        <w:t xml:space="preserve"> version="1.0" encoding="iso-8859-1" standalone="no" ?&gt;</w:t>
-      </w:r>
-    </w:p>
-    <w:p>
-      <w:pPr>
-        <w:rPr>
-          <w:lang w:val="en-US"/>
-        </w:rPr>
-      </w:pPr>
-      <w:proofErr w:type="gramStart"/>
-      <w:r>
-        <w:rPr>
-          <w:lang w:val="en-US"/>
-        </w:rPr>
-        <w:t>&lt;!DOCTYPE</w:t>
-      </w:r>
-      <w:proofErr w:type="gramEnd"/>
-      <w:r>
-        <w:rPr>
-          <w:lang w:val="en-US"/>
-        </w:rPr>
-        <w:t xml:space="preserve"> ARINC665_CONFIGURATION_FILE SYSTEM "LSPB.dtd"&gt;</w:t>
+      <w:r>
+        <w:rPr>
+          <w:lang w:val="en-US"/>
+        </w:rPr>
+        <w:t>&lt;?xml version="1.0" encoding="iso-8859-1" standalone="no" ?&gt;</w:t>
+      </w:r>
+    </w:p>
+    <w:p>
+      <w:pPr>
+        <w:rPr>
+          <w:lang w:val="en-US"/>
+        </w:rPr>
+      </w:pPr>
+      <w:r>
+        <w:rPr>
+          <w:lang w:val="en-US"/>
+        </w:rPr>
+        <w:t>&lt;!DOCTYPE ARINC665_CONFIGURATION_FILE SYSTEM "LSPB.dtd"&gt;</w:t>
       </w:r>
     </w:p>
     <w:p>
@@ -6936,14 +6880,136 @@
         </w:rPr>
         <w:t xml:space="preserve">LOAD </w:t>
       </w:r>
-      <w:proofErr w:type="spellStart"/>
+      <w:r>
+        <w:rPr>
+          <w:lang w:val="en-US"/>
+        </w:rPr>
+        <w:t>integrity_check="X</w:t>
+      </w:r>
+      <w:r>
+        <w:rPr>
+          <w:lang w:val="en-US"/>
+        </w:rPr>
+        <w:t>"&gt;</w:t>
+      </w:r>
+    </w:p>
+    <w:p>
+      <w:pPr>
+        <w:rPr>
+          <w:lang w:val="en-US"/>
+        </w:rPr>
+      </w:pPr>
+      <w:r>
+        <w:rPr>
+          <w:lang w:val="en-US"/>
+        </w:rPr>
+        <w:t xml:space="preserve">    </w:t>
+      </w:r>
+      <w:r>
+        <w:rPr>
+          <w:lang w:val="en-US"/>
+        </w:rPr>
+        <w:t xml:space="preserve">    &lt;</w:t>
+      </w:r>
+      <w:r>
+        <w:rPr>
+          <w:color w:val="FFC000"/>
+          <w:lang w:val="en-US"/>
+        </w:rPr>
+        <w:t>BATCH</w:t>
+      </w:r>
+      <w:r>
+        <w:rPr>
+          <w:lang w:val="en-US"/>
+        </w:rPr>
+        <w:t>&gt;</w:t>
+      </w:r>
+      <w:r>
+        <w:rPr>
+          <w:lang w:val="en-US"/>
+        </w:rPr>
+        <w:t>X</w:t>
+      </w:r>
+      <w:r>
+        <w:rPr>
+          <w:lang w:val="en-US"/>
+        </w:rPr>
+        <w:t>&lt;/</w:t>
+      </w:r>
+      <w:r>
+        <w:rPr>
+          <w:color w:val="FFC000"/>
+          <w:lang w:val="en-US"/>
+        </w:rPr>
+        <w:t>BATCH</w:t>
+      </w:r>
+      <w:r>
+        <w:rPr>
+          <w:lang w:val="en-US"/>
+        </w:rPr>
+        <w:t>&gt;</w:t>
+      </w:r>
+    </w:p>
+    <w:p>
+      <w:r>
+        <w:rPr>
+          <w:lang w:val="en-US"/>
+        </w:rPr>
+        <w:t xml:space="preserve">        </w:t>
+      </w:r>
+      <w:r>
+        <w:t>&lt;</w:t>
+      </w:r>
+      <w:r>
+        <w:rPr>
+          <w:color w:val="7030A0"/>
+        </w:rPr>
+        <w:t xml:space="preserve">TYPE_DESCRIPTION </w:t>
+      </w:r>
+      <w:r>
+        <w:t>id="X"&gt;X&lt;/</w:t>
+      </w:r>
+      <w:r>
+        <w:rPr>
+          <w:color w:val="7030A0"/>
+        </w:rPr>
+        <w:t>TYPE_DESCRIPTION</w:t>
+      </w:r>
+      <w:r>
+        <w:t>&gt;</w:t>
+      </w:r>
+    </w:p>
+    <w:p>
+      <w:pPr>
+        <w:rPr>
+          <w:lang w:val="en-US"/>
+        </w:rPr>
+      </w:pPr>
+      <w:r>
+        <w:t xml:space="preserve">    </w:t>
+      </w:r>
+      <w:r>
+        <w:t xml:space="preserve">    </w:t>
+      </w:r>
+      <w:r>
+        <w:rPr>
+          <w:lang w:val="en-US"/>
+        </w:rPr>
+        <w:t>&lt;</w:t>
+      </w:r>
+      <w:r>
+        <w:rPr>
+          <w:color w:val="FF0000"/>
+          <w:lang w:val="en-US"/>
+        </w:rPr>
+        <w:t xml:space="preserve">INPUT_FILE </w:t>
+      </w:r>
       <w:r>
         <w:rPr>
           <w:lang w:val="en-US"/>
         </w:rPr>
         <w:t>integrity_check</w:t>
       </w:r>
-      <w:proofErr w:type="spellEnd"/>
       <w:r>
         <w:rPr>
           <w:lang w:val="en-US"/>
@@ -6954,7 +7020,44 @@
         <w:rPr>
           <w:lang w:val="en-US"/>
         </w:rPr>
-        <w:t>"&gt;</w:t>
+        <w:t>" padding="</w:t>
+      </w:r>
+      <w:r>
+        <w:rPr>
+          <w:lang w:val="en-US"/>
+        </w:rPr>
+        <w:t>X"</w:t>
+      </w:r>
+      <w:r>
+        <w:rPr>
+          <w:lang w:val="en-US"/>
+        </w:rPr>
+        <w:t>&gt;</w:t>
+      </w:r>
+      <w:r>
+        <w:rPr>
+          <w:lang w:val="en-US"/>
+        </w:rPr>
+        <w:t>X</w:t>
+      </w:r>
+      <w:r>
+        <w:rPr>
+          <w:lang w:val="en-US"/>
+        </w:rPr>
+        <w:t>&lt;/</w:t>
+      </w:r>
+      <w:r>
+        <w:rPr>
+          <w:color w:val="FF0000"/>
+          <w:lang w:val="en-US"/>
+        </w:rPr>
+        <w:t>INPUT_FILE</w:t>
+      </w:r>
+      <w:r>
+        <w:rPr>
+          <w:lang w:val="en-US"/>
+        </w:rPr>
+        <w:t>&gt;</w:t>
       </w:r>
     </w:p>
     <w:p>
@@ -6980,7 +7083,7 @@
           <w:color w:val="FFC000"/>
           <w:lang w:val="en-US"/>
         </w:rPr>
-        <w:t>BATCH</w:t>
+        <w:t>SPLIT_SIZE</w:t>
       </w:r>
       <w:r>
         <w:rPr>
@@ -7005,7 +7108,7 @@
           <w:color w:val="FFC000"/>
           <w:lang w:val="en-US"/>
         </w:rPr>
-        <w:t>BATCH</w:t>
+        <w:t>SPLIT_SIZE</w:t>
       </w:r>
       <w:r>
         <w:rPr>
@@ -7015,269 +7118,92 @@
       </w:r>
     </w:p>
     <w:p>
-      <w:r>
-        <w:rPr>
-          <w:lang w:val="en-US"/>
-        </w:rPr>
-        <w:t xml:space="preserve">        </w:t>
-      </w:r>
-      <w:r>
-        <w:t>&lt;</w:t>
+      <w:pPr>
+        <w:rPr>
+          <w:lang w:val="en-US"/>
+        </w:rPr>
+      </w:pPr>
+      <w:r>
+        <w:rPr>
+          <w:lang w:val="en-US"/>
+        </w:rPr>
+        <w:t xml:space="preserve">    </w:t>
+      </w:r>
+      <w:r>
+        <w:rPr>
+          <w:lang w:val="en-US"/>
+        </w:rPr>
+        <w:t xml:space="preserve">    &lt;</w:t>
+      </w:r>
+      <w:r>
+        <w:rPr>
+          <w:color w:val="92D050"/>
+          <w:lang w:val="en-US"/>
+        </w:rPr>
+        <w:t>DIRECTORY</w:t>
+      </w:r>
+      <w:r>
+        <w:rPr>
+          <w:lang w:val="en-US"/>
+        </w:rPr>
+        <w:t>&gt;</w:t>
+      </w:r>
+      <w:r>
+        <w:rPr>
+          <w:lang w:val="en-US"/>
+        </w:rPr>
+        <w:t>X</w:t>
+      </w:r>
+      <w:r>
+        <w:rPr>
+          <w:lang w:val="en-US"/>
+        </w:rPr>
+        <w:t>&lt;/</w:t>
+      </w:r>
+      <w:r>
+        <w:rPr>
+          <w:color w:val="92D050"/>
+          <w:lang w:val="en-US"/>
+        </w:rPr>
+        <w:t>DIRECTORY</w:t>
+      </w:r>
+      <w:r>
+        <w:rPr>
+          <w:lang w:val="en-US"/>
+        </w:rPr>
+        <w:t>&gt;</w:t>
+      </w:r>
+    </w:p>
+    <w:p>
+      <w:pPr>
+        <w:rPr>
+          <w:lang w:val="en-US"/>
+        </w:rPr>
+      </w:pPr>
+      <w:r>
+        <w:rPr>
+          <w:lang w:val="en-US"/>
+        </w:rPr>
+        <w:t xml:space="preserve">    </w:t>
+      </w:r>
+      <w:r>
+        <w:rPr>
+          <w:lang w:val="en-US"/>
+        </w:rPr>
+        <w:t xml:space="preserve">    &lt;</w:t>
       </w:r>
       <w:r>
         <w:rPr>
           <w:color w:val="7030A0"/>
-        </w:rPr>
-        <w:t xml:space="preserve">TYPE_DESCRIPTION </w:t>
-      </w:r>
-      <w:r>
-        <w:t>id="X"&gt;X&lt;/</w:t>
-      </w:r>
-      <w:r>
-        <w:rPr>
-          <w:color w:val="7030A0"/>
-        </w:rPr>
-        <w:t>TYPE_DESCRIPTION</w:t>
-      </w:r>
-      <w:r>
-        <w:t>&gt;</w:t>
-      </w:r>
-    </w:p>
-    <w:p>
-      <w:pPr>
-        <w:rPr>
-          <w:lang w:val="en-US"/>
-        </w:rPr>
-      </w:pPr>
-      <w:r>
-        <w:t xml:space="preserve">    </w:t>
-      </w:r>
-      <w:r>
-        <w:t xml:space="preserve">    </w:t>
-      </w:r>
-      <w:r>
-        <w:rPr>
-          <w:lang w:val="en-US"/>
-        </w:rPr>
-        <w:t>&lt;</w:t>
-      </w:r>
-      <w:r>
-        <w:rPr>
-          <w:color w:val="FF0000"/>
-          <w:lang w:val="en-US"/>
-        </w:rPr>
-        <w:t xml:space="preserve">INPUT_FILE </w:t>
-      </w:r>
-      <w:proofErr w:type="spellStart"/>
-      <w:r>
-        <w:rPr>
-          <w:lang w:val="en-US"/>
-        </w:rPr>
-        <w:t>integrity_check</w:t>
-      </w:r>
-      <w:proofErr w:type="spellEnd"/>
-      <w:r>
-        <w:rPr>
-          <w:lang w:val="en-US"/>
-        </w:rPr>
-        <w:t>="X</w:t>
-      </w:r>
-      <w:r>
-        <w:rPr>
-          <w:lang w:val="en-US"/>
-        </w:rPr>
-        <w:t>" padding="</w:t>
-      </w:r>
-      <w:r>
-        <w:rPr>
-          <w:lang w:val="en-US"/>
-        </w:rPr>
-        <w:t>X"</w:t>
-      </w:r>
-      <w:r>
-        <w:rPr>
-          <w:lang w:val="en-US"/>
-        </w:rPr>
-        <w:t>&gt;</w:t>
-      </w:r>
-      <w:r>
-        <w:rPr>
-          <w:lang w:val="en-US"/>
-        </w:rPr>
-        <w:t>X</w:t>
-      </w:r>
-      <w:r>
-        <w:rPr>
-          <w:lang w:val="en-US"/>
-        </w:rPr>
-        <w:t>&lt;/</w:t>
-      </w:r>
-      <w:r>
-        <w:rPr>
-          <w:color w:val="FF0000"/>
-          <w:lang w:val="en-US"/>
-        </w:rPr>
-        <w:t>INPUT_FILE</w:t>
-      </w:r>
-      <w:r>
-        <w:rPr>
-          <w:lang w:val="en-US"/>
-        </w:rPr>
-        <w:t>&gt;</w:t>
-      </w:r>
-    </w:p>
-    <w:p>
-      <w:pPr>
-        <w:rPr>
-          <w:lang w:val="en-US"/>
-        </w:rPr>
-      </w:pPr>
-      <w:r>
-        <w:rPr>
-          <w:lang w:val="en-US"/>
-        </w:rPr>
-        <w:t xml:space="preserve">    </w:t>
-      </w:r>
-      <w:r>
-        <w:rPr>
-          <w:lang w:val="en-US"/>
-        </w:rPr>
-        <w:t xml:space="preserve">    &lt;</w:t>
-      </w:r>
-      <w:r>
-        <w:rPr>
-          <w:color w:val="FFC000"/>
-          <w:lang w:val="en-US"/>
-        </w:rPr>
-        <w:t>SPLIT_SIZE</w:t>
-      </w:r>
-      <w:r>
-        <w:rPr>
-          <w:lang w:val="en-US"/>
-        </w:rPr>
-        <w:t>&gt;</w:t>
-      </w:r>
-      <w:r>
-        <w:rPr>
-          <w:lang w:val="en-US"/>
-        </w:rPr>
-        <w:t>X</w:t>
-      </w:r>
-      <w:r>
-        <w:rPr>
-          <w:lang w:val="en-US"/>
-        </w:rPr>
-        <w:t>&lt;/</w:t>
-      </w:r>
-      <w:r>
-        <w:rPr>
-          <w:color w:val="FFC000"/>
-          <w:lang w:val="en-US"/>
-        </w:rPr>
-        <w:t>SPLIT_SIZE</w:t>
-      </w:r>
-      <w:r>
-        <w:rPr>
-          <w:lang w:val="en-US"/>
-        </w:rPr>
-        <w:t>&gt;</w:t>
-      </w:r>
-    </w:p>
-    <w:p>
-      <w:pPr>
-        <w:rPr>
-          <w:lang w:val="en-US"/>
-        </w:rPr>
-      </w:pPr>
-      <w:r>
-        <w:rPr>
-          <w:lang w:val="en-US"/>
-        </w:rPr>
-        <w:t xml:space="preserve">    </w:t>
-      </w:r>
-      <w:r>
-        <w:rPr>
-          <w:lang w:val="en-US"/>
-        </w:rPr>
-        <w:t xml:space="preserve">    &lt;</w:t>
-      </w:r>
-      <w:r>
-        <w:rPr>
-          <w:color w:val="92D050"/>
-          <w:lang w:val="en-US"/>
-        </w:rPr>
-        <w:t>DIRECTORY</w:t>
-      </w:r>
-      <w:r>
-        <w:rPr>
-          <w:lang w:val="en-US"/>
-        </w:rPr>
-        <w:t>&gt;</w:t>
-      </w:r>
-      <w:r>
-        <w:rPr>
-          <w:lang w:val="en-US"/>
-        </w:rPr>
-        <w:t>X</w:t>
-      </w:r>
-      <w:r>
-        <w:rPr>
-          <w:lang w:val="en-US"/>
-        </w:rPr>
-        <w:t>&lt;/</w:t>
-      </w:r>
-      <w:r>
-        <w:rPr>
-          <w:color w:val="92D050"/>
-          <w:lang w:val="en-US"/>
-        </w:rPr>
-        <w:t>DIRECTORY</w:t>
-      </w:r>
-      <w:r>
-        <w:rPr>
-          <w:lang w:val="en-US"/>
-        </w:rPr>
-        <w:t>&gt;</w:t>
-      </w:r>
-    </w:p>
-    <w:p>
-      <w:pPr>
-        <w:rPr>
-          <w:lang w:val="en-US"/>
-        </w:rPr>
-      </w:pPr>
-      <w:r>
-        <w:rPr>
-          <w:lang w:val="en-US"/>
-        </w:rPr>
-        <w:t xml:space="preserve">    </w:t>
-      </w:r>
-      <w:r>
-        <w:rPr>
-          <w:lang w:val="en-US"/>
-        </w:rPr>
-        <w:t xml:space="preserve">    &lt;</w:t>
-      </w:r>
-      <w:r>
-        <w:rPr>
-          <w:color w:val="7030A0"/>
           <w:lang w:val="en-US"/>
         </w:rPr>
         <w:t xml:space="preserve">SUPPORT_FILE_LIST </w:t>
       </w:r>
-      <w:proofErr w:type="spellStart"/>
-      <w:r>
-        <w:rPr>
-          <w:lang w:val="en-US"/>
-        </w:rPr>
-        <w:t>integrity_check</w:t>
-      </w:r>
-      <w:proofErr w:type="spellEnd"/>
-      <w:r>
-        <w:rPr>
-          <w:lang w:val="en-US"/>
-        </w:rPr>
-        <w:t>="</w:t>
+      <w:r>
+        <w:rPr>
+          <w:lang w:val="en-US"/>
+        </w:rPr>
+        <w:t>integrity_check="</w:t>
       </w:r>
       <w:r>
         <w:rPr>
@@ -8318,7 +8244,6 @@
                 <w:lang w:val="en-US"/>
               </w:rPr>
             </w:pPr>
-            <w:proofErr w:type="spellStart"/>
             <w:r>
               <w:rPr>
                 <w:sz w:val="18"/>
@@ -8326,7 +8251,6 @@
               </w:rPr>
               <w:t>integrity_check</w:t>
             </w:r>
-            <w:proofErr w:type="spellEnd"/>
           </w:p>
         </w:tc>
         <w:tc>
@@ -8581,21 +8505,12 @@
                 <w:lang w:val="en-US"/>
               </w:rPr>
             </w:pPr>
-            <w:proofErr w:type="spellStart"/>
             <w:r>
               <w:rPr>
                 <w:sz w:val="18"/>
                 <w:lang w:val="en-US"/>
               </w:rPr>
-              <w:t>integrity_check</w:t>
-            </w:r>
-            <w:proofErr w:type="spellEnd"/>
-            <w:r>
-              <w:rPr>
-                <w:sz w:val="18"/>
-                <w:lang w:val="en-US"/>
-              </w:rPr>
-              <w:t>, padding</w:t>
+              <w:t>integrity_check, padding</w:t>
             </w:r>
           </w:p>
         </w:tc>
@@ -8813,21 +8728,12 @@
                 <w:lang w:val="en-US"/>
               </w:rPr>
             </w:pPr>
-            <w:proofErr w:type="spellStart"/>
             <w:r>
               <w:rPr>
                 <w:sz w:val="18"/>
                 <w:lang w:val="en-US"/>
               </w:rPr>
-              <w:t>integrity_check</w:t>
-            </w:r>
-            <w:proofErr w:type="spellEnd"/>
-            <w:r>
-              <w:rPr>
-                <w:sz w:val="18"/>
-                <w:lang w:val="en-US"/>
-              </w:rPr>
-              <w:t>, number</w:t>
+              <w:t>integrity_check, number</w:t>
             </w:r>
           </w:p>
         </w:tc>
@@ -10016,7 +9922,6 @@
               </w:rPr>
             </w:rPrChange>
           </w:rPr>
-          <w:lastRenderedPageBreak/>
           <w:t>URQT_</w:t>
         </w:r>
       </w:ins>
@@ -10095,6 +10000,7 @@
         <w:rPr>
           <w:lang w:val="en-US"/>
         </w:rPr>
+        <w:lastRenderedPageBreak/>
         <w:t>NO : no files will be generated</w:t>
       </w:r>
     </w:p>
@@ -10675,19 +10581,11 @@
         </w:rPr>
         <w:t xml:space="preserve">The attribute </w:t>
       </w:r>
-      <w:proofErr w:type="spellStart"/>
-      <w:r>
-        <w:rPr>
-          <w:lang w:val="en-US"/>
-        </w:rPr>
-        <w:t>integrity_check</w:t>
-      </w:r>
-      <w:proofErr w:type="spellEnd"/>
-      <w:r>
-        <w:rPr>
-          <w:lang w:val="en-US"/>
-        </w:rPr>
-        <w:t xml:space="preserve"> </w:t>
+      <w:r>
+        <w:rPr>
+          <w:lang w:val="en-US"/>
+        </w:rPr>
+        <w:t xml:space="preserve">integrity_check </w:t>
       </w:r>
       <w:r>
         <w:rPr>
@@ -10861,21 +10759,7 @@
         <w:rPr>
           <w:lang w:val="en-US"/>
         </w:rPr>
-        <w:t xml:space="preserve">&lt;LOAD </w:t>
-      </w:r>
-      <w:proofErr w:type="spellStart"/>
-      <w:r>
-        <w:rPr>
-          <w:lang w:val="en-US"/>
-        </w:rPr>
-        <w:t>integrity_check</w:t>
-      </w:r>
-      <w:proofErr w:type="spellEnd"/>
-      <w:r>
-        <w:rPr>
-          <w:lang w:val="en-US"/>
-        </w:rPr>
-        <w:t>=”MD5”&gt;…&lt;/LOAD&gt;</w:t>
+        <w:t>&lt;LOAD integrity_check=”MD5”&gt;…&lt;/LOAD&gt;</w:t>
       </w:r>
     </w:p>
     <w:p>
@@ -11136,7 +11020,6 @@
           <w:u w:val="single"/>
           <w:lang w:val="en-US"/>
         </w:rPr>
-        <w:lastRenderedPageBreak/>
         <w:t>Example</w:t>
       </w:r>
       <w:r>
@@ -11206,6 +11089,7 @@
         <w:rPr>
           <w:lang w:val="en-US"/>
         </w:rPr>
+        <w:lastRenderedPageBreak/>
         <w:t>This tag is used to indicate the load type description (see ref [3] §</w:t>
       </w:r>
       <w:r>
@@ -11460,14 +11344,12 @@
       </w:pPr>
     </w:p>
     <w:p>
-      <w:proofErr w:type="spellStart"/>
       <w:r>
         <w:rPr>
           <w:u w:val="single"/>
         </w:rPr>
         <w:t>Example</w:t>
       </w:r>
-      <w:proofErr w:type="spellEnd"/>
       <w:r>
         <w:t>:</w:t>
       </w:r>
@@ -11667,19 +11549,11 @@
         </w:rPr>
         <w:t xml:space="preserve">The attribute </w:t>
       </w:r>
-      <w:proofErr w:type="spellStart"/>
-      <w:r>
-        <w:rPr>
-          <w:lang w:val="en-US"/>
-        </w:rPr>
-        <w:t>integrity_check</w:t>
-      </w:r>
-      <w:proofErr w:type="spellEnd"/>
-      <w:r>
-        <w:rPr>
-          <w:lang w:val="en-US"/>
-        </w:rPr>
-        <w:t xml:space="preserve"> </w:t>
+      <w:r>
+        <w:rPr>
+          <w:lang w:val="en-US"/>
+        </w:rPr>
+        <w:t xml:space="preserve">integrity_check </w:t>
       </w:r>
       <w:r>
         <w:rPr>
@@ -11852,7 +11726,31 @@
         <w:rPr>
           <w:lang w:val="en-US"/>
         </w:rPr>
-        <w:t>he content is a list of numbers. The possible values are from 0</w:t>
+        <w:t xml:space="preserve">he content </w:t>
+      </w:r>
+      <w:ins w:id="132" w:author="Pascal Heude" w:date="2026-08-02T11:01:00Z">
+        <w:r>
+          <w:rPr>
+            <w:lang w:val="en-US"/>
+          </w:rPr>
+          <w:t>shall be</w:t>
+        </w:r>
+      </w:ins>
+      <w:bookmarkStart w:id="133" w:name="_GoBack"/>
+      <w:bookmarkEnd w:id="133"/>
+      <w:del w:id="134" w:author="Pascal Heude" w:date="2026-08-02T11:01:00Z">
+        <w:r>
+          <w:rPr>
+            <w:lang w:val="en-US"/>
+          </w:rPr>
+          <w:delText>is</w:delText>
+        </w:r>
+      </w:del>
+      <w:r>
+        <w:rPr>
+          <w:lang w:val="en-US"/>
+        </w:rPr>
+        <w:t xml:space="preserve"> a list of numbers. The possible values are from 0</w:t>
       </w:r>
       <w:r>
         <w:rPr>
@@ -11945,21 +11843,7 @@
         <w:rPr>
           <w:lang w:val="en-US"/>
         </w:rPr>
-        <w:t xml:space="preserve">&lt;INPUT_FILE </w:t>
-      </w:r>
-      <w:proofErr w:type="spellStart"/>
-      <w:r>
-        <w:rPr>
-          <w:lang w:val="en-US"/>
-        </w:rPr>
-        <w:t>integrity_check</w:t>
-      </w:r>
-      <w:proofErr w:type="spellEnd"/>
-      <w:r>
-        <w:rPr>
-          <w:lang w:val="en-US"/>
-        </w:rPr>
-        <w:t>=”SHA-1” padding=”10”&gt;temp\a.exe&lt;/INPUT_FILE&gt;</w:t>
+        <w:t>&lt;INPUT_FILE integrity_check=”SHA-1” padding=”10”&gt;temp\a.exe&lt;/INPUT_FILE&gt;</w:t>
       </w:r>
       <w:r>
         <w:rPr>
@@ -11980,9 +11864,9 @@
       <w:pPr>
         <w:pStyle w:val="Titre3"/>
       </w:pPr>
-      <w:bookmarkStart w:id="132" w:name="_Tag_SPLIT_SIZE"/>
-      <w:bookmarkStart w:id="133" w:name="_Toc456106026"/>
-      <w:bookmarkEnd w:id="132"/>
+      <w:bookmarkStart w:id="135" w:name="_Tag_SPLIT_SIZE"/>
+      <w:bookmarkStart w:id="136" w:name="_Toc456106026"/>
+      <w:bookmarkEnd w:id="135"/>
       <w:r>
         <w:rPr>
           <w:lang w:val="en-US"/>
@@ -11992,7 +11876,7 @@
       <w:r>
         <w:t>SIZE</w:t>
       </w:r>
-      <w:bookmarkEnd w:id="133"/>
+      <w:bookmarkEnd w:id="136"/>
     </w:p>
     <w:p>
       <w:pPr>
@@ -12035,7 +11919,6 @@
         <w:rPr>
           <w:lang w:val="en-US"/>
         </w:rPr>
-        <w:lastRenderedPageBreak/>
         <w:t>This tag is not mandatory. If omitted, size is set to 32748</w:t>
       </w:r>
       <w:r>
@@ -12058,13 +11941,13 @@
           <w:lang w:val="en-US"/>
         </w:rPr>
       </w:pPr>
-      <w:ins w:id="134" w:author="Pascal Heude" w:date="2026-08-01T19:45:00Z">
+      <w:ins w:id="137" w:author="Pascal Heude" w:date="2026-08-01T19:45:00Z">
         <w:r>
           <w:rPr>
             <w:b/>
             <w:color w:val="0070C0"/>
             <w:lang w:val="en-US"/>
-            <w:rPrChange w:id="135" w:author="Pascal Heude" w:date="2026-08-01T19:46:00Z">
+            <w:rPrChange w:id="138" w:author="Pascal Heude" w:date="2026-08-01T19:46:00Z">
               <w:rPr>
                 <w:lang w:val="en-US"/>
               </w:rPr>
@@ -12073,13 +11956,13 @@
           <w:t>U</w:t>
         </w:r>
       </w:ins>
-      <w:ins w:id="136" w:author="Pascal Heude" w:date="2026-08-01T19:46:00Z">
+      <w:ins w:id="139" w:author="Pascal Heude" w:date="2026-08-01T19:46:00Z">
         <w:r>
           <w:rPr>
             <w:b/>
             <w:color w:val="0070C0"/>
             <w:lang w:val="en-US"/>
-            <w:rPrChange w:id="137" w:author="Pascal Heude" w:date="2026-08-01T19:46:00Z">
+            <w:rPrChange w:id="140" w:author="Pascal Heude" w:date="2026-08-01T19:46:00Z">
               <w:rPr>
                 <w:lang w:val="en-US"/>
               </w:rPr>
@@ -12094,7 +11977,7 @@
           <w:t>: If used, t</w:t>
         </w:r>
       </w:ins>
-      <w:del w:id="138" w:author="Pascal Heude" w:date="2026-08-01T19:46:00Z">
+      <w:del w:id="141" w:author="Pascal Heude" w:date="2026-08-01T19:46:00Z">
         <w:r>
           <w:rPr>
             <w:lang w:val="en-US"/>
@@ -12209,6 +12092,7 @@
         <w:rPr>
           <w:lang w:val="en-US"/>
         </w:rPr>
+        <w:lastRenderedPageBreak/>
         <w:t>&lt;SPLIT_SIZE&gt;10000&lt;/SPLIT_SIZE&gt;</w:t>
       </w:r>
     </w:p>
@@ -12223,13 +12107,13 @@
       <w:pPr>
         <w:pStyle w:val="Titre3"/>
       </w:pPr>
-      <w:bookmarkStart w:id="139" w:name="_Tag_DIRECTORY"/>
-      <w:bookmarkStart w:id="140" w:name="_Toc456106027"/>
-      <w:bookmarkEnd w:id="139"/>
+      <w:bookmarkStart w:id="142" w:name="_Tag_DIRECTORY"/>
+      <w:bookmarkStart w:id="143" w:name="_Toc456106027"/>
+      <w:bookmarkEnd w:id="142"/>
       <w:r>
         <w:t>Tag DIRECTORY</w:t>
       </w:r>
-      <w:bookmarkEnd w:id="140"/>
+      <w:bookmarkEnd w:id="143"/>
     </w:p>
     <w:p>
       <w:pPr>
@@ -12247,17 +12131,17 @@
     <w:p>
       <w:pPr>
         <w:rPr>
-          <w:moveTo w:id="141" w:author="Pascal Heude" w:date="2026-08-01T19:46:00Z"/>
-          <w:lang w:val="en-US"/>
-        </w:rPr>
-      </w:pPr>
-      <w:ins w:id="142" w:author="Pascal Heude" w:date="2026-08-01T19:46:00Z">
+          <w:moveTo w:id="144" w:author="Pascal Heude" w:date="2026-08-01T19:46:00Z"/>
+          <w:lang w:val="en-US"/>
+        </w:rPr>
+      </w:pPr>
+      <w:ins w:id="145" w:author="Pascal Heude" w:date="2026-08-01T19:46:00Z">
         <w:r>
           <w:rPr>
             <w:b/>
             <w:color w:val="0070C0"/>
             <w:lang w:val="en-US"/>
-            <w:rPrChange w:id="143" w:author="Pascal Heude" w:date="2026-08-01T19:46:00Z">
+            <w:rPrChange w:id="146" w:author="Pascal Heude" w:date="2026-08-01T19:46:00Z">
               <w:rPr>
                 <w:lang w:val="en-US"/>
               </w:rPr>
@@ -12272,15 +12156,15 @@
           <w:t xml:space="preserve">: </w:t>
         </w:r>
       </w:ins>
-      <w:moveToRangeStart w:id="144" w:author="Pascal Heude" w:date="2026-08-01T19:46:00Z" w:name="move236506022"/>
-      <w:moveTo w:id="145" w:author="Pascal Heude" w:date="2026-08-01T19:46:00Z">
+      <w:moveToRangeStart w:id="147" w:author="Pascal Heude" w:date="2026-08-01T19:46:00Z" w:name="move236506022"/>
+      <w:moveTo w:id="148" w:author="Pascal Heude" w:date="2026-08-01T19:46:00Z">
         <w:r>
           <w:rPr>
             <w:lang w:val="en-US"/>
           </w:rPr>
           <w:t xml:space="preserve">This tag </w:t>
         </w:r>
-        <w:del w:id="146" w:author="Pascal Heude" w:date="2026-08-01T19:47:00Z">
+        <w:del w:id="149" w:author="Pascal Heude" w:date="2026-08-01T19:47:00Z">
           <w:r>
             <w:rPr>
               <w:lang w:val="en-US"/>
@@ -12289,7 +12173,7 @@
           </w:r>
         </w:del>
       </w:moveTo>
-      <w:ins w:id="147" w:author="Pascal Heude" w:date="2026-08-01T19:47:00Z">
+      <w:ins w:id="150" w:author="Pascal Heude" w:date="2026-08-01T19:47:00Z">
         <w:r>
           <w:rPr>
             <w:lang w:val="en-US"/>
@@ -12297,7 +12181,7 @@
           <w:t>shall be</w:t>
         </w:r>
       </w:ins>
-      <w:moveTo w:id="148" w:author="Pascal Heude" w:date="2026-08-01T19:46:00Z">
+      <w:moveTo w:id="151" w:author="Pascal Heude" w:date="2026-08-01T19:46:00Z">
         <w:r>
           <w:rPr>
             <w:lang w:val="en-US"/>
@@ -12306,14 +12190,14 @@
         </w:r>
       </w:moveTo>
     </w:p>
-    <w:moveToRangeEnd w:id="144"/>
-    <w:p>
-      <w:pPr>
-        <w:rPr>
-          <w:lang w:val="en-US"/>
-        </w:rPr>
-      </w:pPr>
-      <w:ins w:id="149" w:author="Pascal Heude" w:date="2026-08-01T19:47:00Z">
+    <w:moveToRangeEnd w:id="147"/>
+    <w:p>
+      <w:pPr>
+        <w:rPr>
+          <w:lang w:val="en-US"/>
+        </w:rPr>
+      </w:pPr>
+      <w:ins w:id="152" w:author="Pascal Heude" w:date="2026-08-01T19:47:00Z">
         <w:r>
           <w:rPr>
             <w:b/>
@@ -12337,7 +12221,7 @@
           <w:t>: t</w:t>
         </w:r>
       </w:ins>
-      <w:del w:id="150" w:author="Pascal Heude" w:date="2026-08-01T19:47:00Z">
+      <w:del w:id="153" w:author="Pascal Heude" w:date="2026-08-01T19:47:00Z">
         <w:r>
           <w:rPr>
             <w:lang w:val="en-US"/>
@@ -12375,7 +12259,7 @@
         </w:rPr>
         <w:t xml:space="preserve"> relative </w:t>
       </w:r>
-      <w:del w:id="151" w:author="Pascal Heude" w:date="2026-07-29T22:51:00Z">
+      <w:del w:id="154" w:author="Pascal Heude" w:date="2026-07-29T22:51:00Z">
         <w:r>
           <w:rPr>
             <w:lang w:val="en-US"/>
@@ -12393,12 +12277,12 @@
     <w:p>
       <w:pPr>
         <w:rPr>
-          <w:moveFrom w:id="152" w:author="Pascal Heude" w:date="2026-08-01T19:46:00Z"/>
-          <w:lang w:val="en-US"/>
-        </w:rPr>
-      </w:pPr>
-      <w:moveFromRangeStart w:id="153" w:author="Pascal Heude" w:date="2026-08-01T19:46:00Z" w:name="move236506022"/>
-      <w:moveFrom w:id="154" w:author="Pascal Heude" w:date="2026-08-01T19:46:00Z">
+          <w:moveFrom w:id="155" w:author="Pascal Heude" w:date="2026-08-01T19:46:00Z"/>
+          <w:lang w:val="en-US"/>
+        </w:rPr>
+      </w:pPr>
+      <w:moveFromRangeStart w:id="156" w:author="Pascal Heude" w:date="2026-08-01T19:46:00Z" w:name="move236506022"/>
+      <w:moveFrom w:id="157" w:author="Pascal Heude" w:date="2026-08-01T19:46:00Z">
         <w:r>
           <w:rPr>
             <w:lang w:val="en-US"/>
@@ -12407,7 +12291,7 @@
         </w:r>
       </w:moveFrom>
     </w:p>
-    <w:moveFromRangeEnd w:id="153"/>
+    <w:moveFromRangeEnd w:id="156"/>
     <w:p>
       <w:pPr>
         <w:rPr>
@@ -12420,7 +12304,7 @@
         </w:rPr>
         <w:t xml:space="preserve">If the directory does not exist, it </w:t>
       </w:r>
-      <w:del w:id="155" w:author="Pascal Heude" w:date="2026-07-29T22:52:00Z">
+      <w:del w:id="158" w:author="Pascal Heude" w:date="2026-07-29T22:52:00Z">
         <w:r>
           <w:rPr>
             <w:lang w:val="en-US"/>
@@ -12428,7 +12312,7 @@
           <w:delText xml:space="preserve">shall </w:delText>
         </w:r>
       </w:del>
-      <w:ins w:id="156" w:author="Pascal Heude" w:date="2026-07-29T22:52:00Z">
+      <w:ins w:id="159" w:author="Pascal Heude" w:date="2026-07-29T22:52:00Z">
         <w:r>
           <w:rPr>
             <w:lang w:val="en-US"/>
@@ -12448,7 +12332,7 @@
         </w:rPr>
         <w:t xml:space="preserve">already </w:t>
       </w:r>
-      <w:del w:id="157" w:author="Pascal Heude" w:date="2026-07-29T22:52:00Z">
+      <w:del w:id="160" w:author="Pascal Heude" w:date="2026-07-29T22:52:00Z">
         <w:r>
           <w:rPr>
             <w:lang w:val="en-US"/>
@@ -12462,7 +12346,7 @@
         </w:rPr>
         <w:t>files</w:t>
       </w:r>
-      <w:ins w:id="158" w:author="Pascal Heude" w:date="2026-07-29T22:52:00Z">
+      <w:ins w:id="161" w:author="Pascal Heude" w:date="2026-07-29T22:52:00Z">
         <w:r>
           <w:rPr>
             <w:lang w:val="en-US"/>
@@ -12476,7 +12360,7 @@
         </w:rPr>
         <w:t xml:space="preserve">, </w:t>
       </w:r>
-      <w:del w:id="159" w:author="Pascal Heude" w:date="2026-07-29T22:52:00Z">
+      <w:del w:id="162" w:author="Pascal Heude" w:date="2026-07-29T22:52:00Z">
         <w:r>
           <w:rPr>
             <w:lang w:val="en-US"/>
@@ -12502,7 +12386,7 @@
           <w:delText>Generate</w:delText>
         </w:r>
       </w:del>
-      <w:ins w:id="160" w:author="Pascal Heude" w:date="2026-07-29T22:52:00Z">
+      <w:ins w:id="163" w:author="Pascal Heude" w:date="2026-07-29T22:52:00Z">
         <w:r>
           <w:rPr>
             <w:lang w:val="en-US"/>
@@ -12568,13 +12452,13 @@
       <w:pPr>
         <w:pStyle w:val="Titre3"/>
       </w:pPr>
-      <w:bookmarkStart w:id="161" w:name="_Tag_THW_ID_LIST"/>
-      <w:bookmarkStart w:id="162" w:name="_Toc456106028"/>
-      <w:bookmarkEnd w:id="161"/>
+      <w:bookmarkStart w:id="164" w:name="_Tag_THW_ID_LIST"/>
+      <w:bookmarkStart w:id="165" w:name="_Toc456106028"/>
+      <w:bookmarkEnd w:id="164"/>
       <w:r>
         <w:t>Tag THW_ID_LIST</w:t>
       </w:r>
-      <w:bookmarkEnd w:id="162"/>
+      <w:bookmarkEnd w:id="165"/>
     </w:p>
     <w:p>
       <w:pPr>
@@ -12667,8 +12551,8 @@
           <w:lang w:val="en-US"/>
         </w:rPr>
       </w:pPr>
-      <w:bookmarkStart w:id="163" w:name="_Tag_THW_ID"/>
-      <w:bookmarkEnd w:id="163"/>
+      <w:bookmarkStart w:id="166" w:name="_Tag_THW_ID"/>
+      <w:bookmarkEnd w:id="166"/>
       <w:r>
         <w:rPr>
           <w:lang w:val="en-US"/>
@@ -12703,11 +12587,11 @@
     <w:p>
       <w:pPr>
         <w:rPr>
-          <w:moveTo w:id="164" w:author="Pascal Heude" w:date="2026-08-01T19:48:00Z"/>
-          <w:lang w:val="en-US"/>
-        </w:rPr>
-      </w:pPr>
-      <w:ins w:id="165" w:author="Pascal Heude" w:date="2026-08-01T19:48:00Z">
+          <w:moveTo w:id="167" w:author="Pascal Heude" w:date="2026-08-01T19:48:00Z"/>
+          <w:lang w:val="en-US"/>
+        </w:rPr>
+      </w:pPr>
+      <w:ins w:id="168" w:author="Pascal Heude" w:date="2026-08-01T19:48:00Z">
         <w:r>
           <w:rPr>
             <w:b/>
@@ -12722,15 +12606,7 @@
             <w:color w:val="0070C0"/>
             <w:lang w:val="en-US"/>
           </w:rPr>
-          <w:t>2</w:t>
-        </w:r>
-        <w:r>
-          <w:rPr>
-            <w:b/>
-            <w:color w:val="0070C0"/>
-            <w:lang w:val="en-US"/>
-          </w:rPr>
-          <w:t>1</w:t>
+          <w:t>21</w:t>
         </w:r>
         <w:r>
           <w:rPr>
@@ -12739,9 +12615,9 @@
           <w:t xml:space="preserve">: </w:t>
         </w:r>
       </w:ins>
-      <w:moveToRangeStart w:id="166" w:author="Pascal Heude" w:date="2026-08-01T19:48:00Z" w:name="move236506110"/>
-      <w:moveTo w:id="167" w:author="Pascal Heude" w:date="2026-08-01T19:48:00Z">
-        <w:del w:id="168" w:author="Pascal Heude" w:date="2026-08-01T19:48:00Z">
+      <w:moveToRangeStart w:id="169" w:author="Pascal Heude" w:date="2026-08-01T19:48:00Z" w:name="move236506110"/>
+      <w:moveTo w:id="170" w:author="Pascal Heude" w:date="2026-08-01T19:48:00Z">
+        <w:del w:id="171" w:author="Pascal Heude" w:date="2026-08-01T19:48:00Z">
           <w:r>
             <w:rPr>
               <w:lang w:val="en-US"/>
@@ -12750,7 +12626,7 @@
           </w:r>
         </w:del>
       </w:moveTo>
-      <w:ins w:id="169" w:author="Pascal Heude" w:date="2026-08-01T19:48:00Z">
+      <w:ins w:id="172" w:author="Pascal Heude" w:date="2026-08-01T19:48:00Z">
         <w:r>
           <w:rPr>
             <w:lang w:val="en-US"/>
@@ -12758,14 +12634,14 @@
           <w:t>t</w:t>
         </w:r>
       </w:ins>
-      <w:moveTo w:id="170" w:author="Pascal Heude" w:date="2026-08-01T19:48:00Z">
+      <w:moveTo w:id="173" w:author="Pascal Heude" w:date="2026-08-01T19:48:00Z">
         <w:r>
           <w:rPr>
             <w:lang w:val="en-US"/>
           </w:rPr>
           <w:t xml:space="preserve">he attribute </w:t>
         </w:r>
-        <w:del w:id="171" w:author="Pascal Heude" w:date="2026-08-01T19:48:00Z">
+        <w:del w:id="174" w:author="Pascal Heude" w:date="2026-08-01T19:48:00Z">
           <w:r>
             <w:rPr>
               <w:lang w:val="en-US"/>
@@ -12774,7 +12650,7 @@
           </w:r>
         </w:del>
       </w:moveTo>
-      <w:ins w:id="172" w:author="Pascal Heude" w:date="2026-08-01T19:48:00Z">
+      <w:ins w:id="175" w:author="Pascal Heude" w:date="2026-08-01T19:48:00Z">
         <w:r>
           <w:rPr>
             <w:lang w:val="en-US"/>
@@ -12782,7 +12658,7 @@
           <w:t>shall be</w:t>
         </w:r>
       </w:ins>
-      <w:moveTo w:id="173" w:author="Pascal Heude" w:date="2026-08-01T19:48:00Z">
+      <w:moveTo w:id="176" w:author="Pascal Heude" w:date="2026-08-01T19:48:00Z">
         <w:r>
           <w:rPr>
             <w:lang w:val="en-US"/>
@@ -12791,14 +12667,14 @@
         </w:r>
       </w:moveTo>
     </w:p>
-    <w:moveToRangeEnd w:id="166"/>
-    <w:p>
-      <w:pPr>
-        <w:rPr>
-          <w:lang w:val="en-US"/>
-        </w:rPr>
-      </w:pPr>
-      <w:ins w:id="174" w:author="Pascal Heude" w:date="2026-08-01T19:48:00Z">
+    <w:moveToRangeEnd w:id="169"/>
+    <w:p>
+      <w:pPr>
+        <w:rPr>
+          <w:lang w:val="en-US"/>
+        </w:rPr>
+      </w:pPr>
+      <w:ins w:id="177" w:author="Pascal Heude" w:date="2026-08-01T19:48:00Z">
         <w:r>
           <w:rPr>
             <w:b/>
@@ -12813,15 +12689,7 @@
             <w:color w:val="0070C0"/>
             <w:lang w:val="en-US"/>
           </w:rPr>
-          <w:t>2</w:t>
-        </w:r>
-        <w:r>
-          <w:rPr>
-            <w:b/>
-            <w:color w:val="0070C0"/>
-            <w:lang w:val="en-US"/>
-          </w:rPr>
-          <w:t>2</w:t>
+          <w:t>22</w:t>
         </w:r>
         <w:r>
           <w:rPr>
@@ -12846,12 +12714,12 @@
     <w:p>
       <w:pPr>
         <w:rPr>
-          <w:moveFrom w:id="175" w:author="Pascal Heude" w:date="2026-08-01T19:48:00Z"/>
-          <w:lang w:val="en-US"/>
-        </w:rPr>
-      </w:pPr>
-      <w:moveFromRangeStart w:id="176" w:author="Pascal Heude" w:date="2026-08-01T19:48:00Z" w:name="move236506110"/>
-      <w:moveFrom w:id="177" w:author="Pascal Heude" w:date="2026-08-01T19:48:00Z">
+          <w:moveFrom w:id="178" w:author="Pascal Heude" w:date="2026-08-01T19:48:00Z"/>
+          <w:lang w:val="en-US"/>
+        </w:rPr>
+      </w:pPr>
+      <w:moveFromRangeStart w:id="179" w:author="Pascal Heude" w:date="2026-08-01T19:48:00Z" w:name="move236506110"/>
+      <w:moveFrom w:id="180" w:author="Pascal Heude" w:date="2026-08-01T19:48:00Z">
         <w:r>
           <w:rPr>
             <w:lang w:val="en-US"/>
@@ -12866,7 +12734,7 @@
         </w:r>
       </w:moveFrom>
     </w:p>
-    <w:moveFromRangeEnd w:id="176"/>
+    <w:moveFromRangeEnd w:id="179"/>
     <w:p>
       <w:pPr>
         <w:rPr>
@@ -12942,13 +12810,13 @@
       <w:pPr>
         <w:pStyle w:val="Titre3"/>
       </w:pPr>
-      <w:bookmarkStart w:id="178" w:name="_Tag_THW_ID_1"/>
-      <w:bookmarkStart w:id="179" w:name="_Toc456106029"/>
-      <w:bookmarkEnd w:id="178"/>
+      <w:bookmarkStart w:id="181" w:name="_Tag_THW_ID_1"/>
+      <w:bookmarkStart w:id="182" w:name="_Toc456106029"/>
+      <w:bookmarkEnd w:id="181"/>
       <w:r>
         <w:t>Tag THW_ID</w:t>
       </w:r>
-      <w:bookmarkEnd w:id="179"/>
+      <w:bookmarkEnd w:id="182"/>
     </w:p>
     <w:p>
       <w:pPr>
@@ -13002,17 +12870,17 @@
     <w:p>
       <w:pPr>
         <w:rPr>
-          <w:moveTo w:id="180" w:author="Pascal Heude" w:date="2026-08-01T21:11:00Z"/>
-          <w:lang w:val="en-US"/>
-        </w:rPr>
-      </w:pPr>
-      <w:ins w:id="181" w:author="Pascal Heude" w:date="2026-08-01T21:11:00Z">
+          <w:moveTo w:id="183" w:author="Pascal Heude" w:date="2026-08-01T21:11:00Z"/>
+          <w:lang w:val="en-US"/>
+        </w:rPr>
+      </w:pPr>
+      <w:ins w:id="184" w:author="Pascal Heude" w:date="2026-08-01T21:11:00Z">
         <w:r>
           <w:rPr>
             <w:b/>
             <w:color w:val="0070C0"/>
             <w:lang w:val="en-US"/>
-            <w:rPrChange w:id="182" w:author="Pascal Heude" w:date="2026-08-01T21:11:00Z">
+            <w:rPrChange w:id="185" w:author="Pascal Heude" w:date="2026-08-01T21:11:00Z">
               <w:rPr>
                 <w:lang w:val="en-US"/>
               </w:rPr>
@@ -13027,15 +12895,15 @@
           <w:t xml:space="preserve">: </w:t>
         </w:r>
       </w:ins>
-      <w:moveToRangeStart w:id="183" w:author="Pascal Heude" w:date="2026-08-01T21:11:00Z" w:name="move236511099"/>
-      <w:moveTo w:id="184" w:author="Pascal Heude" w:date="2026-08-01T21:11:00Z">
+      <w:moveToRangeStart w:id="186" w:author="Pascal Heude" w:date="2026-08-01T21:11:00Z" w:name="move236511099"/>
+      <w:moveTo w:id="187" w:author="Pascal Heude" w:date="2026-08-01T21:11:00Z">
         <w:r>
           <w:rPr>
             <w:lang w:val="en-US"/>
           </w:rPr>
           <w:t xml:space="preserve">This tag </w:t>
         </w:r>
-        <w:del w:id="185" w:author="Pascal Heude" w:date="2026-08-01T21:12:00Z">
+        <w:del w:id="188" w:author="Pascal Heude" w:date="2026-08-01T21:12:00Z">
           <w:r>
             <w:rPr>
               <w:lang w:val="en-US"/>
@@ -13044,7 +12912,7 @@
           </w:r>
         </w:del>
       </w:moveTo>
-      <w:ins w:id="186" w:author="Pascal Heude" w:date="2026-08-01T21:12:00Z">
+      <w:ins w:id="189" w:author="Pascal Heude" w:date="2026-08-01T21:12:00Z">
         <w:r>
           <w:rPr>
             <w:lang w:val="en-US"/>
@@ -13052,7 +12920,7 @@
           <w:t>shall be</w:t>
         </w:r>
       </w:ins>
-      <w:moveTo w:id="187" w:author="Pascal Heude" w:date="2026-08-01T21:11:00Z">
+      <w:moveTo w:id="190" w:author="Pascal Heude" w:date="2026-08-01T21:11:00Z">
         <w:r>
           <w:rPr>
             <w:lang w:val="en-US"/>
@@ -13102,20 +12970,20 @@
         </w:r>
       </w:moveTo>
     </w:p>
-    <w:moveToRangeEnd w:id="183"/>
-    <w:p>
-      <w:pPr>
-        <w:rPr>
-          <w:lang w:val="en-US"/>
-        </w:rPr>
-      </w:pPr>
-      <w:ins w:id="188" w:author="Pascal Heude" w:date="2026-08-01T21:11:00Z">
+    <w:moveToRangeEnd w:id="186"/>
+    <w:p>
+      <w:pPr>
+        <w:rPr>
+          <w:lang w:val="en-US"/>
+        </w:rPr>
+      </w:pPr>
+      <w:ins w:id="191" w:author="Pascal Heude" w:date="2026-08-01T21:11:00Z">
         <w:r>
           <w:rPr>
             <w:b/>
             <w:color w:val="0070C0"/>
             <w:lang w:val="en-US"/>
-            <w:rPrChange w:id="189" w:author="Pascal Heude" w:date="2026-08-01T21:11:00Z">
+            <w:rPrChange w:id="192" w:author="Pascal Heude" w:date="2026-08-01T21:11:00Z">
               <w:rPr>
                 <w:lang w:val="en-US"/>
               </w:rPr>
@@ -13140,12 +13008,12 @@
     <w:p>
       <w:pPr>
         <w:rPr>
-          <w:moveFrom w:id="190" w:author="Pascal Heude" w:date="2026-08-01T21:11:00Z"/>
-          <w:lang w:val="en-US"/>
-        </w:rPr>
-      </w:pPr>
-      <w:moveFromRangeStart w:id="191" w:author="Pascal Heude" w:date="2026-08-01T21:11:00Z" w:name="move236511099"/>
-      <w:moveFrom w:id="192" w:author="Pascal Heude" w:date="2026-08-01T21:11:00Z">
+          <w:moveFrom w:id="193" w:author="Pascal Heude" w:date="2026-08-01T21:11:00Z"/>
+          <w:lang w:val="en-US"/>
+        </w:rPr>
+      </w:pPr>
+      <w:moveFromRangeStart w:id="194" w:author="Pascal Heude" w:date="2026-08-01T21:11:00Z" w:name="move236511099"/>
+      <w:moveFrom w:id="195" w:author="Pascal Heude" w:date="2026-08-01T21:11:00Z">
         <w:r>
           <w:rPr>
             <w:lang w:val="en-US"/>
@@ -13207,7 +13075,7 @@
         </w:r>
       </w:moveFrom>
     </w:p>
-    <w:moveFromRangeEnd w:id="191"/>
+    <w:moveFromRangeEnd w:id="194"/>
     <w:p>
       <w:pPr>
         <w:rPr>
@@ -13364,7 +13232,6 @@
         <w:rPr>
           <w:lang w:val="en-US"/>
         </w:rPr>
-        <w:lastRenderedPageBreak/>
         <w:t>&lt;THW_ID_LIST &gt;</w:t>
       </w:r>
       <w:r>
@@ -13386,13 +13253,13 @@
       <w:pPr>
         <w:pStyle w:val="Titre3"/>
       </w:pPr>
-      <w:bookmarkStart w:id="193" w:name="_Tag_SUPPORT_FILE_LIST"/>
-      <w:bookmarkStart w:id="194" w:name="_Toc456106030"/>
-      <w:bookmarkEnd w:id="193"/>
+      <w:bookmarkStart w:id="196" w:name="_Tag_SUPPORT_FILE_LIST"/>
+      <w:bookmarkStart w:id="197" w:name="_Toc456106030"/>
+      <w:bookmarkEnd w:id="196"/>
       <w:r>
         <w:t>Tag SUPPORT_FILE_LIST</w:t>
       </w:r>
-      <w:bookmarkEnd w:id="194"/>
+      <w:bookmarkEnd w:id="197"/>
     </w:p>
     <w:p>
       <w:pPr>
@@ -13477,21 +13344,14 @@
         <w:rPr>
           <w:lang w:val="en-US"/>
         </w:rPr>
+        <w:lastRenderedPageBreak/>
         <w:t xml:space="preserve">The attribute </w:t>
       </w:r>
-      <w:proofErr w:type="spellStart"/>
-      <w:r>
-        <w:rPr>
-          <w:lang w:val="en-US"/>
-        </w:rPr>
-        <w:t>integrity_check</w:t>
-      </w:r>
-      <w:proofErr w:type="spellEnd"/>
-      <w:r>
-        <w:rPr>
-          <w:lang w:val="en-US"/>
-        </w:rPr>
-        <w:t xml:space="preserve"> </w:t>
+      <w:r>
+        <w:rPr>
+          <w:lang w:val="en-US"/>
+        </w:rPr>
+        <w:t xml:space="preserve">integrity_check </w:t>
       </w:r>
       <w:r>
         <w:rPr>
@@ -13644,11 +13504,11 @@
     <w:p>
       <w:pPr>
         <w:rPr>
-          <w:moveTo w:id="195" w:author="Pascal Heude" w:date="2026-08-01T21:12:00Z"/>
-          <w:lang w:val="en-US"/>
-        </w:rPr>
-      </w:pPr>
-      <w:ins w:id="196" w:author="Pascal Heude" w:date="2026-08-01T21:13:00Z">
+          <w:moveTo w:id="198" w:author="Pascal Heude" w:date="2026-08-01T21:12:00Z"/>
+          <w:lang w:val="en-US"/>
+        </w:rPr>
+      </w:pPr>
+      <w:ins w:id="199" w:author="Pascal Heude" w:date="2026-08-01T21:13:00Z">
         <w:r>
           <w:rPr>
             <w:b/>
@@ -13658,7 +13518,7 @@
           <w:t>URQT_</w:t>
         </w:r>
       </w:ins>
-      <w:ins w:id="197" w:author="Pascal Heude" w:date="2026-08-01T22:10:00Z">
+      <w:ins w:id="200" w:author="Pascal Heude" w:date="2026-08-01T22:10:00Z">
         <w:r>
           <w:rPr>
             <w:b/>
@@ -13668,9 +13528,9 @@
           <w:t>25</w:t>
         </w:r>
       </w:ins>
-      <w:moveToRangeStart w:id="198" w:author="Pascal Heude" w:date="2026-08-01T21:12:00Z" w:name="move236511174"/>
-      <w:moveTo w:id="199" w:author="Pascal Heude" w:date="2026-08-01T21:12:00Z">
-        <w:del w:id="200" w:author="Pascal Heude" w:date="2026-08-01T21:13:00Z">
+      <w:moveToRangeStart w:id="201" w:author="Pascal Heude" w:date="2026-08-01T21:12:00Z" w:name="move236511174"/>
+      <w:moveTo w:id="202" w:author="Pascal Heude" w:date="2026-08-01T21:12:00Z">
+        <w:del w:id="203" w:author="Pascal Heude" w:date="2026-08-01T21:13:00Z">
           <w:r>
             <w:rPr>
               <w:lang w:val="en-US"/>
@@ -13679,7 +13539,7 @@
           </w:r>
         </w:del>
       </w:moveTo>
-      <w:ins w:id="201" w:author="Pascal Heude" w:date="2026-08-01T21:13:00Z">
+      <w:ins w:id="204" w:author="Pascal Heude" w:date="2026-08-01T21:13:00Z">
         <w:r>
           <w:rPr>
             <w:lang w:val="en-US"/>
@@ -13687,14 +13547,14 @@
           <w:t>: t</w:t>
         </w:r>
       </w:ins>
-      <w:moveTo w:id="202" w:author="Pascal Heude" w:date="2026-08-01T21:12:00Z">
+      <w:moveTo w:id="205" w:author="Pascal Heude" w:date="2026-08-01T21:12:00Z">
         <w:r>
           <w:rPr>
             <w:lang w:val="en-US"/>
           </w:rPr>
           <w:t xml:space="preserve">he attribute </w:t>
         </w:r>
-        <w:del w:id="203" w:author="Pascal Heude" w:date="2026-08-01T21:13:00Z">
+        <w:del w:id="206" w:author="Pascal Heude" w:date="2026-08-01T21:13:00Z">
           <w:r>
             <w:rPr>
               <w:lang w:val="en-US"/>
@@ -13703,7 +13563,7 @@
           </w:r>
         </w:del>
       </w:moveTo>
-      <w:ins w:id="204" w:author="Pascal Heude" w:date="2026-08-01T21:13:00Z">
+      <w:ins w:id="207" w:author="Pascal Heude" w:date="2026-08-01T21:13:00Z">
         <w:r>
           <w:rPr>
             <w:lang w:val="en-US"/>
@@ -13711,7 +13571,7 @@
           <w:t>shall be</w:t>
         </w:r>
       </w:ins>
-      <w:moveTo w:id="205" w:author="Pascal Heude" w:date="2026-08-01T21:12:00Z">
+      <w:moveTo w:id="208" w:author="Pascal Heude" w:date="2026-08-01T21:12:00Z">
         <w:r>
           <w:rPr>
             <w:lang w:val="en-US"/>
@@ -13720,20 +13580,20 @@
         </w:r>
       </w:moveTo>
     </w:p>
-    <w:moveToRangeEnd w:id="198"/>
-    <w:p>
-      <w:pPr>
-        <w:rPr>
-          <w:lang w:val="en-US"/>
-        </w:rPr>
-      </w:pPr>
-      <w:ins w:id="206" w:author="Pascal Heude" w:date="2026-08-01T21:12:00Z">
+    <w:moveToRangeEnd w:id="201"/>
+    <w:p>
+      <w:pPr>
+        <w:rPr>
+          <w:lang w:val="en-US"/>
+        </w:rPr>
+      </w:pPr>
+      <w:ins w:id="209" w:author="Pascal Heude" w:date="2026-08-01T21:12:00Z">
         <w:r>
           <w:rPr>
             <w:b/>
             <w:color w:val="0070C0"/>
             <w:lang w:val="en-US"/>
-            <w:rPrChange w:id="207" w:author="Pascal Heude" w:date="2026-08-01T21:13:00Z">
+            <w:rPrChange w:id="210" w:author="Pascal Heude" w:date="2026-08-01T21:13:00Z">
               <w:rPr>
                 <w:lang w:val="en-US"/>
               </w:rPr>
@@ -13742,7 +13602,7 @@
           <w:t>URQT_2</w:t>
         </w:r>
       </w:ins>
-      <w:ins w:id="208" w:author="Pascal Heude" w:date="2026-08-01T22:10:00Z">
+      <w:ins w:id="211" w:author="Pascal Heude" w:date="2026-08-01T22:10:00Z">
         <w:r>
           <w:rPr>
             <w:b/>
@@ -13752,7 +13612,7 @@
           <w:t>6</w:t>
         </w:r>
       </w:ins>
-      <w:ins w:id="209" w:author="Pascal Heude" w:date="2026-08-01T21:12:00Z">
+      <w:ins w:id="212" w:author="Pascal Heude" w:date="2026-08-01T21:12:00Z">
         <w:r>
           <w:rPr>
             <w:lang w:val="en-US"/>
@@ -13770,12 +13630,12 @@
     <w:p>
       <w:pPr>
         <w:rPr>
-          <w:moveFrom w:id="210" w:author="Pascal Heude" w:date="2026-08-01T21:12:00Z"/>
-          <w:lang w:val="en-US"/>
-        </w:rPr>
-      </w:pPr>
-      <w:moveFromRangeStart w:id="211" w:author="Pascal Heude" w:date="2026-08-01T21:12:00Z" w:name="move236511174"/>
-      <w:moveFrom w:id="212" w:author="Pascal Heude" w:date="2026-08-01T21:12:00Z">
+          <w:moveFrom w:id="213" w:author="Pascal Heude" w:date="2026-08-01T21:12:00Z"/>
+          <w:lang w:val="en-US"/>
+        </w:rPr>
+      </w:pPr>
+      <w:moveFromRangeStart w:id="214" w:author="Pascal Heude" w:date="2026-08-01T21:12:00Z" w:name="move236511174"/>
+      <w:moveFrom w:id="215" w:author="Pascal Heude" w:date="2026-08-01T21:12:00Z">
         <w:r>
           <w:rPr>
             <w:lang w:val="en-US"/>
@@ -13784,7 +13644,7 @@
         </w:r>
       </w:moveFrom>
     </w:p>
-    <w:moveFromRangeEnd w:id="211"/>
+    <w:moveFromRangeEnd w:id="214"/>
     <w:p>
       <w:pPr>
         <w:rPr>
@@ -13884,13 +13744,13 @@
       <w:pPr>
         <w:pStyle w:val="Titre3"/>
       </w:pPr>
-      <w:bookmarkStart w:id="213" w:name="_Tag_SUPPORT_FILE"/>
-      <w:bookmarkStart w:id="214" w:name="_Toc456106031"/>
-      <w:bookmarkEnd w:id="213"/>
+      <w:bookmarkStart w:id="216" w:name="_Tag_SUPPORT_FILE"/>
+      <w:bookmarkStart w:id="217" w:name="_Toc456106031"/>
+      <w:bookmarkEnd w:id="216"/>
       <w:r>
         <w:t>Tag SUPPORT_FILE</w:t>
       </w:r>
-      <w:bookmarkEnd w:id="214"/>
+      <w:bookmarkEnd w:id="217"/>
     </w:p>
     <w:p>
       <w:pPr>
@@ -13926,11 +13786,11 @@
     <w:p>
       <w:pPr>
         <w:rPr>
-          <w:ins w:id="215" w:author="Pascal Heude" w:date="2026-07-29T22:59:00Z"/>
-          <w:lang w:val="en-US"/>
-        </w:rPr>
-      </w:pPr>
-      <w:ins w:id="216" w:author="Pascal Heude" w:date="2026-08-01T21:16:00Z">
+          <w:ins w:id="218" w:author="Pascal Heude" w:date="2026-07-29T22:59:00Z"/>
+          <w:lang w:val="en-US"/>
+        </w:rPr>
+      </w:pPr>
+      <w:ins w:id="219" w:author="Pascal Heude" w:date="2026-08-01T21:16:00Z">
         <w:r>
           <w:rPr>
             <w:b/>
@@ -13940,7 +13800,7 @@
           <w:t>URQT_2</w:t>
         </w:r>
       </w:ins>
-      <w:ins w:id="217" w:author="Pascal Heude" w:date="2026-08-01T22:11:00Z">
+      <w:ins w:id="220" w:author="Pascal Heude" w:date="2026-08-01T22:11:00Z">
         <w:r>
           <w:rPr>
             <w:b/>
@@ -13950,7 +13810,7 @@
           <w:t>7</w:t>
         </w:r>
       </w:ins>
-      <w:ins w:id="218" w:author="Pascal Heude" w:date="2026-08-01T21:16:00Z">
+      <w:ins w:id="221" w:author="Pascal Heude" w:date="2026-08-01T21:16:00Z">
         <w:r>
           <w:rPr>
             <w:lang w:val="en-US"/>
@@ -13964,7 +13824,7 @@
         </w:rPr>
         <w:t xml:space="preserve">The content shall be a </w:t>
       </w:r>
-      <w:del w:id="219" w:author="Pascal Heude" w:date="2026-08-01T21:16:00Z">
+      <w:del w:id="222" w:author="Pascal Heude" w:date="2026-08-01T21:16:00Z">
         <w:r>
           <w:rPr>
             <w:lang w:val="en-US"/>
@@ -13972,7 +13832,7 @@
           <w:delText>list of characters</w:delText>
         </w:r>
       </w:del>
-      <w:ins w:id="220" w:author="Pascal Heude" w:date="2026-08-01T21:16:00Z">
+      <w:ins w:id="223" w:author="Pascal Heude" w:date="2026-08-01T21:16:00Z">
         <w:r>
           <w:rPr>
             <w:lang w:val="en-US"/>
@@ -13980,7 +13840,7 @@
           <w:t>readable fil</w:t>
         </w:r>
       </w:ins>
-      <w:ins w:id="221" w:author="Pascal Heude" w:date="2026-08-01T21:17:00Z">
+      <w:ins w:id="224" w:author="Pascal Heude" w:date="2026-08-01T21:17:00Z">
         <w:r>
           <w:rPr>
             <w:lang w:val="en-US"/>
@@ -13994,7 +13854,7 @@
         </w:rPr>
         <w:t>.</w:t>
       </w:r>
-      <w:ins w:id="222" w:author="Pascal Heude" w:date="2026-07-29T23:20:00Z">
+      <w:ins w:id="225" w:author="Pascal Heude" w:date="2026-07-29T23:20:00Z">
         <w:r>
           <w:rPr>
             <w:lang w:val="en-US"/>
@@ -14002,7 +13862,7 @@
           <w:t xml:space="preserve"> The name of support file shall not be identical to the name of data files (</w:t>
         </w:r>
       </w:ins>
-      <w:ins w:id="223" w:author="Pascal Heude" w:date="2026-07-29T23:22:00Z">
+      <w:ins w:id="226" w:author="Pascal Heude" w:date="2026-07-29T23:22:00Z">
         <w:r>
           <w:rPr>
             <w:lang w:val="en-US"/>
@@ -14033,7 +13893,7 @@
         </w:rPr>
         <w:fldChar w:fldCharType="separate"/>
       </w:r>
-      <w:ins w:id="224" w:author="Pascal Heude" w:date="2026-07-29T23:22:00Z">
+      <w:ins w:id="227" w:author="Pascal Heude" w:date="2026-07-29T23:22:00Z">
         <w:r>
           <w:rPr>
             <w:lang w:val="en-US"/>
@@ -14047,7 +13907,7 @@
           <w:fldChar w:fldCharType="end"/>
         </w:r>
       </w:ins>
-      <w:ins w:id="225" w:author="Pascal Heude" w:date="2026-07-29T23:23:00Z">
+      <w:ins w:id="228" w:author="Pascal Heude" w:date="2026-07-29T23:23:00Z">
         <w:r>
           <w:rPr>
             <w:lang w:val="en-US"/>
@@ -14055,7 +13915,7 @@
           <w:t>)</w:t>
         </w:r>
       </w:ins>
-      <w:ins w:id="226" w:author="Pascal Heude" w:date="2026-07-29T23:22:00Z">
+      <w:ins w:id="229" w:author="Pascal Heude" w:date="2026-07-29T23:22:00Z">
         <w:r>
           <w:rPr>
             <w:lang w:val="en-US"/>
@@ -14070,7 +13930,7 @@
           <w:lang w:val="en-US"/>
         </w:rPr>
       </w:pPr>
-      <w:ins w:id="227" w:author="Pascal Heude" w:date="2026-07-29T22:59:00Z">
+      <w:ins w:id="230" w:author="Pascal Heude" w:date="2026-07-29T22:59:00Z">
         <w:r>
           <w:rPr>
             <w:lang w:val="en-US"/>
@@ -14078,7 +13938,7 @@
           <w:t xml:space="preserve">The support files will be copied in the directory provided by the tag </w:t>
         </w:r>
       </w:ins>
-      <w:ins w:id="228" w:author="Pascal Heude" w:date="2026-07-29T23:02:00Z">
+      <w:ins w:id="231" w:author="Pascal Heude" w:date="2026-07-29T23:02:00Z">
         <w:r>
           <w:rPr>
             <w:lang w:val="en-US"/>
@@ -14111,7 +13971,7 @@
           <w:fldChar w:fldCharType="end"/>
         </w:r>
       </w:ins>
-      <w:ins w:id="229" w:author="Pascal Heude" w:date="2026-07-29T23:24:00Z">
+      <w:ins w:id="232" w:author="Pascal Heude" w:date="2026-07-29T23:24:00Z">
         <w:r>
           <w:rPr>
             <w:lang w:val="en-US"/>
@@ -14119,7 +13979,7 @@
           <w:t>, with the dat</w:t>
         </w:r>
       </w:ins>
-      <w:ins w:id="230" w:author="Pascal Heude" w:date="2026-07-29T23:26:00Z">
+      <w:ins w:id="233" w:author="Pascal Heude" w:date="2026-07-29T23:26:00Z">
         <w:r>
           <w:rPr>
             <w:lang w:val="en-US"/>
@@ -14127,7 +13987,7 @@
           <w:t>a</w:t>
         </w:r>
       </w:ins>
-      <w:ins w:id="231" w:author="Pascal Heude" w:date="2026-07-29T23:24:00Z">
+      <w:ins w:id="234" w:author="Pascal Heude" w:date="2026-07-29T23:24:00Z">
         <w:r>
           <w:rPr>
             <w:lang w:val="en-US"/>
@@ -14135,7 +13995,7 @@
           <w:t xml:space="preserve"> files</w:t>
         </w:r>
       </w:ins>
-      <w:ins w:id="232" w:author="Pascal Heude" w:date="2026-07-29T23:01:00Z">
+      <w:ins w:id="235" w:author="Pascal Heude" w:date="2026-07-29T23:01:00Z">
         <w:r>
           <w:rPr>
             <w:lang w:val="en-US"/>
@@ -14150,7 +14010,7 @@
           <w:lang w:val="en-US"/>
         </w:rPr>
       </w:pPr>
-      <w:ins w:id="233" w:author="Pascal Heude" w:date="2026-08-01T21:17:00Z">
+      <w:ins w:id="236" w:author="Pascal Heude" w:date="2026-08-01T21:17:00Z">
         <w:r>
           <w:rPr>
             <w:b/>
@@ -14160,7 +14020,7 @@
           <w:t>URQT_2</w:t>
         </w:r>
       </w:ins>
-      <w:ins w:id="234" w:author="Pascal Heude" w:date="2026-08-01T22:11:00Z">
+      <w:ins w:id="237" w:author="Pascal Heude" w:date="2026-08-01T22:11:00Z">
         <w:r>
           <w:rPr>
             <w:b/>
@@ -14170,7 +14030,7 @@
           <w:t>8</w:t>
         </w:r>
       </w:ins>
-      <w:ins w:id="235" w:author="Pascal Heude" w:date="2026-08-01T21:17:00Z">
+      <w:ins w:id="238" w:author="Pascal Heude" w:date="2026-08-01T21:17:00Z">
         <w:r>
           <w:rPr>
             <w:lang w:val="en-US"/>
@@ -14393,7 +14253,7 @@
         </w:rPr>
         <w:t>&lt;SUPPORT_FILE&gt;c:\temp\</w:t>
       </w:r>
-      <w:del w:id="236" w:author="Pascal Heude" w:date="2026-07-29T22:54:00Z">
+      <w:del w:id="239" w:author="Pascal Heude" w:date="2026-07-29T22:54:00Z">
         <w:r>
           <w:rPr>
             <w:lang w:val="en-US"/>
@@ -14401,7 +14261,7 @@
           <w:delText>file1</w:delText>
         </w:r>
       </w:del>
-      <w:ins w:id="237" w:author="Pascal Heude" w:date="2026-07-29T22:54:00Z">
+      <w:ins w:id="240" w:author="Pascal Heude" w:date="2026-07-29T22:54:00Z">
         <w:r>
           <w:rPr>
             <w:lang w:val="en-US"/>
@@ -14459,13 +14319,13 @@
       <w:pPr>
         <w:pStyle w:val="Titre3"/>
       </w:pPr>
-      <w:bookmarkStart w:id="238" w:name="_Tag_USER_DATA"/>
-      <w:bookmarkStart w:id="239" w:name="_Toc456106032"/>
-      <w:bookmarkEnd w:id="238"/>
+      <w:bookmarkStart w:id="241" w:name="_Tag_USER_DATA"/>
+      <w:bookmarkStart w:id="242" w:name="_Toc456106032"/>
+      <w:bookmarkEnd w:id="241"/>
       <w:r>
         <w:t>Tag USER_DATA</w:t>
       </w:r>
-      <w:bookmarkEnd w:id="239"/>
+      <w:bookmarkEnd w:id="242"/>
     </w:p>
     <w:p>
       <w:pPr>
@@ -14528,7 +14388,160 @@
           <w:lang w:val="en-US"/>
         </w:rPr>
       </w:pPr>
-      <w:ins w:id="240" w:author="Pascal Heude" w:date="2026-08-01T21:19:00Z">
+      <w:ins w:id="243" w:author="Pascal Heude" w:date="2026-08-01T21:19:00Z">
+        <w:r>
+          <w:rPr>
+            <w:b/>
+            <w:color w:val="0070C0"/>
+            <w:lang w:val="en-US"/>
+          </w:rPr>
+          <w:t>URQT_</w:t>
+        </w:r>
+      </w:ins>
+      <w:ins w:id="244" w:author="Pascal Heude" w:date="2026-08-01T22:11:00Z">
+        <w:r>
+          <w:rPr>
+            <w:b/>
+            <w:color w:val="0070C0"/>
+            <w:lang w:val="en-US"/>
+          </w:rPr>
+          <w:t>29</w:t>
+        </w:r>
+      </w:ins>
+      <w:ins w:id="245" w:author="Pascal Heude" w:date="2026-08-01T21:19:00Z">
+        <w:r>
+          <w:rPr>
+            <w:lang w:val="en-US"/>
+          </w:rPr>
+          <w:t xml:space="preserve">: </w:t>
+        </w:r>
+      </w:ins>
+      <w:r>
+        <w:rPr>
+          <w:lang w:val="en-US"/>
+        </w:rPr>
+        <w:t xml:space="preserve">The content shall be </w:t>
+      </w:r>
+      <w:r>
+        <w:rPr>
+          <w:lang w:val="en-US"/>
+        </w:rPr>
+        <w:t>the</w:t>
+      </w:r>
+      <w:r>
+        <w:rPr>
+          <w:lang w:val="en-US"/>
+        </w:rPr>
+        <w:t xml:space="preserve"> tag </w:t>
+      </w:r>
+      <w:hyperlink w:anchor="_Tag_USER_DATA_FILE" w:history="1">
+        <w:r>
+          <w:rPr>
+            <w:rStyle w:val="Lienhypertexte"/>
+            <w:lang w:val="en-US"/>
+          </w:rPr>
+          <w:t>USER_DATA_FILE</w:t>
+        </w:r>
+      </w:hyperlink>
+      <w:r>
+        <w:rPr>
+          <w:lang w:val="en-US"/>
+        </w:rPr>
+        <w:t xml:space="preserve"> or the tag </w:t>
+      </w:r>
+      <w:hyperlink w:anchor="_Tag_USER_DATA_TEXT" w:history="1">
+        <w:r>
+          <w:rPr>
+            <w:rStyle w:val="Lienhypertexte"/>
+            <w:lang w:val="en-US"/>
+          </w:rPr>
+          <w:t>USER_DATA_TEXT</w:t>
+        </w:r>
+      </w:hyperlink>
+      <w:r>
+        <w:rPr>
+          <w:lang w:val="en-US"/>
+        </w:rPr>
+        <w:t>.</w:t>
+      </w:r>
+    </w:p>
+    <w:p>
+      <w:pPr>
+        <w:rPr>
+          <w:lang w:val="en-US"/>
+        </w:rPr>
+      </w:pPr>
+      <w:r>
+        <w:rPr>
+          <w:lang w:val="en-US"/>
+        </w:rPr>
+        <w:t xml:space="preserve">This tag is </w:t>
+      </w:r>
+      <w:r>
+        <w:rPr>
+          <w:lang w:val="en-US"/>
+        </w:rPr>
+        <w:t xml:space="preserve">not </w:t>
+      </w:r>
+      <w:r>
+        <w:rPr>
+          <w:lang w:val="en-US"/>
+        </w:rPr>
+        <w:t>mandatory.</w:t>
+      </w:r>
+    </w:p>
+    <w:p>
+      <w:pPr>
+        <w:rPr>
+          <w:lang w:val="en-US"/>
+        </w:rPr>
+      </w:pPr>
+      <w:bookmarkStart w:id="246" w:name="_Tag_USER_DATA_FILE"/>
+      <w:bookmarkEnd w:id="246"/>
+    </w:p>
+    <w:p>
+      <w:pPr>
+        <w:pStyle w:val="Titre3"/>
+      </w:pPr>
+      <w:bookmarkStart w:id="247" w:name="_Toc456106033"/>
+      <w:r>
+        <w:t>Tag USER_DATA_FILE</w:t>
+      </w:r>
+      <w:bookmarkEnd w:id="247"/>
+    </w:p>
+    <w:p>
+      <w:pPr>
+        <w:rPr>
+          <w:lang w:val="en-US"/>
+        </w:rPr>
+      </w:pPr>
+      <w:r>
+        <w:rPr>
+          <w:lang w:val="en-US"/>
+        </w:rPr>
+        <w:t>This tag is used to indicate the path and the name to access the user data file. It can be an absolute path or a relative path. In case of relative path, the path where LSPB is invoked is added to the relative path.</w:t>
+      </w:r>
+    </w:p>
+    <w:p>
+      <w:pPr>
+        <w:rPr>
+          <w:lang w:val="en-US"/>
+        </w:rPr>
+      </w:pPr>
+      <w:r>
+        <w:rPr>
+          <w:lang w:val="en-US"/>
+        </w:rPr>
+        <w:t>This tag is not mandatory.</w:t>
+      </w:r>
+    </w:p>
+    <w:p>
+      <w:pPr>
+        <w:rPr>
+          <w:lang w:val="en-US"/>
+        </w:rPr>
+      </w:pPr>
+      <w:ins w:id="248" w:author="Pascal Heude" w:date="2026-08-01T21:20:00Z">
         <w:r>
           <w:rPr>
             <w:b/>
@@ -14538,129 +14551,234 @@
           <w:lastRenderedPageBreak/>
           <w:t>URQT_</w:t>
         </w:r>
-      </w:ins>
-      <w:ins w:id="241" w:author="Pascal Heude" w:date="2026-08-01T22:11:00Z">
         <w:r>
           <w:rPr>
             <w:b/>
             <w:color w:val="0070C0"/>
             <w:lang w:val="en-US"/>
           </w:rPr>
-          <w:t>29</w:t>
+          <w:t>3</w:t>
         </w:r>
       </w:ins>
-      <w:ins w:id="242" w:author="Pascal Heude" w:date="2026-08-01T21:19:00Z">
+      <w:ins w:id="249" w:author="Pascal Heude" w:date="2026-08-01T22:11:00Z">
+        <w:r>
+          <w:rPr>
+            <w:b/>
+            <w:color w:val="0070C0"/>
+            <w:lang w:val="en-US"/>
+          </w:rPr>
+          <w:t>0</w:t>
+        </w:r>
+      </w:ins>
+      <w:ins w:id="250" w:author="Pascal Heude" w:date="2026-08-01T21:20:00Z">
         <w:r>
           <w:rPr>
             <w:lang w:val="en-US"/>
           </w:rPr>
-          <w:t xml:space="preserve">: </w:t>
+          <w:t>: If used, t</w:t>
         </w:r>
       </w:ins>
-      <w:r>
-        <w:rPr>
-          <w:lang w:val="en-US"/>
-        </w:rPr>
-        <w:t xml:space="preserve">The content shall be </w:t>
-      </w:r>
-      <w:r>
-        <w:rPr>
-          <w:lang w:val="en-US"/>
-        </w:rPr>
-        <w:t>the</w:t>
-      </w:r>
-      <w:r>
-        <w:rPr>
-          <w:lang w:val="en-US"/>
-        </w:rPr>
-        <w:t xml:space="preserve"> tag </w:t>
-      </w:r>
-      <w:hyperlink w:anchor="_Tag_USER_DATA_FILE" w:history="1">
+      <w:del w:id="251" w:author="Pascal Heude" w:date="2026-08-01T21:20:00Z">
         <w:r>
           <w:rPr>
-            <w:rStyle w:val="Lienhypertexte"/>
             <w:lang w:val="en-US"/>
           </w:rPr>
-          <w:t>USER_DATA_FILE</w:t>
+          <w:delText>T</w:delText>
         </w:r>
-      </w:hyperlink>
-      <w:r>
-        <w:rPr>
-          <w:lang w:val="en-US"/>
-        </w:rPr>
-        <w:t xml:space="preserve"> or the tag </w:t>
-      </w:r>
-      <w:hyperlink w:anchor="_Tag_USER_DATA_TEXT" w:history="1">
+      </w:del>
+      <w:r>
+        <w:rPr>
+          <w:lang w:val="en-US"/>
+        </w:rPr>
+        <w:t xml:space="preserve">he content shall be </w:t>
+      </w:r>
+      <w:ins w:id="252" w:author="Pascal Heude" w:date="2026-08-01T21:20:00Z">
         <w:r>
           <w:rPr>
-            <w:rStyle w:val="Lienhypertexte"/>
             <w:lang w:val="en-US"/>
           </w:rPr>
-          <w:t>USER_DATA_TEXT</w:t>
+          <w:t>a readable filename, including or not a path, absolute or relative.</w:t>
         </w:r>
-      </w:hyperlink>
-      <w:r>
-        <w:rPr>
-          <w:lang w:val="en-US"/>
-        </w:rPr>
-        <w:t>.</w:t>
-      </w:r>
-    </w:p>
-    <w:p>
-      <w:pPr>
-        <w:rPr>
-          <w:lang w:val="en-US"/>
-        </w:rPr>
-      </w:pPr>
-      <w:r>
-        <w:rPr>
-          <w:lang w:val="en-US"/>
-        </w:rPr>
-        <w:t xml:space="preserve">This tag is </w:t>
-      </w:r>
-      <w:r>
-        <w:rPr>
-          <w:lang w:val="en-US"/>
-        </w:rPr>
-        <w:t xml:space="preserve">not </w:t>
-      </w:r>
-      <w:r>
-        <w:rPr>
-          <w:lang w:val="en-US"/>
-        </w:rPr>
-        <w:t>mandatory.</w:t>
-      </w:r>
-    </w:p>
-    <w:p>
-      <w:pPr>
-        <w:rPr>
-          <w:lang w:val="en-US"/>
-        </w:rPr>
-      </w:pPr>
-      <w:bookmarkStart w:id="243" w:name="_Tag_USER_DATA_FILE"/>
-      <w:bookmarkEnd w:id="243"/>
+      </w:ins>
+      <w:del w:id="253" w:author="Pascal Heude" w:date="2026-08-01T21:20:00Z">
+        <w:r>
+          <w:rPr>
+            <w:lang w:val="en-US"/>
+          </w:rPr>
+          <w:delText>a list of characters</w:delText>
+        </w:r>
+      </w:del>
+      <w:r>
+        <w:rPr>
+          <w:lang w:val="en-US"/>
+        </w:rPr>
+        <w:t>. If the file is not readable, LSPB will generate an exception. The content of the file is written to the header file in user defined data field (see ref [3] §</w:t>
+      </w:r>
+      <w:r>
+        <w:rPr>
+          <w:lang w:val="en-US"/>
+        </w:rPr>
+        <w:t>2.2.3.1.57</w:t>
+      </w:r>
+      <w:r>
+        <w:rPr>
+          <w:lang w:val="en-US"/>
+        </w:rPr>
+        <w:t>).</w:t>
+      </w:r>
+    </w:p>
+    <w:p>
+      <w:pPr>
+        <w:rPr>
+          <w:lang w:val="en-US"/>
+        </w:rPr>
+      </w:pPr>
+    </w:p>
+    <w:p>
+      <w:pPr>
+        <w:rPr>
+          <w:lang w:val="en-US"/>
+        </w:rPr>
+      </w:pPr>
+      <w:r>
+        <w:rPr>
+          <w:u w:val="single"/>
+          <w:lang w:val="en-US"/>
+        </w:rPr>
+        <w:t>Example</w:t>
+      </w:r>
+      <w:r>
+        <w:rPr>
+          <w:u w:val="single"/>
+          <w:lang w:val="en-US"/>
+        </w:rPr>
+        <w:t>s</w:t>
+      </w:r>
+      <w:r>
+        <w:rPr>
+          <w:lang w:val="en-US"/>
+        </w:rPr>
+        <w:t>:</w:t>
+      </w:r>
+    </w:p>
+    <w:p>
+      <w:pPr>
+        <w:rPr>
+          <w:lang w:val="en-US"/>
+        </w:rPr>
+      </w:pPr>
+      <w:r>
+        <w:rPr>
+          <w:lang w:val="en-US"/>
+        </w:rPr>
+        <w:t>&lt;</w:t>
+      </w:r>
+      <w:r>
+        <w:rPr>
+          <w:lang w:val="en-US"/>
+        </w:rPr>
+        <w:t>USER_DATA_FILE</w:t>
+      </w:r>
+      <w:r>
+        <w:rPr>
+          <w:lang w:val="en-US"/>
+        </w:rPr>
+        <w:t>&gt;c:\temp\user_data.txt&lt;/</w:t>
+      </w:r>
+      <w:r>
+        <w:rPr>
+          <w:lang w:val="en-US"/>
+        </w:rPr>
+        <w:t>USER_DATA_FILE</w:t>
+      </w:r>
+      <w:r>
+        <w:rPr>
+          <w:lang w:val="en-US"/>
+        </w:rPr>
+        <w:t>&gt;</w:t>
+      </w:r>
+      <w:r>
+        <w:rPr>
+          <w:rStyle w:val="Appelnotedebasdep"/>
+          <w:lang w:val="en-US"/>
+        </w:rPr>
+        <w:footnoteReference w:id="7"/>
+      </w:r>
+    </w:p>
+    <w:p>
+      <w:pPr>
+        <w:rPr>
+          <w:lang w:val="en-US"/>
+        </w:rPr>
+      </w:pPr>
+      <w:r>
+        <w:rPr>
+          <w:lang w:val="en-US"/>
+        </w:rPr>
+        <w:t>&lt;</w:t>
+      </w:r>
+      <w:r>
+        <w:rPr>
+          <w:lang w:val="en-US"/>
+        </w:rPr>
+        <w:t>USER_DATA_FILE</w:t>
+      </w:r>
+      <w:r>
+        <w:rPr>
+          <w:lang w:val="en-US"/>
+        </w:rPr>
+        <w:t>&gt;user_data.bin&lt;/</w:t>
+      </w:r>
+      <w:r>
+        <w:rPr>
+          <w:lang w:val="en-US"/>
+        </w:rPr>
+        <w:t>USER_DATA_FILE</w:t>
+      </w:r>
+      <w:r>
+        <w:rPr>
+          <w:lang w:val="en-US"/>
+        </w:rPr>
+        <w:t>&gt;</w:t>
+      </w:r>
+      <w:r>
+        <w:rPr>
+          <w:rStyle w:val="Appelnotedebasdep"/>
+          <w:lang w:val="en-US"/>
+        </w:rPr>
+        <w:footnoteReference w:id="8"/>
+      </w:r>
+    </w:p>
+    <w:p>
+      <w:pPr>
+        <w:rPr>
+          <w:lang w:val="en-US"/>
+        </w:rPr>
+      </w:pPr>
     </w:p>
     <w:p>
       <w:pPr>
         <w:pStyle w:val="Titre3"/>
       </w:pPr>
-      <w:bookmarkStart w:id="244" w:name="_Toc456106033"/>
-      <w:r>
-        <w:t>Tag USER_DATA_FILE</w:t>
-      </w:r>
-      <w:bookmarkEnd w:id="244"/>
-    </w:p>
-    <w:p>
-      <w:pPr>
-        <w:rPr>
-          <w:lang w:val="en-US"/>
-        </w:rPr>
-      </w:pPr>
-      <w:r>
-        <w:rPr>
-          <w:lang w:val="en-US"/>
-        </w:rPr>
-        <w:t>This tag is used to indicate the path and the name to access the user data file. It can be an absolute path or a relative path. In case of relative path, the path where LSPB is invoked is added to the relative path.</w:t>
+      <w:bookmarkStart w:id="254" w:name="_Tag_USER_DATA_TEXT"/>
+      <w:bookmarkStart w:id="255" w:name="_Toc456106034"/>
+      <w:bookmarkEnd w:id="254"/>
+      <w:r>
+        <w:t>Tag USER_DATA_TEXT</w:t>
+      </w:r>
+      <w:bookmarkEnd w:id="255"/>
+    </w:p>
+    <w:p>
+      <w:pPr>
+        <w:rPr>
+          <w:lang w:val="en-US"/>
+        </w:rPr>
+      </w:pPr>
+      <w:r>
+        <w:rPr>
+          <w:lang w:val="en-US"/>
+        </w:rPr>
+        <w:t>This tag is used to indicate text.</w:t>
       </w:r>
     </w:p>
     <w:p>
@@ -14682,7 +14800,7 @@
           <w:lang w:val="en-US"/>
         </w:rPr>
       </w:pPr>
-      <w:ins w:id="245" w:author="Pascal Heude" w:date="2026-08-01T21:20:00Z">
+      <w:ins w:id="256" w:author="Pascal Heude" w:date="2026-08-01T21:21:00Z">
         <w:r>
           <w:rPr>
             <w:b/>
@@ -14700,285 +14818,7 @@
           <w:t>3</w:t>
         </w:r>
       </w:ins>
-      <w:ins w:id="246" w:author="Pascal Heude" w:date="2026-08-01T22:11:00Z">
-        <w:r>
-          <w:rPr>
-            <w:b/>
-            <w:color w:val="0070C0"/>
-            <w:lang w:val="en-US"/>
-          </w:rPr>
-          <w:t>0</w:t>
-        </w:r>
-      </w:ins>
-      <w:ins w:id="247" w:author="Pascal Heude" w:date="2026-08-01T21:20:00Z">
-        <w:r>
-          <w:rPr>
-            <w:lang w:val="en-US"/>
-          </w:rPr>
-          <w:t xml:space="preserve">: </w:t>
-        </w:r>
-        <w:r>
-          <w:rPr>
-            <w:lang w:val="en-US"/>
-          </w:rPr>
-          <w:t>If used, t</w:t>
-        </w:r>
-      </w:ins>
-      <w:del w:id="248" w:author="Pascal Heude" w:date="2026-08-01T21:20:00Z">
-        <w:r>
-          <w:rPr>
-            <w:lang w:val="en-US"/>
-          </w:rPr>
-          <w:delText>T</w:delText>
-        </w:r>
-      </w:del>
-      <w:r>
-        <w:rPr>
-          <w:lang w:val="en-US"/>
-        </w:rPr>
-        <w:t xml:space="preserve">he content shall be </w:t>
-      </w:r>
-      <w:ins w:id="249" w:author="Pascal Heude" w:date="2026-08-01T21:20:00Z">
-        <w:r>
-          <w:rPr>
-            <w:lang w:val="en-US"/>
-          </w:rPr>
-          <w:t>a readable filename, including or not a path, absolute or relative.</w:t>
-        </w:r>
-      </w:ins>
-      <w:del w:id="250" w:author="Pascal Heude" w:date="2026-08-01T21:20:00Z">
-        <w:r>
-          <w:rPr>
-            <w:lang w:val="en-US"/>
-          </w:rPr>
-          <w:delText>a list of characters</w:delText>
-        </w:r>
-      </w:del>
-      <w:r>
-        <w:rPr>
-          <w:lang w:val="en-US"/>
-        </w:rPr>
-        <w:t>. If the file is not readable, LSPB will generate an exception. The content of the file is written to the header file in user defined data field (see ref [3] §</w:t>
-      </w:r>
-      <w:r>
-        <w:rPr>
-          <w:lang w:val="en-US"/>
-        </w:rPr>
-        <w:t>2.2.3.1.57</w:t>
-      </w:r>
-      <w:r>
-        <w:rPr>
-          <w:lang w:val="en-US"/>
-        </w:rPr>
-        <w:t>).</w:t>
-      </w:r>
-    </w:p>
-    <w:p>
-      <w:pPr>
-        <w:rPr>
-          <w:lang w:val="en-US"/>
-        </w:rPr>
-      </w:pPr>
-    </w:p>
-    <w:p>
-      <w:pPr>
-        <w:rPr>
-          <w:lang w:val="en-US"/>
-        </w:rPr>
-      </w:pPr>
-      <w:r>
-        <w:rPr>
-          <w:u w:val="single"/>
-          <w:lang w:val="en-US"/>
-        </w:rPr>
-        <w:t>Example</w:t>
-      </w:r>
-      <w:r>
-        <w:rPr>
-          <w:u w:val="single"/>
-          <w:lang w:val="en-US"/>
-        </w:rPr>
-        <w:t>s</w:t>
-      </w:r>
-      <w:r>
-        <w:rPr>
-          <w:lang w:val="en-US"/>
-        </w:rPr>
-        <w:t>:</w:t>
-      </w:r>
-    </w:p>
-    <w:p>
-      <w:pPr>
-        <w:rPr>
-          <w:lang w:val="en-US"/>
-        </w:rPr>
-      </w:pPr>
-      <w:r>
-        <w:rPr>
-          <w:lang w:val="en-US"/>
-        </w:rPr>
-        <w:t>&lt;</w:t>
-      </w:r>
-      <w:r>
-        <w:rPr>
-          <w:lang w:val="en-US"/>
-        </w:rPr>
-        <w:t>USER_DATA_FILE</w:t>
-      </w:r>
-      <w:r>
-        <w:rPr>
-          <w:lang w:val="en-US"/>
-        </w:rPr>
-        <w:t>&gt;c:\temp\user_data.txt&lt;/</w:t>
-      </w:r>
-      <w:r>
-        <w:rPr>
-          <w:lang w:val="en-US"/>
-        </w:rPr>
-        <w:t>USER_DATA_FILE</w:t>
-      </w:r>
-      <w:r>
-        <w:rPr>
-          <w:lang w:val="en-US"/>
-        </w:rPr>
-        <w:t>&gt;</w:t>
-      </w:r>
-      <w:r>
-        <w:rPr>
-          <w:rStyle w:val="Appelnotedebasdep"/>
-          <w:lang w:val="en-US"/>
-        </w:rPr>
-        <w:footnoteReference w:id="7"/>
-      </w:r>
-    </w:p>
-    <w:p>
-      <w:pPr>
-        <w:rPr>
-          <w:lang w:val="en-US"/>
-        </w:rPr>
-      </w:pPr>
-      <w:r>
-        <w:rPr>
-          <w:lang w:val="en-US"/>
-        </w:rPr>
-        <w:t>&lt;</w:t>
-      </w:r>
-      <w:r>
-        <w:rPr>
-          <w:lang w:val="en-US"/>
-        </w:rPr>
-        <w:t>USER_DATA_FILE</w:t>
-      </w:r>
-      <w:r>
-        <w:rPr>
-          <w:lang w:val="en-US"/>
-        </w:rPr>
-        <w:t>&gt;</w:t>
-      </w:r>
-      <w:proofErr w:type="spellStart"/>
-      <w:r>
-        <w:rPr>
-          <w:lang w:val="en-US"/>
-        </w:rPr>
-        <w:t>user_data.bin</w:t>
-      </w:r>
-      <w:proofErr w:type="spellEnd"/>
-      <w:r>
-        <w:rPr>
-          <w:lang w:val="en-US"/>
-        </w:rPr>
-        <w:t>&lt;/</w:t>
-      </w:r>
-      <w:r>
-        <w:rPr>
-          <w:lang w:val="en-US"/>
-        </w:rPr>
-        <w:t>USER_DATA_FILE</w:t>
-      </w:r>
-      <w:r>
-        <w:rPr>
-          <w:lang w:val="en-US"/>
-        </w:rPr>
-        <w:t>&gt;</w:t>
-      </w:r>
-      <w:r>
-        <w:rPr>
-          <w:rStyle w:val="Appelnotedebasdep"/>
-          <w:lang w:val="en-US"/>
-        </w:rPr>
-        <w:footnoteReference w:id="8"/>
-      </w:r>
-    </w:p>
-    <w:p>
-      <w:pPr>
-        <w:rPr>
-          <w:lang w:val="en-US"/>
-        </w:rPr>
-      </w:pPr>
-    </w:p>
-    <w:p>
-      <w:pPr>
-        <w:pStyle w:val="Titre3"/>
-      </w:pPr>
-      <w:bookmarkStart w:id="251" w:name="_Tag_USER_DATA_TEXT"/>
-      <w:bookmarkStart w:id="252" w:name="_Toc456106034"/>
-      <w:bookmarkEnd w:id="251"/>
-      <w:r>
-        <w:t>Tag USER_DATA_TEXT</w:t>
-      </w:r>
-      <w:bookmarkEnd w:id="252"/>
-    </w:p>
-    <w:p>
-      <w:pPr>
-        <w:rPr>
-          <w:lang w:val="en-US"/>
-        </w:rPr>
-      </w:pPr>
-      <w:r>
-        <w:rPr>
-          <w:lang w:val="en-US"/>
-        </w:rPr>
-        <w:t>This tag is used to indicate text.</w:t>
-      </w:r>
-    </w:p>
-    <w:p>
-      <w:pPr>
-        <w:rPr>
-          <w:lang w:val="en-US"/>
-        </w:rPr>
-      </w:pPr>
-      <w:r>
-        <w:rPr>
-          <w:lang w:val="en-US"/>
-        </w:rPr>
-        <w:t>This tag is not mandatory.</w:t>
-      </w:r>
-    </w:p>
-    <w:p>
-      <w:pPr>
-        <w:rPr>
-          <w:lang w:val="en-US"/>
-        </w:rPr>
-      </w:pPr>
-      <w:ins w:id="253" w:author="Pascal Heude" w:date="2026-08-01T21:21:00Z">
-        <w:r>
-          <w:rPr>
-            <w:b/>
-            <w:color w:val="0070C0"/>
-            <w:lang w:val="en-US"/>
-          </w:rPr>
-          <w:t>URQT_</w:t>
-        </w:r>
-        <w:r>
-          <w:rPr>
-            <w:b/>
-            <w:color w:val="0070C0"/>
-            <w:lang w:val="en-US"/>
-          </w:rPr>
-          <w:t>3</w:t>
-        </w:r>
-      </w:ins>
-      <w:ins w:id="254" w:author="Pascal Heude" w:date="2026-08-01T22:11:00Z">
+      <w:ins w:id="257" w:author="Pascal Heude" w:date="2026-08-01T22:11:00Z">
         <w:r>
           <w:rPr>
             <w:b/>
@@ -14988,23 +14828,15 @@
           <w:t>1</w:t>
         </w:r>
       </w:ins>
-      <w:bookmarkStart w:id="255" w:name="_GoBack"/>
-      <w:bookmarkEnd w:id="255"/>
-      <w:ins w:id="256" w:author="Pascal Heude" w:date="2026-08-01T21:21:00Z">
+      <w:ins w:id="258" w:author="Pascal Heude" w:date="2026-08-01T21:21:00Z">
         <w:r>
           <w:rPr>
             <w:lang w:val="en-US"/>
           </w:rPr>
-          <w:t xml:space="preserve">: </w:t>
-        </w:r>
-        <w:r>
-          <w:rPr>
-            <w:lang w:val="en-US"/>
-          </w:rPr>
-          <w:t xml:space="preserve">If used, </w:t>
+          <w:t xml:space="preserve">: If used, </w:t>
         </w:r>
       </w:ins>
-      <w:del w:id="257" w:author="Pascal Heude" w:date="2026-08-01T21:21:00Z">
+      <w:del w:id="259" w:author="Pascal Heude" w:date="2026-08-01T21:21:00Z">
         <w:r>
           <w:rPr>
             <w:lang w:val="en-US"/>
@@ -15012,7 +14844,7 @@
           <w:delText>T</w:delText>
         </w:r>
       </w:del>
-      <w:ins w:id="258" w:author="Pascal Heude" w:date="2026-08-01T21:21:00Z">
+      <w:ins w:id="260" w:author="Pascal Heude" w:date="2026-08-01T21:21:00Z">
         <w:r>
           <w:rPr>
             <w:lang w:val="en-US"/>
@@ -15076,21 +14908,7 @@
         <w:rPr>
           <w:lang w:val="en-US"/>
         </w:rPr>
-        <w:t>&lt;USER_DATA_TEXT&gt;</w:t>
-      </w:r>
-      <w:proofErr w:type="gramStart"/>
-      <w:r>
-        <w:rPr>
-          <w:lang w:val="en-US"/>
-        </w:rPr>
-        <w:t>This</w:t>
-      </w:r>
-      <w:proofErr w:type="gramEnd"/>
-      <w:r>
-        <w:rPr>
-          <w:lang w:val="en-US"/>
-        </w:rPr>
-        <w:t xml:space="preserve"> is a text&lt;/USER_DATA_TEXT&gt;</w:t>
+        <w:t>&lt;USER_DATA_TEXT&gt;This is a text&lt;/USER_DATA_TEXT&gt;</w:t>
       </w:r>
     </w:p>
     <w:p>
@@ -15104,11 +14922,11 @@
       <w:pPr>
         <w:pStyle w:val="Titre3"/>
       </w:pPr>
-      <w:bookmarkStart w:id="259" w:name="_Toc456106035"/>
+      <w:bookmarkStart w:id="261" w:name="_Toc456106035"/>
       <w:r>
         <w:t>Tag USER_DATA_BCC</w:t>
       </w:r>
-      <w:bookmarkEnd w:id="259"/>
+      <w:bookmarkEnd w:id="261"/>
     </w:p>
     <w:p>
       <w:pPr>
@@ -15148,13 +14966,13 @@
       <w:pPr>
         <w:pStyle w:val="Titre3"/>
       </w:pPr>
-      <w:bookmarkStart w:id="260" w:name="_Tag_MEDIA"/>
-      <w:bookmarkStart w:id="261" w:name="_Toc456106036"/>
-      <w:bookmarkEnd w:id="260"/>
+      <w:bookmarkStart w:id="262" w:name="_Tag_MEDIA"/>
+      <w:bookmarkStart w:id="263" w:name="_Toc456106036"/>
+      <w:bookmarkEnd w:id="262"/>
       <w:r>
         <w:t>Tag MEDIA</w:t>
       </w:r>
-      <w:bookmarkEnd w:id="261"/>
+      <w:bookmarkEnd w:id="263"/>
     </w:p>
     <w:p>
       <w:pPr>
@@ -15289,14 +15107,14 @@
           <w:lang w:val="en-US"/>
         </w:rPr>
       </w:pPr>
-      <w:bookmarkStart w:id="262" w:name="_Toc456106037"/>
+      <w:bookmarkStart w:id="264" w:name="_Toc456106037"/>
       <w:r>
         <w:rPr>
           <w:lang w:val="en-US"/>
         </w:rPr>
         <w:t>LIMITATIONS</w:t>
       </w:r>
-      <w:bookmarkEnd w:id="262"/>
+      <w:bookmarkEnd w:id="264"/>
     </w:p>
     <w:p>
       <w:pPr>
@@ -15322,23 +15140,22 @@
       <w:pPr>
         <w:pStyle w:val="Titre2"/>
       </w:pPr>
-      <w:bookmarkStart w:id="263" w:name="_Toc456106038"/>
+      <w:bookmarkStart w:id="265" w:name="_Toc456106038"/>
       <w:r>
         <w:t>ARINC665-1</w:t>
       </w:r>
-      <w:bookmarkEnd w:id="263"/>
-    </w:p>
-    <w:p>
-      <w:pPr>
-        <w:rPr>
-          <w:lang w:val="en-US"/>
-        </w:rPr>
-      </w:pPr>
-      <w:r>
-        <w:rPr>
-          <w:lang w:val="en-US"/>
-        </w:rPr>
-        <w:lastRenderedPageBreak/>
+      <w:bookmarkEnd w:id="265"/>
+    </w:p>
+    <w:p>
+      <w:pPr>
+        <w:rPr>
+          <w:lang w:val="en-US"/>
+        </w:rPr>
+      </w:pPr>
+      <w:r>
+        <w:rPr>
+          <w:lang w:val="en-US"/>
+        </w:rPr>
         <w:t>This r</w:t>
       </w:r>
       <w:r>
@@ -15389,21 +15206,21 @@
       <w:pPr>
         <w:pStyle w:val="Titre2"/>
       </w:pPr>
-      <w:bookmarkStart w:id="264" w:name="_Toc456106039"/>
+      <w:bookmarkStart w:id="266" w:name="_Toc456106039"/>
       <w:r>
         <w:t>ARINC665-2</w:t>
       </w:r>
-      <w:bookmarkEnd w:id="264"/>
+      <w:bookmarkEnd w:id="266"/>
     </w:p>
     <w:p>
       <w:pPr>
         <w:pStyle w:val="Titre3"/>
       </w:pPr>
-      <w:bookmarkStart w:id="265" w:name="_Toc456106040"/>
+      <w:bookmarkStart w:id="267" w:name="_Toc456106040"/>
       <w:r>
         <w:t>General</w:t>
       </w:r>
-      <w:bookmarkEnd w:id="265"/>
+      <w:bookmarkEnd w:id="267"/>
     </w:p>
     <w:p>
       <w:pPr>
@@ -15444,6 +15261,7 @@
         <w:rPr>
           <w:lang w:val="en-US"/>
         </w:rPr>
+        <w:lastRenderedPageBreak/>
         <w:t>It’s not possible to have several integrity checks in case of several support files.</w:t>
       </w:r>
       <w:r>
@@ -15464,16 +15282,11 @@
       <w:pPr>
         <w:pStyle w:val="Titre3"/>
       </w:pPr>
-      <w:bookmarkStart w:id="266" w:name="_Toc456106041"/>
-      <w:r>
-        <w:t xml:space="preserve">Data </w:t>
-      </w:r>
-      <w:proofErr w:type="spellStart"/>
-      <w:r>
-        <w:t>files</w:t>
-      </w:r>
-      <w:bookmarkEnd w:id="266"/>
-      <w:proofErr w:type="spellEnd"/>
+      <w:bookmarkStart w:id="268" w:name="_Toc456106041"/>
+      <w:r>
+        <w:t>Data files</w:t>
+      </w:r>
+      <w:bookmarkEnd w:id="268"/>
     </w:p>
     <w:p>
       <w:pPr>
@@ -15511,27 +15324,14 @@
       <w:pPr>
         <w:pStyle w:val="Titre3"/>
       </w:pPr>
-      <w:bookmarkStart w:id="267" w:name="_Toc456106042"/>
+      <w:bookmarkStart w:id="269" w:name="_Toc456106042"/>
       <w:r>
         <w:t>List</w:t>
       </w:r>
       <w:r>
-        <w:t>-</w:t>
-      </w:r>
-      <w:proofErr w:type="spellStart"/>
-      <w:r>
-        <w:t>of</w:t>
-      </w:r>
-      <w:proofErr w:type="spellEnd"/>
-      <w:r>
-        <w:t xml:space="preserve">-Files </w:t>
-      </w:r>
-      <w:proofErr w:type="spellStart"/>
-      <w:r>
-        <w:t>file</w:t>
-      </w:r>
-      <w:bookmarkEnd w:id="267"/>
-      <w:proofErr w:type="spellEnd"/>
+        <w:t>-of-Files file</w:t>
+      </w:r>
+      <w:bookmarkEnd w:id="269"/>
     </w:p>
     <w:p>
       <w:pPr>
@@ -15610,24 +15410,11 @@
       <w:pPr>
         <w:pStyle w:val="Titre3"/>
       </w:pPr>
-      <w:bookmarkStart w:id="268" w:name="_Toc456106043"/>
-      <w:r>
-        <w:t>List-</w:t>
-      </w:r>
-      <w:proofErr w:type="spellStart"/>
-      <w:r>
-        <w:t>of</w:t>
-      </w:r>
-      <w:proofErr w:type="spellEnd"/>
-      <w:r>
-        <w:t xml:space="preserve">-Loads </w:t>
-      </w:r>
-      <w:proofErr w:type="spellStart"/>
-      <w:r>
-        <w:t>file</w:t>
-      </w:r>
-      <w:bookmarkEnd w:id="268"/>
-      <w:proofErr w:type="spellEnd"/>
+      <w:bookmarkStart w:id="270" w:name="_Toc456106043"/>
+      <w:r>
+        <w:t>List-of-Loads file</w:t>
+      </w:r>
+      <w:bookmarkEnd w:id="270"/>
     </w:p>
     <w:p>
       <w:pPr>
@@ -15718,24 +15505,11 @@
       <w:pPr>
         <w:pStyle w:val="Titre3"/>
       </w:pPr>
-      <w:bookmarkStart w:id="269" w:name="_Toc456106044"/>
-      <w:r>
-        <w:t>List-</w:t>
-      </w:r>
-      <w:proofErr w:type="spellStart"/>
-      <w:r>
-        <w:t>of</w:t>
-      </w:r>
-      <w:proofErr w:type="spellEnd"/>
-      <w:r>
-        <w:t xml:space="preserve">-Batch </w:t>
-      </w:r>
-      <w:proofErr w:type="spellStart"/>
-      <w:r>
-        <w:t>file</w:t>
-      </w:r>
-      <w:bookmarkEnd w:id="269"/>
-      <w:proofErr w:type="spellEnd"/>
+      <w:bookmarkStart w:id="271" w:name="_Toc456106044"/>
+      <w:r>
+        <w:t>List-of-Batch file</w:t>
+      </w:r>
+      <w:bookmarkEnd w:id="271"/>
     </w:p>
     <w:p>
       <w:pPr>
@@ -15904,16 +15678,11 @@
       <w:pPr>
         <w:pStyle w:val="Titre3"/>
       </w:pPr>
-      <w:bookmarkStart w:id="270" w:name="_Toc456106045"/>
-      <w:r>
-        <w:t xml:space="preserve">Batch </w:t>
-      </w:r>
-      <w:proofErr w:type="spellStart"/>
-      <w:r>
-        <w:t>file</w:t>
-      </w:r>
-      <w:bookmarkEnd w:id="270"/>
-      <w:proofErr w:type="spellEnd"/>
+      <w:bookmarkStart w:id="272" w:name="_Toc456106045"/>
+      <w:r>
+        <w:t>Batch file</w:t>
+      </w:r>
+      <w:bookmarkEnd w:id="272"/>
     </w:p>
     <w:p>
       <w:pPr>
@@ -15954,21 +15723,21 @@
       <w:pPr>
         <w:pStyle w:val="Titre2"/>
       </w:pPr>
-      <w:bookmarkStart w:id="271" w:name="_Toc456106046"/>
+      <w:bookmarkStart w:id="273" w:name="_Toc456106046"/>
       <w:r>
         <w:t>ARINC665-3</w:t>
       </w:r>
-      <w:bookmarkEnd w:id="271"/>
+      <w:bookmarkEnd w:id="273"/>
     </w:p>
     <w:p>
       <w:pPr>
         <w:pStyle w:val="Titre3"/>
       </w:pPr>
-      <w:bookmarkStart w:id="272" w:name="_Toc456106047"/>
+      <w:bookmarkStart w:id="274" w:name="_Toc456106047"/>
       <w:r>
         <w:t>General</w:t>
       </w:r>
-      <w:bookmarkEnd w:id="272"/>
+      <w:bookmarkEnd w:id="274"/>
     </w:p>
     <w:p>
       <w:pPr>
@@ -16029,16 +15798,11 @@
       <w:pPr>
         <w:pStyle w:val="Titre3"/>
       </w:pPr>
-      <w:bookmarkStart w:id="273" w:name="_Toc456106048"/>
-      <w:r>
-        <w:t xml:space="preserve">Header </w:t>
-      </w:r>
-      <w:proofErr w:type="spellStart"/>
-      <w:r>
-        <w:t>file</w:t>
-      </w:r>
-      <w:bookmarkEnd w:id="273"/>
-      <w:proofErr w:type="spellEnd"/>
+      <w:bookmarkStart w:id="275" w:name="_Toc456106048"/>
+      <w:r>
+        <w:t>Header file</w:t>
+      </w:r>
+      <w:bookmarkEnd w:id="275"/>
     </w:p>
     <w:p>
       <w:pPr>
@@ -16073,7 +15837,6 @@
         <w:rPr>
           <w:lang w:val="en-US"/>
         </w:rPr>
-        <w:lastRenderedPageBreak/>
         <w:t>Integrity check of load (see ref [3] §</w:t>
       </w:r>
       <w:r>
@@ -16148,16 +15911,11 @@
       <w:pPr>
         <w:pStyle w:val="Titre3"/>
       </w:pPr>
-      <w:bookmarkStart w:id="274" w:name="_Toc456106049"/>
-      <w:r>
-        <w:t xml:space="preserve">Data </w:t>
-      </w:r>
-      <w:proofErr w:type="spellStart"/>
-      <w:r>
-        <w:t>files</w:t>
-      </w:r>
-      <w:bookmarkEnd w:id="274"/>
-      <w:proofErr w:type="spellEnd"/>
+      <w:bookmarkStart w:id="276" w:name="_Toc456106049"/>
+      <w:r>
+        <w:t>Data files</w:t>
+      </w:r>
+      <w:bookmarkEnd w:id="276"/>
     </w:p>
     <w:p>
       <w:pPr>
@@ -16213,27 +15971,14 @@
       <w:pPr>
         <w:pStyle w:val="Titre3"/>
       </w:pPr>
-      <w:bookmarkStart w:id="275" w:name="_Toc456106050"/>
+      <w:bookmarkStart w:id="277" w:name="_Toc456106050"/>
       <w:r>
         <w:t>List</w:t>
       </w:r>
       <w:r>
-        <w:t>-</w:t>
-      </w:r>
-      <w:proofErr w:type="spellStart"/>
-      <w:r>
-        <w:t>of</w:t>
-      </w:r>
-      <w:proofErr w:type="spellEnd"/>
-      <w:r>
-        <w:t xml:space="preserve">-Files </w:t>
-      </w:r>
-      <w:proofErr w:type="spellStart"/>
-      <w:r>
-        <w:t>file</w:t>
-      </w:r>
-      <w:bookmarkEnd w:id="275"/>
-      <w:proofErr w:type="spellEnd"/>
+        <w:t>-of-Files file</w:t>
+      </w:r>
+      <w:bookmarkEnd w:id="277"/>
     </w:p>
     <w:p>
       <w:pPr>
@@ -16408,24 +16153,11 @@
       <w:pPr>
         <w:pStyle w:val="Titre3"/>
       </w:pPr>
-      <w:bookmarkStart w:id="276" w:name="_Toc456106051"/>
-      <w:r>
-        <w:t>List-</w:t>
-      </w:r>
-      <w:proofErr w:type="spellStart"/>
-      <w:r>
-        <w:t>of</w:t>
-      </w:r>
-      <w:proofErr w:type="spellEnd"/>
-      <w:r>
-        <w:t xml:space="preserve">-Loads </w:t>
-      </w:r>
-      <w:proofErr w:type="spellStart"/>
-      <w:r>
-        <w:t>file</w:t>
-      </w:r>
-      <w:bookmarkEnd w:id="276"/>
-      <w:proofErr w:type="spellEnd"/>
+      <w:bookmarkStart w:id="278" w:name="_Toc456106051"/>
+      <w:r>
+        <w:t>List-of-Loads file</w:t>
+      </w:r>
+      <w:bookmarkEnd w:id="278"/>
     </w:p>
     <w:p>
       <w:pPr>
@@ -16588,24 +16320,11 @@
       <w:pPr>
         <w:pStyle w:val="Titre3"/>
       </w:pPr>
-      <w:bookmarkStart w:id="277" w:name="_Toc456106052"/>
-      <w:r>
-        <w:t>List-</w:t>
-      </w:r>
-      <w:proofErr w:type="spellStart"/>
-      <w:r>
-        <w:t>of</w:t>
-      </w:r>
-      <w:proofErr w:type="spellEnd"/>
-      <w:r>
-        <w:t xml:space="preserve">-Batch </w:t>
-      </w:r>
-      <w:proofErr w:type="spellStart"/>
-      <w:r>
-        <w:t>file</w:t>
-      </w:r>
-      <w:bookmarkEnd w:id="277"/>
-      <w:proofErr w:type="spellEnd"/>
+      <w:bookmarkStart w:id="279" w:name="_Toc456106052"/>
+      <w:r>
+        <w:t>List-of-Batch file</w:t>
+      </w:r>
+      <w:bookmarkEnd w:id="279"/>
     </w:p>
     <w:p>
       <w:pPr>
@@ -16732,16 +16451,11 @@
       <w:pPr>
         <w:pStyle w:val="Titre3"/>
       </w:pPr>
-      <w:bookmarkStart w:id="278" w:name="_Toc456106053"/>
-      <w:r>
-        <w:t xml:space="preserve">Batch </w:t>
-      </w:r>
-      <w:proofErr w:type="spellStart"/>
-      <w:r>
-        <w:t>file</w:t>
-      </w:r>
-      <w:bookmarkEnd w:id="278"/>
-      <w:proofErr w:type="spellEnd"/>
+      <w:bookmarkStart w:id="280" w:name="_Toc456106053"/>
+      <w:r>
+        <w:t>Batch file</w:t>
+      </w:r>
+      <w:bookmarkEnd w:id="280"/>
     </w:p>
     <w:p>
       <w:pPr>
@@ -16801,14 +16515,14 @@
           <w:lang w:val="en-US"/>
         </w:rPr>
       </w:pPr>
-      <w:bookmarkStart w:id="279" w:name="_Toc456106054"/>
+      <w:bookmarkStart w:id="281" w:name="_Toc456106054"/>
       <w:r>
         <w:rPr>
           <w:lang w:val="en-US"/>
         </w:rPr>
         <w:t>LOAD STRUCTURE</w:t>
       </w:r>
-      <w:bookmarkEnd w:id="279"/>
+      <w:bookmarkEnd w:id="281"/>
     </w:p>
     <w:p>
       <w:pPr>
@@ -17017,7 +16731,7 @@
           <w:lang w:val="en-US"/>
         </w:rPr>
       </w:pPr>
-      <w:ins w:id="280" w:author="Pascal Heude" w:date="2026-07-30T23:07:00Z">
+      <w:ins w:id="282" w:author="Pascal Heude" w:date="2026-07-30T23:07:00Z">
         <w:r>
           <w:rPr>
             <w:lang w:val="en-US"/>
@@ -17037,27 +16751,21 @@
       <w:pPr>
         <w:pStyle w:val="Titre2"/>
       </w:pPr>
-      <w:bookmarkStart w:id="281" w:name="_Toc456106055"/>
+      <w:bookmarkStart w:id="283" w:name="_Toc456106055"/>
       <w:r>
         <w:t>Filenames</w:t>
       </w:r>
-      <w:bookmarkEnd w:id="281"/>
+      <w:bookmarkEnd w:id="283"/>
     </w:p>
     <w:p>
       <w:pPr>
         <w:pStyle w:val="Titre3"/>
       </w:pPr>
-      <w:bookmarkStart w:id="282" w:name="_Toc456106056"/>
-      <w:r>
-        <w:lastRenderedPageBreak/>
-        <w:t xml:space="preserve">Header </w:t>
-      </w:r>
-      <w:proofErr w:type="spellStart"/>
-      <w:r>
-        <w:t>file</w:t>
-      </w:r>
-      <w:bookmarkEnd w:id="282"/>
-      <w:proofErr w:type="spellEnd"/>
+      <w:bookmarkStart w:id="284" w:name="_Toc456106056"/>
+      <w:r>
+        <w:t>Header file</w:t>
+      </w:r>
+      <w:bookmarkEnd w:id="284"/>
     </w:p>
     <w:p>
       <w:pPr>
@@ -17152,29 +16860,25 @@
       <w:pPr>
         <w:pStyle w:val="Titre3"/>
       </w:pPr>
-      <w:bookmarkStart w:id="283" w:name="_Toc456106057"/>
-      <w:bookmarkStart w:id="284" w:name="_Ref236259785"/>
-      <w:r>
-        <w:t xml:space="preserve">Data </w:t>
-      </w:r>
-      <w:proofErr w:type="spellStart"/>
-      <w:r>
-        <w:t>files</w:t>
-      </w:r>
-      <w:bookmarkEnd w:id="283"/>
-      <w:bookmarkEnd w:id="284"/>
-      <w:proofErr w:type="spellEnd"/>
-    </w:p>
-    <w:p>
-      <w:pPr>
-        <w:rPr>
-          <w:lang w:val="en-US"/>
-        </w:rPr>
-      </w:pPr>
-      <w:r>
-        <w:rPr>
-          <w:lang w:val="en-US"/>
-        </w:rPr>
+      <w:bookmarkStart w:id="285" w:name="_Toc456106057"/>
+      <w:bookmarkStart w:id="286" w:name="_Ref236259785"/>
+      <w:r>
+        <w:t>Data files</w:t>
+      </w:r>
+      <w:bookmarkEnd w:id="285"/>
+      <w:bookmarkEnd w:id="286"/>
+    </w:p>
+    <w:p>
+      <w:pPr>
+        <w:rPr>
+          <w:lang w:val="en-US"/>
+        </w:rPr>
+      </w:pPr>
+      <w:r>
+        <w:rPr>
+          <w:lang w:val="en-US"/>
+        </w:rPr>
+        <w:lastRenderedPageBreak/>
         <w:t>The name of the data files is built</w:t>
       </w:r>
       <w:r>
@@ -17253,16 +16957,11 @@
       <w:pPr>
         <w:pStyle w:val="Titre3"/>
       </w:pPr>
-      <w:bookmarkStart w:id="285" w:name="_Toc456106058"/>
-      <w:r>
-        <w:t xml:space="preserve">Batch </w:t>
-      </w:r>
-      <w:proofErr w:type="spellStart"/>
-      <w:r>
-        <w:t>file</w:t>
-      </w:r>
-      <w:bookmarkEnd w:id="285"/>
-      <w:proofErr w:type="spellEnd"/>
+      <w:bookmarkStart w:id="287" w:name="_Toc456106058"/>
+      <w:r>
+        <w:t>Batch file</w:t>
+      </w:r>
+      <w:bookmarkEnd w:id="287"/>
     </w:p>
     <w:p>
       <w:pPr>
@@ -17401,23 +17100,7 @@
         <w:sz w:val="14"/>
         <w:lang w:val="en-US"/>
       </w:rPr>
-      <w:t xml:space="preserve">This document is the property of Assistance </w:t>
-    </w:r>
-    <w:proofErr w:type="spellStart"/>
-    <w:r>
-      <w:rPr>
-        <w:sz w:val="14"/>
-        <w:lang w:val="en-US"/>
-      </w:rPr>
-      <w:t>Informatique</w:t>
-    </w:r>
-    <w:proofErr w:type="spellEnd"/>
-    <w:r>
-      <w:rPr>
-        <w:sz w:val="14"/>
-        <w:lang w:val="en-US"/>
-      </w:rPr>
-      <w:t xml:space="preserve"> Toulouse and must not be disclosed nor reproduced with</w:t>
+      <w:t>This document is the property of Assistance Informatique Toulouse and must not be disclosed nor reproduced with</w:t>
     </w:r>
     <w:r>
       <w:rPr>
@@ -17444,21 +17127,12 @@
         <w:lang w:val="en-US"/>
       </w:rPr>
     </w:pPr>
-    <w:proofErr w:type="gramStart"/>
     <w:r>
       <w:rPr>
         <w:sz w:val="14"/>
         <w:lang w:val="en-US"/>
       </w:rPr>
-      <w:t>mailto :</w:t>
-    </w:r>
-    <w:proofErr w:type="gramEnd"/>
-    <w:r>
-      <w:rPr>
-        <w:sz w:val="14"/>
-        <w:lang w:val="en-US"/>
-      </w:rPr>
-      <w:t xml:space="preserve"> </w:t>
+      <w:t xml:space="preserve">mailto : </w:t>
     </w:r>
     <w:hyperlink r:id="rId1" w:history="1">
       <w:r>
@@ -17492,7 +17166,7 @@
       <w:rPr>
         <w:noProof/>
       </w:rPr>
-      <w:t>18</w:t>
+      <w:t>12</w:t>
     </w:r>
     <w:r>
       <w:fldChar w:fldCharType="end"/>
@@ -21911,7 +21585,7 @@
 </file>
 
 <file path=customXml/itemProps1.xml><?xml version="1.0" encoding="utf-8"?>
-<ds:datastoreItem xmlns:ds="http://schemas.openxmlformats.org/officeDocument/2006/customXml" ds:itemID="{5F235E04-9821-45D8-83AB-23E79034062E}">
+<ds:datastoreItem xmlns:ds="http://schemas.openxmlformats.org/officeDocument/2006/customXml" ds:itemID="{E1C5E0DB-0D8E-4F17-B81E-2D8DBB8DEEC0}">
   <ds:schemaRefs>
     <ds:schemaRef ds:uri="http://schemas.openxmlformats.org/officeDocument/2006/bibliography"/>
   </ds:schemaRefs>
